--- a/01-电源电路/02-开关电源/Cuk变换器/隔离型Cuk电路/隔离型Cuk电路.docx
+++ b/01-电源电路/02-开关电源/Cuk变换器/隔离型Cuk电路/隔离型Cuk电路.docx
@@ -2691,6 +2691,20 @@
     </w:p>
     <w:bookmarkEnd w:id="26"/>
     <w:bookmarkEnd w:id="27"/>
+    <w:p>
+      <w:pPr>
+        <w:spacing w:before="360"/>
+        <w:jc w:val="center"/>
+      </w:pPr>
+      <w:r>
+        <w:rPr>
+          <w:rFonts w:ascii="Times New Roman" w:hAnsi="Times New Roman"/>
+          <w:color w:val="555555"/>
+          <w:sz w:val="21"/>
+        </w:rPr>
+        <w:t>材料收集者：杜文杰</w:t>
+      </w:r>
+    </w:p>
     <w:sectPr>
       <w:headerReference r:id="rId9" w:type="default"/>
       <w:footerReference r:id="rId10" w:type="default"/>

--- a/01-电源电路/02-开关电源/Cuk变换器/隔离型Cuk电路/隔离型Cuk电路.docx
+++ b/01-电源电路/02-开关电源/Cuk变换器/隔离型Cuk电路/隔离型Cuk电路.docx
@@ -1,6 +1,6 @@
 
 <file path=word/document.xml><?xml version="1.0" encoding="utf-8"?>
-<w:document xmlns:w="http://schemas.openxmlformats.org/wordprocessingml/2006/main" xmlns:m="http://schemas.openxmlformats.org/officeDocument/2006/math" xmlns:r="http://schemas.openxmlformats.org/officeDocument/2006/relationships" xmlns:o="urn:schemas-microsoft-com:office:office" xmlns:v="urn:schemas-microsoft-com:vml" xmlns:w10="urn:schemas-microsoft-com:office:word" xmlns:a="http://schemas.openxmlformats.org/drawingml/2006/main" xmlns:pic="http://schemas.openxmlformats.org/drawingml/2006/picture" xmlns:wp="http://schemas.openxmlformats.org/drawingml/2006/wordprocessingDrawing">
+<w:document xmlns:m="http://schemas.openxmlformats.org/officeDocument/2006/math" xmlns:r="http://schemas.openxmlformats.org/officeDocument/2006/relationships" xmlns:w="http://schemas.openxmlformats.org/wordprocessingml/2006/main" xmlns:o="urn:schemas-microsoft-com:office:office" xmlns:v="urn:schemas-microsoft-com:vml" xmlns:w10="urn:schemas-microsoft-com:office:word" xmlns:a="http://schemas.openxmlformats.org/drawingml/2006/main" xmlns:pic="http://schemas.openxmlformats.org/drawingml/2006/picture" xmlns:wp="http://schemas.openxmlformats.org/drawingml/2006/wordprocessingDrawing">
   <w:body>
     <w:bookmarkStart w:id="27" w:name="隔离型-cuk-电路"/>
     <w:p>
@@ -9,16 +9,19 @@
       </w:pPr>
       <w:r>
         <w:rPr>
-          <w:rFonts w:hint="eastAsia"/>
+          <w:rFonts w:hint="eastAsia" w:eastAsia="黑体"/>
         </w:rPr>
         <w:t xml:space="preserve">隔离型</w:t>
       </w:r>
       <w:r>
+        <w:rPr>
+          <w:rFonts w:eastAsia="黑体"/>
+        </w:rPr>
         <w:t xml:space="preserve"> Cuk </w:t>
       </w:r>
       <w:r>
         <w:rPr>
-          <w:rFonts w:hint="eastAsia"/>
+          <w:rFonts w:hint="eastAsia" w:eastAsia="黑体"/>
         </w:rPr>
         <w:t xml:space="preserve">电路</w:t>
       </w:r>
@@ -30,7 +33,7 @@
       </w:pPr>
       <w:r>
         <w:rPr>
-          <w:rFonts w:hint="eastAsia"/>
+          <w:rFonts w:hint="eastAsia" w:eastAsia="黑体"/>
         </w:rPr>
         <w:t xml:space="preserve">拓扑描述</w:t>
       </w:r>
@@ -41,65 +44,86 @@
       </w:pPr>
       <w:r>
         <w:rPr>
-          <w:rFonts w:hint="eastAsia"/>
+          <w:rFonts w:hint="eastAsia" w:eastAsia="黑体"/>
         </w:rPr>
         <w:t xml:space="preserve">电路由输入电感</w:t>
       </w:r>
       <w:r>
+        <w:rPr>
+          <w:rFonts w:eastAsia="黑体"/>
+        </w:rPr>
         <w:t xml:space="preserve"> </w:t>
       </w:r>
       <w:r>
         <w:rPr>
-          <w:rFonts w:hint="eastAsia"/>
+          <w:rFonts w:hint="eastAsia" w:eastAsia="黑体"/>
         </w:rPr>
         <w:t xml:space="preserve">L1、开关管</w:t>
       </w:r>
       <w:r>
+        <w:rPr>
+          <w:rFonts w:eastAsia="黑体"/>
+        </w:rPr>
         <w:t xml:space="preserve"> </w:t>
       </w:r>
       <w:r>
         <w:rPr>
-          <w:rFonts w:hint="eastAsia"/>
+          <w:rFonts w:hint="eastAsia" w:eastAsia="黑体"/>
         </w:rPr>
         <w:t xml:space="preserve">S、隔离变压器</w:t>
       </w:r>
       <w:r>
+        <w:rPr>
+          <w:rFonts w:eastAsia="黑体"/>
+        </w:rPr>
         <w:t xml:space="preserve"> </w:t>
       </w:r>
       <w:r>
         <w:rPr>
-          <w:rFonts w:hint="eastAsia"/>
+          <w:rFonts w:hint="eastAsia" w:eastAsia="黑体"/>
         </w:rPr>
         <w:t xml:space="preserve">T、副边整流二极管</w:t>
       </w:r>
       <w:r>
+        <w:rPr>
+          <w:rFonts w:eastAsia="黑体"/>
+        </w:rPr>
         <w:t xml:space="preserve"> </w:t>
       </w:r>
       <w:r>
         <w:rPr>
-          <w:rFonts w:hint="eastAsia"/>
+          <w:rFonts w:hint="eastAsia" w:eastAsia="黑体"/>
         </w:rPr>
         <w:t xml:space="preserve">D、输出电感</w:t>
       </w:r>
       <w:r>
+        <w:rPr>
+          <w:rFonts w:eastAsia="黑体"/>
+        </w:rPr>
         <w:t xml:space="preserve"> L2 </w:t>
       </w:r>
       <w:r>
         <w:rPr>
-          <w:rFonts w:hint="eastAsia"/>
+          <w:rFonts w:hint="eastAsia" w:eastAsia="黑体"/>
         </w:rPr>
         <w:t xml:space="preserve">与输出电容</w:t>
       </w:r>
       <w:r>
+        <w:rPr>
+          <w:rFonts w:eastAsia="黑体"/>
+        </w:rPr>
         <w:t xml:space="preserve"> C2 </w:t>
       </w:r>
       <w:r>
         <w:rPr>
-          <w:rFonts w:hint="eastAsia"/>
+          <w:rFonts w:hint="eastAsia" w:eastAsia="黑体"/>
         </w:rPr>
         <w:t xml:space="preserve">六个元件组成。关键节点如下：输入节点</w:t>
       </w:r>
       <w:r>
+        <w:rPr>
+          <w:rFonts w:eastAsia="黑体"/>
+        </w:rPr>
         <w:t xml:space="preserve"> </w:t>
       </w:r>
       <m:oMath>
@@ -120,146 +144,194 @@
         </m:sSub>
       </m:oMath>
       <w:r>
+        <w:rPr>
+          <w:rFonts w:eastAsia="黑体"/>
+        </w:rPr>
         <w:t xml:space="preserve"> </w:t>
       </w:r>
       <w:r>
         <w:rPr>
-          <w:rFonts w:hint="eastAsia"/>
+          <w:rFonts w:hint="eastAsia" w:eastAsia="黑体"/>
         </w:rPr>
         <w:t xml:space="preserve">接输入电感</w:t>
       </w:r>
       <w:r>
+        <w:rPr>
+          <w:rFonts w:eastAsia="黑体"/>
+        </w:rPr>
         <w:t xml:space="preserve"> L1 </w:t>
       </w:r>
       <w:r>
         <w:rPr>
-          <w:rFonts w:hint="eastAsia"/>
+          <w:rFonts w:hint="eastAsia" w:eastAsia="黑体"/>
         </w:rPr>
         <w:t xml:space="preserve">的入端；原边节点</w:t>
       </w:r>
       <w:r>
+        <w:rPr>
+          <w:rFonts w:eastAsia="黑体"/>
+        </w:rPr>
         <w:t xml:space="preserve"> A </w:t>
       </w:r>
       <w:r>
         <w:rPr>
-          <w:rFonts w:hint="eastAsia"/>
+          <w:rFonts w:hint="eastAsia" w:eastAsia="黑体"/>
         </w:rPr>
         <w:t xml:space="preserve">由</w:t>
       </w:r>
       <w:r>
+        <w:rPr>
+          <w:rFonts w:eastAsia="黑体"/>
+        </w:rPr>
         <w:t xml:space="preserve"> L1 </w:t>
       </w:r>
       <w:r>
         <w:rPr>
-          <w:rFonts w:hint="eastAsia"/>
+          <w:rFonts w:hint="eastAsia" w:eastAsia="黑体"/>
         </w:rPr>
         <w:t xml:space="preserve">的出端与变压器</w:t>
       </w:r>
       <w:r>
+        <w:rPr>
+          <w:rFonts w:eastAsia="黑体"/>
+        </w:rPr>
         <w:t xml:space="preserve"> T </w:t>
       </w:r>
       <w:r>
         <w:rPr>
-          <w:rFonts w:hint="eastAsia"/>
+          <w:rFonts w:hint="eastAsia" w:eastAsia="黑体"/>
         </w:rPr>
         <w:t xml:space="preserve">初级同名端相连而成；原边开关节点</w:t>
       </w:r>
       <w:r>
+        <w:rPr>
+          <w:rFonts w:eastAsia="黑体"/>
+        </w:rPr>
         <w:t xml:space="preserve"> B </w:t>
       </w:r>
       <w:r>
         <w:rPr>
-          <w:rFonts w:hint="eastAsia"/>
+          <w:rFonts w:hint="eastAsia" w:eastAsia="黑体"/>
         </w:rPr>
         <w:t xml:space="preserve">由变压器</w:t>
       </w:r>
       <w:r>
+        <w:rPr>
+          <w:rFonts w:eastAsia="黑体"/>
+        </w:rPr>
         <w:t xml:space="preserve"> T </w:t>
       </w:r>
       <w:r>
         <w:rPr>
-          <w:rFonts w:hint="eastAsia"/>
+          <w:rFonts w:hint="eastAsia" w:eastAsia="黑体"/>
         </w:rPr>
         <w:t xml:space="preserve">初级异名端与开关管</w:t>
       </w:r>
       <w:r>
+        <w:rPr>
+          <w:rFonts w:eastAsia="黑体"/>
+        </w:rPr>
         <w:t xml:space="preserve"> S </w:t>
       </w:r>
       <w:r>
         <w:rPr>
-          <w:rFonts w:hint="eastAsia"/>
+          <w:rFonts w:hint="eastAsia" w:eastAsia="黑体"/>
         </w:rPr>
         <w:t xml:space="preserve">的漏极相连而成；原边地</w:t>
       </w:r>
       <w:r>
+        <w:rPr>
+          <w:rFonts w:eastAsia="黑体"/>
+        </w:rPr>
         <w:t xml:space="preserve"> GND_pri </w:t>
       </w:r>
       <w:r>
         <w:rPr>
-          <w:rFonts w:hint="eastAsia"/>
+          <w:rFonts w:hint="eastAsia" w:eastAsia="黑体"/>
         </w:rPr>
         <w:t xml:space="preserve">为开关管</w:t>
       </w:r>
       <w:r>
+        <w:rPr>
+          <w:rFonts w:eastAsia="黑体"/>
+        </w:rPr>
         <w:t xml:space="preserve"> S </w:t>
       </w:r>
       <w:r>
         <w:rPr>
-          <w:rFonts w:hint="eastAsia"/>
+          <w:rFonts w:hint="eastAsia" w:eastAsia="黑体"/>
         </w:rPr>
         <w:t xml:space="preserve">源极；副边整流节点</w:t>
       </w:r>
       <w:r>
+        <w:rPr>
+          <w:rFonts w:eastAsia="黑体"/>
+        </w:rPr>
         <w:t xml:space="preserve"> C </w:t>
       </w:r>
       <w:r>
         <w:rPr>
-          <w:rFonts w:hint="eastAsia"/>
+          <w:rFonts w:hint="eastAsia" w:eastAsia="黑体"/>
         </w:rPr>
         <w:t xml:space="preserve">由变压器</w:t>
       </w:r>
       <w:r>
+        <w:rPr>
+          <w:rFonts w:eastAsia="黑体"/>
+        </w:rPr>
         <w:t xml:space="preserve"> T </w:t>
       </w:r>
       <w:r>
         <w:rPr>
-          <w:rFonts w:hint="eastAsia"/>
+          <w:rFonts w:hint="eastAsia" w:eastAsia="黑体"/>
         </w:rPr>
         <w:t xml:space="preserve">次级异名端与二极管</w:t>
       </w:r>
       <w:r>
+        <w:rPr>
+          <w:rFonts w:eastAsia="黑体"/>
+        </w:rPr>
         <w:t xml:space="preserve"> D </w:t>
       </w:r>
       <w:r>
         <w:rPr>
-          <w:rFonts w:hint="eastAsia"/>
+          <w:rFonts w:hint="eastAsia" w:eastAsia="黑体"/>
         </w:rPr>
         <w:t xml:space="preserve">的阳极相连而成；中间节点</w:t>
       </w:r>
       <w:r>
+        <w:rPr>
+          <w:rFonts w:eastAsia="黑体"/>
+        </w:rPr>
         <w:t xml:space="preserve"> E </w:t>
       </w:r>
       <w:r>
         <w:rPr>
-          <w:rFonts w:hint="eastAsia"/>
+          <w:rFonts w:hint="eastAsia" w:eastAsia="黑体"/>
         </w:rPr>
         <w:t xml:space="preserve">由二极管</w:t>
       </w:r>
       <w:r>
+        <w:rPr>
+          <w:rFonts w:eastAsia="黑体"/>
+        </w:rPr>
         <w:t xml:space="preserve"> D </w:t>
       </w:r>
       <w:r>
         <w:rPr>
-          <w:rFonts w:hint="eastAsia"/>
+          <w:rFonts w:hint="eastAsia" w:eastAsia="黑体"/>
         </w:rPr>
         <w:t xml:space="preserve">的阴极与输出电感</w:t>
       </w:r>
       <w:r>
+        <w:rPr>
+          <w:rFonts w:eastAsia="黑体"/>
+        </w:rPr>
         <w:t xml:space="preserve"> L2 </w:t>
       </w:r>
       <w:r>
         <w:rPr>
-          <w:rFonts w:hint="eastAsia"/>
+          <w:rFonts w:hint="eastAsia" w:eastAsia="黑体"/>
         </w:rPr>
         <w:t xml:space="preserve">的入端相连而成；输出节点（负极性）</w:t>
       </w:r>
@@ -284,56 +356,74 @@
         </m:sSub>
       </m:oMath>
       <w:r>
+        <w:rPr>
+          <w:rFonts w:eastAsia="黑体"/>
+        </w:rPr>
         <w:t xml:space="preserve"> </w:t>
       </w:r>
       <w:r>
         <w:rPr>
-          <w:rFonts w:hint="eastAsia"/>
+          <w:rFonts w:hint="eastAsia" w:eastAsia="黑体"/>
         </w:rPr>
         <w:t xml:space="preserve">由</w:t>
       </w:r>
       <w:r>
+        <w:rPr>
+          <w:rFonts w:eastAsia="黑体"/>
+        </w:rPr>
         <w:t xml:space="preserve"> L2 </w:t>
       </w:r>
       <w:r>
         <w:rPr>
-          <w:rFonts w:hint="eastAsia"/>
+          <w:rFonts w:hint="eastAsia" w:eastAsia="黑体"/>
         </w:rPr>
         <w:t xml:space="preserve">的出端与输出电容</w:t>
       </w:r>
       <w:r>
+        <w:rPr>
+          <w:rFonts w:eastAsia="黑体"/>
+        </w:rPr>
         <w:t xml:space="preserve"> C2 </w:t>
       </w:r>
       <w:r>
         <w:rPr>
-          <w:rFonts w:hint="eastAsia"/>
+          <w:rFonts w:hint="eastAsia" w:eastAsia="黑体"/>
         </w:rPr>
         <w:t xml:space="preserve">的上端相连并接负载；副边地</w:t>
       </w:r>
       <w:r>
+        <w:rPr>
+          <w:rFonts w:eastAsia="黑体"/>
+        </w:rPr>
         <w:t xml:space="preserve"> GND_sec </w:t>
       </w:r>
       <w:r>
         <w:rPr>
-          <w:rFonts w:hint="eastAsia"/>
+          <w:rFonts w:hint="eastAsia" w:eastAsia="黑体"/>
         </w:rPr>
         <w:t xml:space="preserve">由变压器</w:t>
       </w:r>
       <w:r>
+        <w:rPr>
+          <w:rFonts w:eastAsia="黑体"/>
+        </w:rPr>
         <w:t xml:space="preserve"> T </w:t>
       </w:r>
       <w:r>
         <w:rPr>
-          <w:rFonts w:hint="eastAsia"/>
+          <w:rFonts w:hint="eastAsia" w:eastAsia="黑体"/>
         </w:rPr>
         <w:t xml:space="preserve">次级同名端、输出电容</w:t>
       </w:r>
       <w:r>
+        <w:rPr>
+          <w:rFonts w:eastAsia="黑体"/>
+        </w:rPr>
         <w:t xml:space="preserve"> C2 </w:t>
       </w:r>
       <w:r>
         <w:rPr>
-          <w:rFonts w:hint="eastAsia"/>
+          <w:rFonts w:hint="eastAsia" w:eastAsia="黑体"/>
         </w:rPr>
         <w:t xml:space="preserve">的下端相连而成。</w:t>
       </w:r>
@@ -342,20 +432,26 @@
       <w:pPr/>
       <w:r>
         <w:rPr>
-          <w:rFonts w:hint="eastAsia"/>
+          <w:rFonts w:hint="eastAsia" w:eastAsia="黑体"/>
         </w:rPr>
         <w:t xml:space="preserve">各元件管脚连接：输入电感</w:t>
       </w:r>
       <w:r>
+        <w:rPr>
+          <w:rFonts w:eastAsia="黑体"/>
+        </w:rPr>
         <w:t xml:space="preserve"> L1 </w:t>
       </w:r>
       <w:r>
         <w:rPr>
-          <w:rFonts w:hint="eastAsia"/>
+          <w:rFonts w:hint="eastAsia" w:eastAsia="黑体"/>
         </w:rPr>
         <w:t xml:space="preserve">一端接输入节点</w:t>
       </w:r>
       <w:r>
+        <w:rPr>
+          <w:rFonts w:eastAsia="黑体"/>
+        </w:rPr>
         <w:t xml:space="preserve"> </w:t>
       </w:r>
       <m:oMath>
@@ -377,155 +473,206 @@
       </m:oMath>
       <w:r>
         <w:rPr>
-          <w:rFonts w:hint="eastAsia"/>
+          <w:rFonts w:hint="eastAsia" w:eastAsia="黑体"/>
         </w:rPr>
         <w:t xml:space="preserve">、另一端接原边节点</w:t>
       </w:r>
       <w:r>
+        <w:rPr>
+          <w:rFonts w:eastAsia="黑体"/>
+        </w:rPr>
         <w:t xml:space="preserve"> </w:t>
       </w:r>
       <w:r>
         <w:rPr>
-          <w:rFonts w:hint="eastAsia"/>
+          <w:rFonts w:hint="eastAsia" w:eastAsia="黑体"/>
         </w:rPr>
         <w:t xml:space="preserve">A；变压器</w:t>
       </w:r>
       <w:r>
+        <w:rPr>
+          <w:rFonts w:eastAsia="黑体"/>
+        </w:rPr>
         <w:t xml:space="preserve"> T </w:t>
       </w:r>
       <w:r>
         <w:rPr>
-          <w:rFonts w:hint="eastAsia"/>
+          <w:rFonts w:hint="eastAsia" w:eastAsia="黑体"/>
         </w:rPr>
         <w:t xml:space="preserve">初级同名端接原边节点</w:t>
       </w:r>
       <w:r>
+        <w:rPr>
+          <w:rFonts w:eastAsia="黑体"/>
+        </w:rPr>
         <w:t xml:space="preserve"> </w:t>
       </w:r>
       <w:r>
         <w:rPr>
-          <w:rFonts w:hint="eastAsia"/>
+          <w:rFonts w:hint="eastAsia" w:eastAsia="黑体"/>
         </w:rPr>
         <w:t xml:space="preserve">A、初级异名端接原边开关节点</w:t>
       </w:r>
       <w:r>
+        <w:rPr>
+          <w:rFonts w:eastAsia="黑体"/>
+        </w:rPr>
         <w:t xml:space="preserve"> </w:t>
       </w:r>
       <w:r>
         <w:rPr>
-          <w:rFonts w:hint="eastAsia"/>
+          <w:rFonts w:hint="eastAsia" w:eastAsia="黑体"/>
         </w:rPr>
         <w:t xml:space="preserve">B，次级同名端接副边地</w:t>
       </w:r>
       <w:r>
+        <w:rPr>
+          <w:rFonts w:eastAsia="黑体"/>
+        </w:rPr>
         <w:t xml:space="preserve"> </w:t>
       </w:r>
       <w:r>
         <w:rPr>
-          <w:rFonts w:hint="eastAsia"/>
+          <w:rFonts w:hint="eastAsia" w:eastAsia="黑体"/>
         </w:rPr>
         <w:t xml:space="preserve">GND_sec、次级异名端接副边整流节点</w:t>
       </w:r>
       <w:r>
+        <w:rPr>
+          <w:rFonts w:eastAsia="黑体"/>
+        </w:rPr>
         <w:t xml:space="preserve"> </w:t>
       </w:r>
       <w:r>
         <w:rPr>
-          <w:rFonts w:hint="eastAsia"/>
+          <w:rFonts w:hint="eastAsia" w:eastAsia="黑体"/>
         </w:rPr>
         <w:t xml:space="preserve">C；开关管</w:t>
       </w:r>
       <w:r>
+        <w:rPr>
+          <w:rFonts w:eastAsia="黑体"/>
+        </w:rPr>
         <w:t xml:space="preserve"> S </w:t>
       </w:r>
       <w:r>
         <w:rPr>
-          <w:rFonts w:hint="eastAsia"/>
+          <w:rFonts w:hint="eastAsia" w:eastAsia="黑体"/>
         </w:rPr>
         <w:t xml:space="preserve">的漏极接原边开关节点</w:t>
       </w:r>
       <w:r>
+        <w:rPr>
+          <w:rFonts w:eastAsia="黑体"/>
+        </w:rPr>
         <w:t xml:space="preserve"> </w:t>
       </w:r>
       <w:r>
         <w:rPr>
-          <w:rFonts w:hint="eastAsia"/>
+          <w:rFonts w:hint="eastAsia" w:eastAsia="黑体"/>
         </w:rPr>
         <w:t xml:space="preserve">B、源极接原边地</w:t>
       </w:r>
       <w:r>
+        <w:rPr>
+          <w:rFonts w:eastAsia="黑体"/>
+        </w:rPr>
         <w:t xml:space="preserve"> </w:t>
       </w:r>
       <w:r>
         <w:rPr>
-          <w:rFonts w:hint="eastAsia"/>
+          <w:rFonts w:hint="eastAsia" w:eastAsia="黑体"/>
         </w:rPr>
         <w:t xml:space="preserve">GND_pri、栅极</w:t>
       </w:r>
       <w:r>
+        <w:rPr>
+          <w:rFonts w:eastAsia="黑体"/>
+        </w:rPr>
         <w:t xml:space="preserve"> G </w:t>
       </w:r>
       <w:r>
         <w:rPr>
-          <w:rFonts w:hint="eastAsia"/>
+          <w:rFonts w:hint="eastAsia" w:eastAsia="黑体"/>
         </w:rPr>
         <w:t xml:space="preserve">接</w:t>
       </w:r>
       <w:r>
+        <w:rPr>
+          <w:rFonts w:eastAsia="黑体"/>
+        </w:rPr>
         <w:t xml:space="preserve"> PWM </w:t>
       </w:r>
       <w:r>
         <w:rPr>
-          <w:rFonts w:hint="eastAsia"/>
+          <w:rFonts w:hint="eastAsia" w:eastAsia="黑体"/>
         </w:rPr>
         <w:t xml:space="preserve">控制信号；整流二极管</w:t>
       </w:r>
       <w:r>
+        <w:rPr>
+          <w:rFonts w:eastAsia="黑体"/>
+        </w:rPr>
         <w:t xml:space="preserve"> D </w:t>
       </w:r>
       <w:r>
         <w:rPr>
-          <w:rFonts w:hint="eastAsia"/>
+          <w:rFonts w:hint="eastAsia" w:eastAsia="黑体"/>
         </w:rPr>
         <w:t xml:space="preserve">的阳极接副边整流节点</w:t>
       </w:r>
       <w:r>
+        <w:rPr>
+          <w:rFonts w:eastAsia="黑体"/>
+        </w:rPr>
         <w:t xml:space="preserve"> </w:t>
       </w:r>
       <w:r>
         <w:rPr>
-          <w:rFonts w:hint="eastAsia"/>
+          <w:rFonts w:hint="eastAsia" w:eastAsia="黑体"/>
         </w:rPr>
         <w:t xml:space="preserve">C、阴极接中间节点</w:t>
       </w:r>
       <w:r>
+        <w:rPr>
+          <w:rFonts w:eastAsia="黑体"/>
+        </w:rPr>
         <w:t xml:space="preserve"> </w:t>
       </w:r>
       <w:r>
         <w:rPr>
-          <w:rFonts w:hint="eastAsia"/>
+          <w:rFonts w:hint="eastAsia" w:eastAsia="黑体"/>
         </w:rPr>
         <w:t xml:space="preserve">E；输出电感</w:t>
       </w:r>
       <w:r>
+        <w:rPr>
+          <w:rFonts w:eastAsia="黑体"/>
+        </w:rPr>
         <w:t xml:space="preserve"> L2 </w:t>
       </w:r>
       <w:r>
         <w:rPr>
-          <w:rFonts w:hint="eastAsia"/>
+          <w:rFonts w:hint="eastAsia" w:eastAsia="黑体"/>
         </w:rPr>
         <w:t xml:space="preserve">一端接中间节点</w:t>
       </w:r>
       <w:r>
+        <w:rPr>
+          <w:rFonts w:eastAsia="黑体"/>
+        </w:rPr>
         <w:t xml:space="preserve"> </w:t>
       </w:r>
       <w:r>
         <w:rPr>
-          <w:rFonts w:hint="eastAsia"/>
+          <w:rFonts w:hint="eastAsia" w:eastAsia="黑体"/>
         </w:rPr>
         <w:t xml:space="preserve">E、另一端接输出节点</w:t>
       </w:r>
       <w:r>
+        <w:rPr>
+          <w:rFonts w:eastAsia="黑体"/>
+        </w:rPr>
         <w:t xml:space="preserve"> </w:t>
       </w:r>
       <m:oMath>
@@ -550,20 +697,26 @@
       </m:oMath>
       <w:r>
         <w:rPr>
-          <w:rFonts w:hint="eastAsia"/>
+          <w:rFonts w:hint="eastAsia" w:eastAsia="黑体"/>
         </w:rPr>
         <w:t xml:space="preserve">；输出电容</w:t>
       </w:r>
       <w:r>
+        <w:rPr>
+          <w:rFonts w:eastAsia="黑体"/>
+        </w:rPr>
         <w:t xml:space="preserve"> C2 </w:t>
       </w:r>
       <w:r>
         <w:rPr>
-          <w:rFonts w:hint="eastAsia"/>
+          <w:rFonts w:hint="eastAsia" w:eastAsia="黑体"/>
         </w:rPr>
         <w:t xml:space="preserve">上端接输出节点</w:t>
       </w:r>
       <w:r>
+        <w:rPr>
+          <w:rFonts w:eastAsia="黑体"/>
+        </w:rPr>
         <w:t xml:space="preserve"> </w:t>
       </w:r>
       <m:oMath>
@@ -588,20 +741,26 @@
       </m:oMath>
       <w:r>
         <w:rPr>
-          <w:rFonts w:hint="eastAsia"/>
+          <w:rFonts w:hint="eastAsia" w:eastAsia="黑体"/>
         </w:rPr>
         <w:t xml:space="preserve">、下端接副边地</w:t>
       </w:r>
       <w:r>
+        <w:rPr>
+          <w:rFonts w:eastAsia="黑体"/>
+        </w:rPr>
         <w:t xml:space="preserve"> </w:t>
       </w:r>
       <w:r>
         <w:rPr>
-          <w:rFonts w:hint="eastAsia"/>
+          <w:rFonts w:hint="eastAsia" w:eastAsia="黑体"/>
         </w:rPr>
         <w:t xml:space="preserve">GND_sec；负载跨接</w:t>
       </w:r>
       <w:r>
+        <w:rPr>
+          <w:rFonts w:eastAsia="黑体"/>
+        </w:rPr>
         <w:t xml:space="preserve"> </w:t>
       </w:r>
       <m:oMath>
@@ -625,15 +784,21 @@
         </m:sSub>
       </m:oMath>
       <w:r>
+        <w:rPr>
+          <w:rFonts w:eastAsia="黑体"/>
+        </w:rPr>
         <w:t xml:space="preserve"> </w:t>
       </w:r>
       <w:r>
         <w:rPr>
-          <w:rFonts w:hint="eastAsia"/>
+          <w:rFonts w:hint="eastAsia" w:eastAsia="黑体"/>
         </w:rPr>
         <w:t xml:space="preserve">与</w:t>
       </w:r>
       <w:r>
+        <w:rPr>
+          <w:rFonts w:eastAsia="黑体"/>
+        </w:rPr>
         <w:t xml:space="preserve"> GND_sec。</w:t>
       </w:r>
     </w:p>
@@ -641,34 +806,43 @@
       <w:pPr/>
       <w:r>
         <w:rPr>
-          <w:rFonts w:hint="eastAsia"/>
+          <w:rFonts w:hint="eastAsia" w:eastAsia="黑体"/>
         </w:rPr>
         <w:t xml:space="preserve">就组态而言，这是把基本</w:t>
       </w:r>
       <w:r>
+        <w:rPr>
+          <w:rFonts w:eastAsia="黑体"/>
+        </w:rPr>
         <w:t xml:space="preserve"> Cuk </w:t>
       </w:r>
       <w:r>
         <w:rPr>
-          <w:rFonts w:hint="eastAsia"/>
+          <w:rFonts w:hint="eastAsia" w:eastAsia="黑体"/>
         </w:rPr>
         <w:t xml:space="preserve">的耦合电容替换为隔离变压器形成的隔离型</w:t>
       </w:r>
       <w:r>
+        <w:rPr>
+          <w:rFonts w:eastAsia="黑体"/>
+        </w:rPr>
         <w:t xml:space="preserve"> Cuk </w:t>
       </w:r>
       <w:r>
         <w:rPr>
-          <w:rFonts w:hint="eastAsia"/>
+          <w:rFonts w:hint="eastAsia" w:eastAsia="黑体"/>
         </w:rPr>
         <w:t xml:space="preserve">变换器：原边</w:t>
       </w:r>
       <w:r>
+        <w:rPr>
+          <w:rFonts w:eastAsia="黑体"/>
+        </w:rPr>
         <w:t xml:space="preserve"> L1 </w:t>
       </w:r>
       <w:r>
         <w:rPr>
-          <w:rFonts w:hint="eastAsia"/>
+          <w:rFonts w:hint="eastAsia" w:eastAsia="黑体"/>
         </w:rPr>
         <w:t xml:space="preserve">与变压器初级串联后再经开关管接地，副边经二极管整流、输出电感平滑后向负载供电，通过变压器实现原副边电气隔离，保留升降压与输出反相特性。</w:t>
       </w:r>
@@ -681,7 +855,7 @@
       </w:pPr>
       <w:r>
         <w:rPr>
-          <w:rFonts w:hint="eastAsia"/>
+          <w:rFonts w:hint="eastAsia" w:eastAsia="黑体"/>
         </w:rPr>
         <w:t xml:space="preserve">工作原理</w:t>
       </w:r>
@@ -692,7 +866,7 @@
       </w:pPr>
       <w:r>
         <w:rPr>
-          <w:rFonts w:hint="eastAsia"/>
+          <w:rFonts w:hint="eastAsia" w:eastAsia="黑体"/>
         </w:rPr>
         <w:t xml:space="preserve">开关管导通时输入电感储能，变压器原边激磁电流建立；关断时变压器副边感应出反向电压，经二极管整流、输出电感平滑后向负载供电。变压器的变比与占空比共同决定输出电压，原副边地之间实现隔离。</w:t>
       </w:r>
@@ -705,7 +879,7 @@
       </w:pPr>
       <w:r>
         <w:rPr>
-          <w:rFonts w:hint="eastAsia"/>
+          <w:rFonts w:hint="eastAsia" w:eastAsia="黑体"/>
         </w:rPr>
         <w:t xml:space="preserve">关键计算公式</w:t>
       </w:r>
@@ -719,7 +893,7 @@
       </w:pPr>
       <w:r>
         <w:rPr>
-          <w:rFonts w:hint="eastAsia"/>
+          <w:rFonts w:hint="eastAsia" w:eastAsia="黑体"/>
         </w:rPr>
         <w:t xml:space="preserve">理想电压增益（CCM）：</w:t>
       </w:r>
@@ -818,7 +992,7 @@
       </w:pPr>
       <w:r>
         <w:rPr>
-          <w:rFonts w:hint="eastAsia"/>
+          <w:rFonts w:hint="eastAsia" w:eastAsia="黑体"/>
         </w:rPr>
         <w:t xml:space="preserve">占空比与电压关系：</w:t>
       </w:r>
@@ -923,7 +1097,7 @@
       </w:pPr>
       <w:r>
         <w:rPr>
-          <w:rFonts w:hint="eastAsia"/>
+          <w:rFonts w:hint="eastAsia" w:eastAsia="黑体"/>
         </w:rPr>
         <w:t xml:space="preserve">输入电感纹波电流：</w:t>
       </w:r>
@@ -1028,7 +1202,7 @@
       </w:pPr>
       <w:r>
         <w:rPr>
-          <w:rFonts w:hint="eastAsia"/>
+          <w:rFonts w:hint="eastAsia" w:eastAsia="黑体"/>
         </w:rPr>
         <w:t xml:space="preserve">输出电感纹波电流：</w:t>
       </w:r>
@@ -1136,7 +1310,7 @@
       </w:pPr>
       <w:r>
         <w:rPr>
-          <w:rFonts w:hint="eastAsia"/>
+          <w:rFonts w:hint="eastAsia" w:eastAsia="黑体"/>
         </w:rPr>
         <w:t xml:space="preserve">输出电压纹波：</w:t>
       </w:r>
@@ -1269,7 +1443,7 @@
             </w:pPr>
             <w:r>
               <w:rPr>
-                <w:rFonts w:hint="eastAsia"/>
+                <w:rFonts w:hint="eastAsia" w:eastAsia="黑体"/>
               </w:rPr>
               <w:t xml:space="preserve">符号</w:t>
             </w:r>
@@ -1283,7 +1457,7 @@
             </w:pPr>
             <w:r>
               <w:rPr>
-                <w:rFonts w:hint="eastAsia"/>
+                <w:rFonts w:hint="eastAsia" w:eastAsia="黑体"/>
               </w:rPr>
               <w:t xml:space="preserve">含义</w:t>
             </w:r>
@@ -1297,7 +1471,7 @@
             </w:pPr>
             <w:r>
               <w:rPr>
-                <w:rFonts w:hint="eastAsia"/>
+                <w:rFonts w:hint="eastAsia" w:eastAsia="黑体"/>
               </w:rPr>
               <w:t xml:space="preserve">单位</w:t>
             </w:r>
@@ -1329,6 +1503,9 @@
               </m:sSub>
             </m:oMath>
             <w:r>
+              <w:rPr>
+                <w:rFonts w:eastAsia="黑体"/>
+              </w:rPr>
               <w:t xml:space="preserve">​</w:t>
             </w:r>
           </w:p>
@@ -1341,7 +1518,7 @@
             </w:pPr>
             <w:r>
               <w:rPr>
-                <w:rFonts w:hint="eastAsia"/>
+                <w:rFonts w:hint="eastAsia" w:eastAsia="黑体"/>
               </w:rPr>
               <w:t xml:space="preserve">输入电压</w:t>
             </w:r>
@@ -1354,6 +1531,9 @@
               <w:pStyle w:val="Compact"/>
             </w:pPr>
             <w:r>
+              <w:rPr>
+                <w:rFonts w:eastAsia="黑体"/>
+              </w:rPr>
               <w:t xml:space="preserve">V</w:t>
             </w:r>
           </w:p>
@@ -1387,6 +1567,9 @@
               </m:sSub>
             </m:oMath>
             <w:r>
+              <w:rPr>
+                <w:rFonts w:eastAsia="黑体"/>
+              </w:rPr>
               <w:t xml:space="preserve">​</w:t>
             </w:r>
           </w:p>
@@ -1399,7 +1582,7 @@
             </w:pPr>
             <w:r>
               <w:rPr>
-                <w:rFonts w:hint="eastAsia"/>
+                <w:rFonts w:hint="eastAsia" w:eastAsia="黑体"/>
               </w:rPr>
               <w:t xml:space="preserve">输出电压（负极性）</w:t>
             </w:r>
@@ -1412,6 +1595,9 @@
               <w:pStyle w:val="Compact"/>
             </w:pPr>
             <w:r>
+              <w:rPr>
+                <w:rFonts w:eastAsia="黑体"/>
+              </w:rPr>
               <w:t xml:space="preserve">V</w:t>
             </w:r>
           </w:p>
@@ -1430,6 +1616,9 @@
               </m:r>
             </m:oMath>
             <w:r>
+              <w:rPr>
+                <w:rFonts w:eastAsia="黑体"/>
+              </w:rPr>
               <w:t xml:space="preserve">​</w:t>
             </w:r>
           </w:p>
@@ -1442,7 +1631,7 @@
             </w:pPr>
             <w:r>
               <w:rPr>
-                <w:rFonts w:hint="eastAsia"/>
+                <w:rFonts w:hint="eastAsia" w:eastAsia="黑体"/>
               </w:rPr>
               <w:t xml:space="preserve">变压器匝比（副边/原边）</w:t>
             </w:r>
@@ -1455,6 +1644,9 @@
               <w:pStyle w:val="Compact"/>
             </w:pPr>
             <w:r>
+              <w:rPr>
+                <w:rFonts w:eastAsia="黑体"/>
+              </w:rPr>
               <w:t xml:space="preserve">—</w:t>
             </w:r>
           </w:p>
@@ -1473,6 +1665,9 @@
               </m:r>
             </m:oMath>
             <w:r>
+              <w:rPr>
+                <w:rFonts w:eastAsia="黑体"/>
+              </w:rPr>
               <w:t xml:space="preserve">​</w:t>
             </w:r>
           </w:p>
@@ -1485,7 +1680,7 @@
             </w:pPr>
             <w:r>
               <w:rPr>
-                <w:rFonts w:hint="eastAsia"/>
+                <w:rFonts w:hint="eastAsia" w:eastAsia="黑体"/>
               </w:rPr>
               <w:t xml:space="preserve">占空比</w:t>
             </w:r>
@@ -1498,6 +1693,9 @@
               <w:pStyle w:val="Compact"/>
             </w:pPr>
             <w:r>
+              <w:rPr>
+                <w:rFonts w:eastAsia="黑体"/>
+              </w:rPr>
               <w:t xml:space="preserve">—</w:t>
             </w:r>
           </w:p>
@@ -1525,6 +1723,9 @@
               </m:sSub>
             </m:oMath>
             <w:r>
+              <w:rPr>
+                <w:rFonts w:eastAsia="黑体"/>
+              </w:rPr>
               <w:t xml:space="preserve">​</w:t>
             </w:r>
           </w:p>
@@ -1537,7 +1738,7 @@
             </w:pPr>
             <w:r>
               <w:rPr>
-                <w:rFonts w:hint="eastAsia"/>
+                <w:rFonts w:hint="eastAsia" w:eastAsia="黑体"/>
               </w:rPr>
               <w:t xml:space="preserve">开关频率</w:t>
             </w:r>
@@ -1550,6 +1751,9 @@
               <w:pStyle w:val="Compact"/>
             </w:pPr>
             <w:r>
+              <w:rPr>
+                <w:rFonts w:eastAsia="黑体"/>
+              </w:rPr>
               <w:t xml:space="preserve">Hz</w:t>
             </w:r>
           </w:p>
@@ -1577,6 +1781,9 @@
               </m:sSub>
             </m:oMath>
             <w:r>
+              <w:rPr>
+                <w:rFonts w:eastAsia="黑体"/>
+              </w:rPr>
               <w:t xml:space="preserve">​</w:t>
             </w:r>
           </w:p>
@@ -1589,7 +1796,7 @@
             </w:pPr>
             <w:r>
               <w:rPr>
-                <w:rFonts w:hint="eastAsia"/>
+                <w:rFonts w:hint="eastAsia" w:eastAsia="黑体"/>
               </w:rPr>
               <w:t xml:space="preserve">输入电感</w:t>
             </w:r>
@@ -1602,6 +1809,9 @@
               <w:pStyle w:val="Compact"/>
             </w:pPr>
             <w:r>
+              <w:rPr>
+                <w:rFonts w:eastAsia="黑体"/>
+              </w:rPr>
               <w:t xml:space="preserve">H</w:t>
             </w:r>
           </w:p>
@@ -1629,6 +1839,9 @@
               </m:sSub>
             </m:oMath>
             <w:r>
+              <w:rPr>
+                <w:rFonts w:eastAsia="黑体"/>
+              </w:rPr>
               <w:t xml:space="preserve">​</w:t>
             </w:r>
           </w:p>
@@ -1641,7 +1854,7 @@
             </w:pPr>
             <w:r>
               <w:rPr>
-                <w:rFonts w:hint="eastAsia"/>
+                <w:rFonts w:hint="eastAsia" w:eastAsia="黑体"/>
               </w:rPr>
               <w:t xml:space="preserve">输出电感</w:t>
             </w:r>
@@ -1654,6 +1867,9 @@
               <w:pStyle w:val="Compact"/>
             </w:pPr>
             <w:r>
+              <w:rPr>
+                <w:rFonts w:eastAsia="黑体"/>
+              </w:rPr>
               <w:t xml:space="preserve">H</w:t>
             </w:r>
           </w:p>
@@ -1681,6 +1897,9 @@
               </m:sSub>
             </m:oMath>
             <w:r>
+              <w:rPr>
+                <w:rFonts w:eastAsia="黑体"/>
+              </w:rPr>
               <w:t xml:space="preserve">​</w:t>
             </w:r>
           </w:p>
@@ -1693,7 +1912,7 @@
             </w:pPr>
             <w:r>
               <w:rPr>
-                <w:rFonts w:hint="eastAsia"/>
+                <w:rFonts w:hint="eastAsia" w:eastAsia="黑体"/>
               </w:rPr>
               <w:t xml:space="preserve">输出电容</w:t>
             </w:r>
@@ -1706,6 +1925,9 @@
               <w:pStyle w:val="Compact"/>
             </w:pPr>
             <w:r>
+              <w:rPr>
+                <w:rFonts w:eastAsia="黑体"/>
+              </w:rPr>
               <w:t xml:space="preserve">F</w:t>
             </w:r>
           </w:p>
@@ -1739,6 +1961,9 @@
               </m:sSub>
             </m:oMath>
             <w:r>
+              <w:rPr>
+                <w:rFonts w:eastAsia="黑体"/>
+              </w:rPr>
               <w:t xml:space="preserve">​</w:t>
             </w:r>
           </w:p>
@@ -1751,7 +1976,7 @@
             </w:pPr>
             <w:r>
               <w:rPr>
-                <w:rFonts w:hint="eastAsia"/>
+                <w:rFonts w:hint="eastAsia" w:eastAsia="黑体"/>
               </w:rPr>
               <w:t xml:space="preserve">输出电流</w:t>
             </w:r>
@@ -1764,6 +1989,9 @@
               <w:pStyle w:val="Compact"/>
             </w:pPr>
             <w:r>
+              <w:rPr>
+                <w:rFonts w:eastAsia="黑体"/>
+              </w:rPr>
               <w:t xml:space="preserve">A</w:t>
             </w:r>
           </w:p>
@@ -1778,7 +2006,7 @@
       </w:pPr>
       <w:r>
         <w:rPr>
-          <w:rFonts w:hint="eastAsia"/>
+          <w:rFonts w:hint="eastAsia" w:eastAsia="黑体"/>
         </w:rPr>
         <w:t xml:space="preserve">元件调整影响</w:t>
       </w:r>
@@ -1793,29 +2021,39 @@
       </w:pPr>
       <w:r>
         <w:rPr>
+          <w:rFonts w:eastAsia="黑体"/>
           <w:b/>
           <w:bCs/>
         </w:rPr>
         <w:t xml:space="preserve">N↑</w:t>
       </w:r>
       <w:r>
+        <w:rPr>
+          <w:rFonts w:eastAsia="黑体"/>
+        </w:rPr>
         <w:t xml:space="preserve"> </w:t>
       </w:r>
       <w:r>
+        <w:rPr>
+          <w:rFonts w:eastAsia="黑体"/>
+        </w:rPr>
         <w:t xml:space="preserve">→ </w:t>
       </w:r>
       <w:r>
         <w:rPr>
-          <w:rFonts w:hint="eastAsia"/>
+          <w:rFonts w:hint="eastAsia" w:eastAsia="黑体"/>
         </w:rPr>
         <w:t xml:space="preserve">输出等效电压升高，可在较低</w:t>
       </w:r>
       <w:r>
+        <w:rPr>
+          <w:rFonts w:eastAsia="黑体"/>
+        </w:rPr>
         <w:t xml:space="preserve"> D </w:t>
       </w:r>
       <w:r>
         <w:rPr>
-          <w:rFonts w:hint="eastAsia"/>
+          <w:rFonts w:hint="eastAsia" w:eastAsia="黑体"/>
         </w:rPr>
         <w:t xml:space="preserve">下获得所需输出。</w:t>
       </w:r>
@@ -1830,20 +2068,27 @@
       </w:pPr>
       <w:r>
         <w:rPr>
+          <w:rFonts w:eastAsia="黑体"/>
           <w:b/>
           <w:bCs/>
         </w:rPr>
         <w:t xml:space="preserve">D↑</w:t>
       </w:r>
       <w:r>
+        <w:rPr>
+          <w:rFonts w:eastAsia="黑体"/>
+        </w:rPr>
         <w:t xml:space="preserve"> </w:t>
       </w:r>
       <w:r>
+        <w:rPr>
+          <w:rFonts w:eastAsia="黑体"/>
+        </w:rPr>
         <w:t xml:space="preserve">→ </w:t>
       </w:r>
       <w:r>
         <w:rPr>
-          <w:rFonts w:hint="eastAsia"/>
+          <w:rFonts w:hint="eastAsia" w:eastAsia="黑体"/>
         </w:rPr>
         <w:t xml:space="preserve">输出电压绝对值升高，与匝比共同决定增益。</w:t>
       </w:r>
@@ -1858,20 +2103,27 @@
       </w:pPr>
       <w:r>
         <w:rPr>
+          <w:rFonts w:eastAsia="黑体"/>
           <w:b/>
           <w:bCs/>
         </w:rPr>
         <w:t xml:space="preserve">L1↑</w:t>
       </w:r>
       <w:r>
+        <w:rPr>
+          <w:rFonts w:eastAsia="黑体"/>
+        </w:rPr>
         <w:t xml:space="preserve"> </w:t>
       </w:r>
       <w:r>
+        <w:rPr>
+          <w:rFonts w:eastAsia="黑体"/>
+        </w:rPr>
         <w:t xml:space="preserve">→ </w:t>
       </w:r>
       <w:r>
         <w:rPr>
-          <w:rFonts w:hint="eastAsia"/>
+          <w:rFonts w:hint="eastAsia" w:eastAsia="黑体"/>
         </w:rPr>
         <w:t xml:space="preserve">输入纹波电流减小。</w:t>
       </w:r>
@@ -1886,20 +2138,27 @@
       </w:pPr>
       <w:r>
         <w:rPr>
+          <w:rFonts w:eastAsia="黑体"/>
           <w:b/>
           <w:bCs/>
         </w:rPr>
         <w:t xml:space="preserve">L2↑</w:t>
       </w:r>
       <w:r>
+        <w:rPr>
+          <w:rFonts w:eastAsia="黑体"/>
+        </w:rPr>
         <w:t xml:space="preserve"> </w:t>
       </w:r>
       <w:r>
+        <w:rPr>
+          <w:rFonts w:eastAsia="黑体"/>
+        </w:rPr>
         <w:t xml:space="preserve">→ </w:t>
       </w:r>
       <w:r>
         <w:rPr>
-          <w:rFonts w:hint="eastAsia"/>
+          <w:rFonts w:hint="eastAsia" w:eastAsia="黑体"/>
         </w:rPr>
         <w:t xml:space="preserve">输出纹波电流减小。</w:t>
       </w:r>
@@ -1914,21 +2173,27 @@
       </w:pPr>
       <w:r>
         <w:rPr>
-          <w:rFonts w:hint="eastAsia"/>
+          <w:rFonts w:hint="eastAsia" w:eastAsia="黑体"/>
           <w:b/>
           <w:bCs/>
         </w:rPr>
         <w:t xml:space="preserve">变压器漏感↑</w:t>
       </w:r>
       <w:r>
+        <w:rPr>
+          <w:rFonts w:eastAsia="黑体"/>
+        </w:rPr>
         <w:t xml:space="preserve"> </w:t>
       </w:r>
       <w:r>
+        <w:rPr>
+          <w:rFonts w:eastAsia="黑体"/>
+        </w:rPr>
         <w:t xml:space="preserve">→ </w:t>
       </w:r>
       <w:r>
         <w:rPr>
-          <w:rFonts w:hint="eastAsia"/>
+          <w:rFonts w:hint="eastAsia" w:eastAsia="黑体"/>
         </w:rPr>
         <w:t xml:space="preserve">开关管关断时电压尖峰增大，需加钳位/吸收。</w:t>
       </w:r>
@@ -1941,7 +2206,7 @@
       </w:pPr>
       <w:r>
         <w:rPr>
-          <w:rFonts w:hint="eastAsia"/>
+          <w:rFonts w:hint="eastAsia" w:eastAsia="黑体"/>
         </w:rPr>
         <w:t xml:space="preserve">典型参数示例</w:t>
       </w:r>
@@ -1956,11 +2221,14 @@
       </w:pPr>
       <w:r>
         <w:rPr>
-          <w:rFonts w:hint="eastAsia"/>
+          <w:rFonts w:hint="eastAsia" w:eastAsia="黑体"/>
         </w:rPr>
         <w:t xml:space="preserve">取</w:t>
       </w:r>
       <w:r>
+        <w:rPr>
+          <w:rFonts w:eastAsia="黑体"/>
+        </w:rPr>
         <w:t xml:space="preserve"> </w:t>
       </w:r>
       <m:oMath>
@@ -2000,6 +2268,9 @@
         </m:r>
       </m:oMath>
       <w:r>
+        <w:rPr>
+          <w:rFonts w:eastAsia="黑体"/>
+        </w:rPr>
         <w:t xml:space="preserve">、</w:t>
       </w:r>
       <m:oMath>
@@ -2017,6 +2288,9 @@
         </m:r>
       </m:oMath>
       <w:r>
+        <w:rPr>
+          <w:rFonts w:eastAsia="黑体"/>
+        </w:rPr>
         <w:t xml:space="preserve">、</w:t>
       </w:r>
       <m:oMath>
@@ -2035,7 +2309,7 @@
       </m:oMath>
       <w:r>
         <w:rPr>
-          <w:rFonts w:hint="eastAsia"/>
+          <w:rFonts w:hint="eastAsia" w:eastAsia="黑体"/>
         </w:rPr>
         <w:t xml:space="preserve">：</w:t>
       </w:r>
@@ -2139,6 +2413,9 @@
         </m:r>
       </m:oMath>
       <w:r>
+        <w:rPr>
+          <w:rFonts w:eastAsia="黑体"/>
+        </w:rPr>
         <w:t xml:space="preserve">。</w:t>
       </w:r>
     </w:p>
@@ -2152,11 +2429,14 @@
       </w:pPr>
       <w:r>
         <w:rPr>
-          <w:rFonts w:hint="eastAsia"/>
+          <w:rFonts w:hint="eastAsia" w:eastAsia="黑体"/>
         </w:rPr>
         <w:t xml:space="preserve">取</w:t>
       </w:r>
       <w:r>
+        <w:rPr>
+          <w:rFonts w:eastAsia="黑体"/>
+        </w:rPr>
         <w:t xml:space="preserve"> </w:t>
       </w:r>
       <m:oMath>
@@ -2193,6 +2473,9 @@
         </m:r>
       </m:oMath>
       <w:r>
+        <w:rPr>
+          <w:rFonts w:eastAsia="黑体"/>
+        </w:rPr>
         <w:t xml:space="preserve">、</w:t>
       </w:r>
       <m:oMath>
@@ -2232,6 +2515,9 @@
         </m:r>
       </m:oMath>
       <w:r>
+        <w:rPr>
+          <w:rFonts w:eastAsia="黑体"/>
+        </w:rPr>
         <w:t xml:space="preserve">、</w:t>
       </w:r>
       <m:oMath>
@@ -2249,6 +2535,9 @@
         </m:r>
       </m:oMath>
       <w:r>
+        <w:rPr>
+          <w:rFonts w:eastAsia="黑体"/>
+        </w:rPr>
         <w:t xml:space="preserve">、</w:t>
       </w:r>
       <m:oMath>
@@ -2288,6 +2577,9 @@
         </m:r>
       </m:oMath>
       <w:r>
+        <w:rPr>
+          <w:rFonts w:eastAsia="黑体"/>
+        </w:rPr>
         <w:t xml:space="preserve">、</w:t>
       </w:r>
       <m:oMath>
@@ -2306,7 +2598,7 @@
       </m:oMath>
       <w:r>
         <w:rPr>
-          <w:rFonts w:hint="eastAsia"/>
+          <w:rFonts w:hint="eastAsia" w:eastAsia="黑体"/>
         </w:rPr>
         <w:t xml:space="preserve">：</w:t>
       </w:r>
@@ -2443,6 +2735,9 @@
         </m:r>
       </m:oMath>
       <w:r>
+        <w:rPr>
+          <w:rFonts w:eastAsia="黑体"/>
+        </w:rPr>
         <w:t xml:space="preserve">。</w:t>
       </w:r>
     </w:p>
@@ -2454,7 +2749,7 @@
       </w:pPr>
       <w:r>
         <w:rPr>
-          <w:rFonts w:hint="eastAsia"/>
+          <w:rFonts w:hint="eastAsia" w:eastAsia="黑体"/>
         </w:rPr>
         <w:t xml:space="preserve">常见器件型号</w:t>
       </w:r>
@@ -2469,7 +2764,7 @@
       </w:pPr>
       <w:r>
         <w:rPr>
-          <w:rFonts w:hint="eastAsia"/>
+          <w:rFonts w:hint="eastAsia" w:eastAsia="黑体"/>
         </w:rPr>
         <w:t xml:space="preserve">开关管：IRF540N、STP60NF06。</w:t>
       </w:r>
@@ -2484,7 +2779,7 @@
       </w:pPr>
       <w:r>
         <w:rPr>
-          <w:rFonts w:hint="eastAsia"/>
+          <w:rFonts w:hint="eastAsia" w:eastAsia="黑体"/>
         </w:rPr>
         <w:t xml:space="preserve">整流二极管：SS34、MBR20100、UF4007。</w:t>
       </w:r>
@@ -2499,34 +2794,43 @@
       </w:pPr>
       <w:r>
         <w:rPr>
-          <w:rFonts w:hint="eastAsia"/>
+          <w:rFonts w:hint="eastAsia" w:eastAsia="黑体"/>
         </w:rPr>
         <w:t xml:space="preserve">控制</w:t>
       </w:r>
       <w:r>
+        <w:rPr>
+          <w:rFonts w:eastAsia="黑体"/>
+        </w:rPr>
         <w:t xml:space="preserve"> </w:t>
       </w:r>
       <w:r>
         <w:rPr>
-          <w:rFonts w:hint="eastAsia"/>
+          <w:rFonts w:hint="eastAsia" w:eastAsia="黑体"/>
         </w:rPr>
         <w:t xml:space="preserve">IC：可选用带隔离反馈的控制器，如</w:t>
       </w:r>
       <w:r>
+        <w:rPr>
+          <w:rFonts w:eastAsia="黑体"/>
+        </w:rPr>
         <w:t xml:space="preserve"> UC3843 + </w:t>
       </w:r>
       <w:r>
         <w:rPr>
-          <w:rFonts w:hint="eastAsia"/>
+          <w:rFonts w:hint="eastAsia" w:eastAsia="黑体"/>
         </w:rPr>
         <w:t xml:space="preserve">光耦，或</w:t>
       </w:r>
       <w:r>
+        <w:rPr>
+          <w:rFonts w:eastAsia="黑体"/>
+        </w:rPr>
         <w:t xml:space="preserve"> LT3800 </w:t>
       </w:r>
       <w:r>
         <w:rPr>
-          <w:rFonts w:hint="eastAsia"/>
+          <w:rFonts w:hint="eastAsia" w:eastAsia="黑体"/>
         </w:rPr>
         <w:t xml:space="preserve">系列。</w:t>
       </w:r>
@@ -2539,7 +2843,7 @@
       </w:pPr>
       <w:r>
         <w:rPr>
-          <w:rFonts w:hint="eastAsia"/>
+          <w:rFonts w:hint="eastAsia" w:eastAsia="黑体"/>
         </w:rPr>
         <w:t xml:space="preserve">注意事项</w:t>
       </w:r>
@@ -2554,7 +2858,7 @@
       </w:pPr>
       <w:r>
         <w:rPr>
-          <w:rFonts w:hint="eastAsia"/>
+          <w:rFonts w:hint="eastAsia" w:eastAsia="黑体"/>
         </w:rPr>
         <w:t xml:space="preserve">变压器需满足伏秒平衡，避免磁芯饱和。</w:t>
       </w:r>
@@ -2569,7 +2873,7 @@
       </w:pPr>
       <w:r>
         <w:rPr>
-          <w:rFonts w:hint="eastAsia"/>
+          <w:rFonts w:hint="eastAsia" w:eastAsia="黑体"/>
         </w:rPr>
         <w:t xml:space="preserve">输出电压极性取决于变压器同名端方向，接线时需核对。</w:t>
       </w:r>
@@ -2584,7 +2888,7 @@
       </w:pPr>
       <w:r>
         <w:rPr>
-          <w:rFonts w:hint="eastAsia"/>
+          <w:rFonts w:hint="eastAsia" w:eastAsia="黑体"/>
         </w:rPr>
         <w:t xml:space="preserve">需采用隔离反馈（光耦或变压器反馈）来稳定输出。</w:t>
       </w:r>
@@ -2599,16 +2903,19 @@
       </w:pPr>
       <w:r>
         <w:rPr>
-          <w:rFonts w:hint="eastAsia"/>
+          <w:rFonts w:hint="eastAsia" w:eastAsia="黑体"/>
         </w:rPr>
         <w:t xml:space="preserve">变压器漏感导致电压尖峰，应加</w:t>
       </w:r>
       <w:r>
+        <w:rPr>
+          <w:rFonts w:eastAsia="黑体"/>
+        </w:rPr>
         <w:t xml:space="preserve"> RC/RCD </w:t>
       </w:r>
       <w:r>
         <w:rPr>
-          <w:rFonts w:hint="eastAsia"/>
+          <w:rFonts w:hint="eastAsia" w:eastAsia="黑体"/>
         </w:rPr>
         <w:t xml:space="preserve">钳位吸收。</w:t>
       </w:r>
@@ -2621,7 +2928,7 @@
       </w:pPr>
       <w:r>
         <w:rPr>
-          <w:rFonts w:hint="eastAsia"/>
+          <w:rFonts w:hint="eastAsia" w:eastAsia="黑体"/>
         </w:rPr>
         <w:t xml:space="preserve">参考资料</w:t>
       </w:r>
@@ -2635,6 +2942,9 @@
         </w:numPr>
       </w:pPr>
       <w:r>
+        <w:rPr>
+          <w:rFonts w:eastAsia="黑体"/>
+        </w:rPr>
         <w:t xml:space="preserve">Wikipedia: Ćuk converter。</w:t>
       </w:r>
     </w:p>
@@ -2648,16 +2958,19 @@
       </w:pPr>
       <w:r>
         <w:rPr>
-          <w:rFonts w:hint="eastAsia"/>
+          <w:rFonts w:hint="eastAsia" w:eastAsia="黑体"/>
         </w:rPr>
         <w:t xml:space="preserve">《开关电源设计》（Abraham</w:t>
       </w:r>
       <w:r>
+        <w:rPr>
+          <w:rFonts w:eastAsia="黑体"/>
+        </w:rPr>
         <w:t xml:space="preserve"> I. </w:t>
       </w:r>
       <w:r>
         <w:rPr>
-          <w:rFonts w:hint="eastAsia"/>
+          <w:rFonts w:hint="eastAsia" w:eastAsia="黑体"/>
         </w:rPr>
         <w:t xml:space="preserve">Pressman）。</w:t>
       </w:r>
@@ -2671,20 +2984,26 @@
         </w:numPr>
       </w:pPr>
       <w:r>
+        <w:rPr>
+          <w:rFonts w:eastAsia="黑体"/>
+        </w:rPr>
         <w:t xml:space="preserve">TI </w:t>
       </w:r>
       <w:r>
         <w:rPr>
-          <w:rFonts w:hint="eastAsia"/>
+          <w:rFonts w:hint="eastAsia" w:eastAsia="黑体"/>
         </w:rPr>
         <w:t xml:space="preserve">应用笔记</w:t>
       </w:r>
       <w:r>
+        <w:rPr>
+          <w:rFonts w:eastAsia="黑体"/>
+        </w:rPr>
         <w:t xml:space="preserve"> </w:t>
       </w:r>
       <w:r>
         <w:rPr>
-          <w:rFonts w:hint="eastAsia"/>
+          <w:rFonts w:hint="eastAsia" w:eastAsia="黑体"/>
         </w:rPr>
         <w:t xml:space="preserve">SNVA166（隔离型变换器设计）。</w:t>
       </w:r>
@@ -2698,11 +3017,11 @@
       </w:pPr>
       <w:r>
         <w:rPr>
-          <w:rFonts w:ascii="Times New Roman" w:hAnsi="Times New Roman"/>
+          <w:rFonts w:ascii="Times New Roman" w:hAnsi="Times New Roman" w:eastAsia="黑体"/>
           <w:color w:val="555555"/>
           <w:sz w:val="21"/>
         </w:rPr>
-        <w:t>材料收集者：杜文杰</w:t>
+        <w:t>材料收集者：杜文杰，WX手机：19519196569，QQ:3478827729</w:t>
       </w:r>
     </w:p>
     <w:sectPr>
@@ -2722,7 +3041,7 @@
 </file>
 
 <file path=word/footer1.xml><?xml version="1.0" encoding="utf-8"?>
-<w:ftr xmlns:m="http://schemas.openxmlformats.org/officeDocument/2006/math" xmlns:mc="http://schemas.openxmlformats.org/markup-compatibility/2006" xmlns:mo="http://schemas.microsoft.com/office/mac/office/2008/main" xmlns:mv="urn:schemas-microsoft-com:mac:vml" xmlns:o="urn:schemas-microsoft-com:office:office" xmlns:r="http://schemas.openxmlformats.org/officeDocument/2006/relationships" xmlns:v="urn:schemas-microsoft-com:vml" xmlns:w10="urn:schemas-microsoft-com:office:word" xmlns:w14="http://schemas.microsoft.com/office/word/2010/wordml" xmlns:w="http://schemas.openxmlformats.org/wordprocessingml/2006/main" xmlns:wne="http://schemas.microsoft.com/office/word/2006/wordml" xmlns:wp14="http://schemas.microsoft.com/office/word/2010/wordprocessingDrawing" xmlns:wp="http://schemas.openxmlformats.org/drawingml/2006/wordprocessingDrawing" xmlns:wpc="http://schemas.microsoft.com/office/word/2010/wordprocessingCanvas" xmlns:wpg="http://schemas.microsoft.com/office/word/2010/wordprocessingGroup" xmlns:wpi="http://schemas.microsoft.com/office/word/2010/wordprocessingInk" xmlns:wps="http://schemas.microsoft.com/office/word/2010/wordprocessingShape" mc:Ignorable="w14 wp14">
+<w:ftr xmlns:mc="http://schemas.openxmlformats.org/markup-compatibility/2006" xmlns:w="http://schemas.openxmlformats.org/wordprocessingml/2006/main" xmlns:m="http://schemas.openxmlformats.org/officeDocument/2006/math" xmlns:mo="http://schemas.microsoft.com/office/mac/office/2008/main" xmlns:mv="urn:schemas-microsoft-com:mac:vml" xmlns:o="urn:schemas-microsoft-com:office:office" xmlns:r="http://schemas.openxmlformats.org/officeDocument/2006/relationships" xmlns:v="urn:schemas-microsoft-com:vml" xmlns:w10="urn:schemas-microsoft-com:office:word" xmlns:w14="http://schemas.microsoft.com/office/word/2010/wordml" xmlns:wne="http://schemas.microsoft.com/office/word/2006/wordml" xmlns:wp14="http://schemas.microsoft.com/office/word/2010/wordprocessingDrawing" xmlns:wp="http://schemas.openxmlformats.org/drawingml/2006/wordprocessingDrawing" xmlns:wpc="http://schemas.microsoft.com/office/word/2010/wordprocessingCanvas" xmlns:wpg="http://schemas.microsoft.com/office/word/2010/wordprocessingGroup" xmlns:wpi="http://schemas.microsoft.com/office/word/2010/wordprocessingInk" xmlns:wps="http://schemas.microsoft.com/office/word/2010/wordprocessingShape" mc:Ignorable="w14 wp14">
   <w:p>
     <w:pPr>
       <w:pStyle w:val="Footer"/>
@@ -2730,12 +3049,14 @@
     </w:pPr>
     <w:r>
       <w:rPr>
+        <w:rFonts w:eastAsia="黑体"/>
         <w:sz w:val="18"/>
       </w:rPr>
       <w:t xml:space="preserve">第 </w:t>
     </w:r>
     <w:r>
       <w:rPr>
+        <w:rFonts w:eastAsia="黑体"/>
         <w:sz w:val="18"/>
       </w:rPr>
       <w:fldChar w:fldCharType="begin"/>
@@ -2744,6 +3065,7 @@
     </w:r>
     <w:r>
       <w:rPr>
+        <w:rFonts w:eastAsia="黑体"/>
         <w:sz w:val="18"/>
       </w:rPr>
       <w:t xml:space="preserve"> 页</w:t>
@@ -2757,6 +3079,9 @@
   <w:footnote w:type="continuationSeparator" w:id="0">
     <w:p>
       <w:r>
+        <w:rPr>
+          <w:rFonts w:eastAsia="黑体"/>
+        </w:rPr>
         <w:continuationSeparator/>
       </w:r>
     </w:p>
@@ -2764,6 +3089,9 @@
   <w:footnote w:type="separator" w:id="-1">
     <w:p>
       <w:r>
+        <w:rPr>
+          <w:rFonts w:eastAsia="黑体"/>
+        </w:rPr>
         <w:separator/>
       </w:r>
     </w:p>
@@ -2772,7 +3100,7 @@
 </file>
 
 <file path=word/header1.xml><?xml version="1.0" encoding="utf-8"?>
-<w:hdr xmlns:m="http://schemas.openxmlformats.org/officeDocument/2006/math" xmlns:mc="http://schemas.openxmlformats.org/markup-compatibility/2006" xmlns:mo="http://schemas.microsoft.com/office/mac/office/2008/main" xmlns:mv="urn:schemas-microsoft-com:mac:vml" xmlns:o="urn:schemas-microsoft-com:office:office" xmlns:r="http://schemas.openxmlformats.org/officeDocument/2006/relationships" xmlns:v="urn:schemas-microsoft-com:vml" xmlns:w10="urn:schemas-microsoft-com:office:word" xmlns:w14="http://schemas.microsoft.com/office/word/2010/wordml" xmlns:w="http://schemas.openxmlformats.org/wordprocessingml/2006/main" xmlns:wne="http://schemas.microsoft.com/office/word/2006/wordml" xmlns:wp14="http://schemas.microsoft.com/office/word/2010/wordprocessingDrawing" xmlns:wp="http://schemas.openxmlformats.org/drawingml/2006/wordprocessingDrawing" xmlns:wpc="http://schemas.microsoft.com/office/word/2010/wordprocessingCanvas" xmlns:wpg="http://schemas.microsoft.com/office/word/2010/wordprocessingGroup" xmlns:wpi="http://schemas.microsoft.com/office/word/2010/wordprocessingInk" xmlns:wps="http://schemas.microsoft.com/office/word/2010/wordprocessingShape" mc:Ignorable="w14 wp14">
+<w:hdr xmlns:mc="http://schemas.openxmlformats.org/markup-compatibility/2006" xmlns:w="http://schemas.openxmlformats.org/wordprocessingml/2006/main" xmlns:m="http://schemas.openxmlformats.org/officeDocument/2006/math" xmlns:mo="http://schemas.microsoft.com/office/mac/office/2008/main" xmlns:mv="urn:schemas-microsoft-com:mac:vml" xmlns:o="urn:schemas-microsoft-com:office:office" xmlns:r="http://schemas.openxmlformats.org/officeDocument/2006/relationships" xmlns:v="urn:schemas-microsoft-com:vml" xmlns:w10="urn:schemas-microsoft-com:office:word" xmlns:w14="http://schemas.microsoft.com/office/word/2010/wordml" xmlns:wne="http://schemas.microsoft.com/office/word/2006/wordml" xmlns:wp14="http://schemas.microsoft.com/office/word/2010/wordprocessingDrawing" xmlns:wp="http://schemas.openxmlformats.org/drawingml/2006/wordprocessingDrawing" xmlns:wpc="http://schemas.microsoft.com/office/word/2010/wordprocessingCanvas" xmlns:wpg="http://schemas.microsoft.com/office/word/2010/wordprocessingGroup" xmlns:wpi="http://schemas.microsoft.com/office/word/2010/wordprocessingInk" xmlns:wps="http://schemas.microsoft.com/office/word/2010/wordprocessingShape" mc:Ignorable="w14 wp14">
   <w:p>
     <w:pPr>
       <w:pStyle w:val="Header"/>
@@ -2780,7 +3108,7 @@
     </w:pPr>
     <w:r>
       <w:rPr>
-        <w:rFonts w:ascii="Times New Roman" w:hAnsi="Times New Roman"/>
+        <w:rFonts w:ascii="Times New Roman" w:hAnsi="Times New Roman" w:eastAsia="黑体"/>
         <w:sz w:val="18"/>
         <w:rFonts w:eastAsia="黑体"/>
         <w:rFonts w:eastAsia="黑体"/>
@@ -2792,7 +3120,7 @@
 </file>
 
 <file path=word/numbering.xml><?xml version="1.0" encoding="utf-8"?>
-<w:numbering xmlns:m="http://schemas.openxmlformats.org/officeDocument/2006/math" xmlns:mc="http://schemas.openxmlformats.org/markup-compatibility/2006" xmlns:mo="http://schemas.microsoft.com/office/mac/office/2008/main" xmlns:mv="urn:schemas-microsoft-com:mac:vml" xmlns:o="urn:schemas-microsoft-com:office:office" xmlns:r="http://schemas.openxmlformats.org/officeDocument/2006/relationships" xmlns:v="urn:schemas-microsoft-com:vml" xmlns:w="http://schemas.openxmlformats.org/wordprocessingml/2006/main" xmlns:w10="urn:schemas-microsoft-com:office:word" xmlns:w14="http://schemas.microsoft.com/office/word/2010/wordml" xmlns:wne="http://schemas.microsoft.com/office/word/2006/wordml" xmlns:wp="http://schemas.openxmlformats.org/drawingml/2006/wordprocessingDrawing" xmlns:wp14="http://schemas.microsoft.com/office/word/2010/wordprocessingDrawing" xmlns:wpc="http://schemas.microsoft.com/office/word/2010/wordprocessingCanvas" xmlns:wpg="http://schemas.microsoft.com/office/word/2010/wordprocessingGroup" xmlns:wpi="http://schemas.microsoft.com/office/word/2010/wordprocessingInk" xmlns:wps="http://schemas.microsoft.com/office/word/2010/wordprocessingShape" mc:Ignorable="w14 wp14">
+<w:numbering xmlns:mc="http://schemas.openxmlformats.org/markup-compatibility/2006" xmlns:w="http://schemas.openxmlformats.org/wordprocessingml/2006/main" xmlns:m="http://schemas.openxmlformats.org/officeDocument/2006/math" xmlns:mo="http://schemas.microsoft.com/office/mac/office/2008/main" xmlns:mv="urn:schemas-microsoft-com:mac:vml" xmlns:o="urn:schemas-microsoft-com:office:office" xmlns:r="http://schemas.openxmlformats.org/officeDocument/2006/relationships" xmlns:v="urn:schemas-microsoft-com:vml" xmlns:w10="urn:schemas-microsoft-com:office:word" xmlns:w14="http://schemas.microsoft.com/office/word/2010/wordml" xmlns:wne="http://schemas.microsoft.com/office/word/2006/wordml" xmlns:wp="http://schemas.openxmlformats.org/drawingml/2006/wordprocessingDrawing" xmlns:wp14="http://schemas.microsoft.com/office/word/2010/wordprocessingDrawing" xmlns:wpc="http://schemas.microsoft.com/office/word/2010/wordprocessingCanvas" xmlns:wpg="http://schemas.microsoft.com/office/word/2010/wordprocessingGroup" xmlns:wpi="http://schemas.microsoft.com/office/word/2010/wordprocessingInk" xmlns:wps="http://schemas.microsoft.com/office/word/2010/wordprocessingShape" mc:Ignorable="w14 wp14">
   <w:abstractNum w:abstractNumId="0">
     <w:nsid w:val="FFFFFF7C"/>
     <w:multiLevelType w:val="singleLevel"/>
@@ -2879,7 +3207,7 @@
         <w:ind w:hanging="360" w:left="1440"/>
       </w:pPr>
       <w:rPr>
-        <w:rFonts w:ascii="Symbol" w:hAnsi="Symbol" w:hint="default"/>
+        <w:rFonts w:ascii="Symbol" w:hAnsi="Symbol" w:hint="default" w:eastAsia="黑体"/>
       </w:rPr>
     </w:lvl>
   </w:abstractNum>
@@ -2900,7 +3228,7 @@
         <w:ind w:hanging="360" w:left="1080"/>
       </w:pPr>
       <w:rPr>
-        <w:rFonts w:ascii="Symbol" w:hAnsi="Symbol" w:hint="default"/>
+        <w:rFonts w:ascii="Symbol" w:hAnsi="Symbol" w:hint="default" w:eastAsia="黑体"/>
       </w:rPr>
     </w:lvl>
   </w:abstractNum>
@@ -2921,7 +3249,7 @@
         <w:ind w:hanging="360" w:left="720"/>
       </w:pPr>
       <w:rPr>
-        <w:rFonts w:ascii="Symbol" w:hAnsi="Symbol" w:hint="default"/>
+        <w:rFonts w:ascii="Symbol" w:hAnsi="Symbol" w:hint="default" w:eastAsia="黑体"/>
       </w:rPr>
     </w:lvl>
   </w:abstractNum>
@@ -2960,7 +3288,7 @@
         <w:ind w:hanging="360" w:left="360"/>
       </w:pPr>
       <w:rPr>
-        <w:rFonts w:ascii="Symbol" w:hAnsi="Symbol" w:hint="default"/>
+        <w:rFonts w:ascii="Symbol" w:hAnsi="Symbol" w:hint="default" w:eastAsia="黑体"/>
       </w:rPr>
     </w:lvl>
   </w:abstractNum>
@@ -3051,7 +3379,7 @@
         <w:ind w:left="720" w:hanging="360"/>
       </w:pPr>
       <w:rPr>
-        <w:rFonts w:ascii="Symbol" w:hAnsi="Symbol" w:cs="Symbol" w:hint="default"/>
+        <w:rFonts w:ascii="Symbol" w:hAnsi="Symbol" w:cs="Symbol" w:hint="default" w:eastAsia="黑体"/>
       </w:rPr>
     </w:lvl>
     <w:lvl w:ilvl="1">
@@ -3062,7 +3390,7 @@
         <w:ind w:left="1440" w:hanging="360"/>
       </w:pPr>
       <w:rPr>
-        <w:rFonts w:ascii="Courier New" w:hAnsi="Courier New" w:cs="Courier New" w:hint="default"/>
+        <w:rFonts w:ascii="Courier New" w:hAnsi="Courier New" w:cs="Courier New" w:hint="default" w:eastAsia="黑体"/>
       </w:rPr>
     </w:lvl>
     <w:lvl w:ilvl="2">
@@ -3073,7 +3401,7 @@
         <w:ind w:left="2160" w:hanging="360"/>
       </w:pPr>
       <w:rPr>
-        <w:rFonts w:ascii="Wingdings" w:hAnsi="Wingdings" w:cs="Wingdings" w:hint="default"/>
+        <w:rFonts w:ascii="Wingdings" w:hAnsi="Wingdings" w:cs="Wingdings" w:hint="default" w:eastAsia="黑体"/>
       </w:rPr>
     </w:lvl>
     <w:lvl w:ilvl="3">
@@ -3084,7 +3412,7 @@
         <w:ind w:left="2880" w:hanging="360"/>
       </w:pPr>
       <w:rPr>
-        <w:rFonts w:ascii="Symbol" w:hAnsi="Symbol" w:cs="Symbol" w:hint="default"/>
+        <w:rFonts w:ascii="Symbol" w:hAnsi="Symbol" w:cs="Symbol" w:hint="default" w:eastAsia="黑体"/>
       </w:rPr>
     </w:lvl>
     <w:lvl w:ilvl="4">
@@ -3095,7 +3423,7 @@
         <w:ind w:left="3600" w:hanging="360"/>
       </w:pPr>
       <w:rPr>
-        <w:rFonts w:ascii="Courier New" w:hAnsi="Courier New" w:cs="Courier New" w:hint="default"/>
+        <w:rFonts w:ascii="Courier New" w:hAnsi="Courier New" w:cs="Courier New" w:hint="default" w:eastAsia="黑体"/>
       </w:rPr>
     </w:lvl>
     <w:lvl w:ilvl="5">
@@ -3106,7 +3434,7 @@
         <w:ind w:left="4320" w:hanging="360"/>
       </w:pPr>
       <w:rPr>
-        <w:rFonts w:ascii="Wingdings" w:hAnsi="Wingdings" w:cs="Wingdings" w:hint="default"/>
+        <w:rFonts w:ascii="Wingdings" w:hAnsi="Wingdings" w:cs="Wingdings" w:hint="default" w:eastAsia="黑体"/>
       </w:rPr>
     </w:lvl>
     <w:lvl w:ilvl="6">
@@ -3117,7 +3445,7 @@
         <w:ind w:left="5040" w:hanging="360"/>
       </w:pPr>
       <w:rPr>
-        <w:rFonts w:ascii="Symbol" w:hAnsi="Symbol" w:cs="Symbol" w:hint="default"/>
+        <w:rFonts w:ascii="Symbol" w:hAnsi="Symbol" w:cs="Symbol" w:hint="default" w:eastAsia="黑体"/>
       </w:rPr>
     </w:lvl>
     <w:lvl w:ilvl="7">
@@ -3128,7 +3456,7 @@
         <w:ind w:left="5760" w:hanging="360"/>
       </w:pPr>
       <w:rPr>
-        <w:rFonts w:ascii="Courier New" w:hAnsi="Courier New" w:cs="Courier New" w:hint="default"/>
+        <w:rFonts w:ascii="Courier New" w:hAnsi="Courier New" w:cs="Courier New" w:hint="default" w:eastAsia="黑体"/>
       </w:rPr>
     </w:lvl>
     <w:lvl w:ilvl="8">
@@ -3139,7 +3467,7 @@
         <w:ind w:left="6480" w:hanging="360"/>
       </w:pPr>
       <w:rPr>
-        <w:rFonts w:ascii="Wingdings" w:hAnsi="Wingdings" w:cs="Wingdings" w:hint="default"/>
+        <w:rFonts w:ascii="Wingdings" w:hAnsi="Wingdings" w:cs="Wingdings" w:hint="default" w:eastAsia="黑体"/>
       </w:rPr>
     </w:lvl>
   </w:abstractNum>
@@ -3195,11 +3523,11 @@
 </file>
 
 <file path=word/styles.xml><?xml version="1.0" encoding="utf-8"?>
-<w:styles xmlns:mc="http://schemas.openxmlformats.org/markup-compatibility/2006" xmlns:r="http://schemas.openxmlformats.org/officeDocument/2006/relationships" xmlns:w="http://schemas.openxmlformats.org/wordprocessingml/2006/main" xmlns:w14="http://schemas.microsoft.com/office/word/2010/wordml" mc:Ignorable="w14">
+<w:styles xmlns:mc="http://schemas.openxmlformats.org/markup-compatibility/2006" xmlns:w="http://schemas.openxmlformats.org/wordprocessingml/2006/main" xmlns:r="http://schemas.openxmlformats.org/officeDocument/2006/relationships" xmlns:w14="http://schemas.microsoft.com/office/word/2010/wordml" mc:Ignorable="w14">
   <w:docDefaults>
     <w:rPrDefault>
       <w:rPr>
-        <w:rFonts w:asciiTheme="minorHAnsi" w:cstheme="minorBidi" w:eastAsiaTheme="minorEastAsia" w:hAnsiTheme="minorHAnsi"/>
+        <w:rFonts w:asciiTheme="minorHAnsi" w:cstheme="minorBidi" w:hAnsiTheme="minorHAnsi" w:eastAsia="黑体"/>
         <w:sz w:val="22"/>
         <w:szCs w:val="22"/>
         <w:lang w:bidi="ar-SA" w:eastAsia="en-US" w:val="en-US"/>
@@ -3421,7 +3749,7 @@
       <w:outlineLvl w:val="0"/>
     </w:pPr>
     <w:rPr>
-      <w:rFonts w:ascii="Times New Roman" w:asciiTheme="majorHAnsi" w:cstheme="majorBidi" w:eastAsia="黑体" w:eastAsiaTheme="majorEastAsia" w:hAnsi="Times New Roman" w:hAnsiTheme="majorHAnsi"/>
+      <w:rFonts w:ascii="Times New Roman" w:asciiTheme="majorHAnsi" w:cstheme="majorBidi" w:eastAsia="黑体" w:hAnsi="Times New Roman" w:hAnsiTheme="majorHAnsi"/>
       <w:b/>
       <w:bCs/>
       <w:color w:val="1F3864"/>
@@ -3445,7 +3773,7 @@
       <w:outlineLvl w:val="1"/>
     </w:pPr>
     <w:rPr>
-      <w:rFonts w:ascii="Times New Roman" w:asciiTheme="majorHAnsi" w:cstheme="majorBidi" w:eastAsia="黑体" w:eastAsiaTheme="majorEastAsia" w:hAnsi="Times New Roman" w:hAnsiTheme="majorHAnsi"/>
+      <w:rFonts w:ascii="Times New Roman" w:asciiTheme="majorHAnsi" w:cstheme="majorBidi" w:eastAsia="黑体" w:hAnsi="Times New Roman" w:hAnsiTheme="majorHAnsi"/>
       <w:b/>
       <w:bCs/>
       <w:color w:val="2E4E7E"/>
@@ -3469,7 +3797,7 @@
       <w:outlineLvl w:val="2"/>
     </w:pPr>
     <w:rPr>
-      <w:rFonts w:ascii="Times New Roman" w:asciiTheme="majorHAnsi" w:cstheme="majorBidi" w:eastAsia="黑体" w:eastAsiaTheme="majorEastAsia" w:hAnsi="Times New Roman" w:hAnsiTheme="majorHAnsi"/>
+      <w:rFonts w:ascii="Times New Roman" w:asciiTheme="majorHAnsi" w:cstheme="majorBidi" w:eastAsia="黑体" w:hAnsi="Times New Roman" w:hAnsiTheme="majorHAnsi"/>
       <w:b/>
       <w:bCs/>
       <w:color w:val="2E4E7E"/>
@@ -3493,7 +3821,7 @@
       <w:outlineLvl w:val="3"/>
     </w:pPr>
     <w:rPr>
-      <w:rFonts w:ascii="Times New Roman" w:asciiTheme="majorHAnsi" w:cstheme="majorBidi" w:eastAsia="黑体" w:eastAsiaTheme="majorEastAsia" w:hAnsi="Times New Roman" w:hAnsiTheme="majorHAnsi"/>
+      <w:rFonts w:ascii="Times New Roman" w:asciiTheme="majorHAnsi" w:cstheme="majorBidi" w:eastAsia="黑体" w:hAnsi="Times New Roman" w:hAnsiTheme="majorHAnsi"/>
       <w:b/>
       <w:bCs/>
       <w:i/>
@@ -3519,7 +3847,7 @@
       <w:outlineLvl w:val="4"/>
     </w:pPr>
     <w:rPr>
-      <w:rFonts w:ascii="Times New Roman" w:asciiTheme="majorHAnsi" w:cstheme="majorBidi" w:eastAsia="黑体" w:eastAsiaTheme="majorEastAsia" w:hAnsi="Times New Roman" w:hAnsiTheme="majorHAnsi"/>
+      <w:rFonts w:ascii="Times New Roman" w:asciiTheme="majorHAnsi" w:cstheme="majorBidi" w:eastAsia="黑体" w:hAnsi="Times New Roman" w:hAnsiTheme="majorHAnsi"/>
       <w:b/>
       <w:color w:val="333333"/>
       <w:sz w:val="22"/>
@@ -3542,7 +3870,7 @@
       <w:outlineLvl w:val="5"/>
     </w:pPr>
     <w:rPr>
-      <w:rFonts w:asciiTheme="majorHAnsi" w:cstheme="majorBidi" w:eastAsiaTheme="majorEastAsia" w:hAnsiTheme="majorHAnsi"/>
+      <w:rFonts w:asciiTheme="majorHAnsi" w:cstheme="majorBidi" w:hAnsiTheme="majorHAnsi" w:eastAsia="黑体"/>
       <w:i/>
       <w:iCs/>
       <w:color w:themeColor="accent1" w:themeShade="7F" w:val="243F60"/>
@@ -3565,7 +3893,7 @@
       <w:outlineLvl w:val="6"/>
     </w:pPr>
     <w:rPr>
-      <w:rFonts w:asciiTheme="majorHAnsi" w:cstheme="majorBidi" w:eastAsiaTheme="majorEastAsia" w:hAnsiTheme="majorHAnsi"/>
+      <w:rFonts w:asciiTheme="majorHAnsi" w:cstheme="majorBidi" w:hAnsiTheme="majorHAnsi" w:eastAsia="黑体"/>
       <w:i/>
       <w:iCs/>
       <w:color w:themeColor="text1" w:themeTint="BF" w:val="404040"/>
@@ -3588,7 +3916,7 @@
       <w:outlineLvl w:val="7"/>
     </w:pPr>
     <w:rPr>
-      <w:rFonts w:asciiTheme="majorHAnsi" w:cstheme="majorBidi" w:eastAsiaTheme="majorEastAsia" w:hAnsiTheme="majorHAnsi"/>
+      <w:rFonts w:asciiTheme="majorHAnsi" w:cstheme="majorBidi" w:hAnsiTheme="majorHAnsi" w:eastAsia="黑体"/>
       <w:color w:themeColor="accent1" w:val="4F81BD"/>
       <w:sz w:val="20"/>
       <w:szCs w:val="20"/>
@@ -3611,7 +3939,7 @@
       <w:outlineLvl w:val="8"/>
     </w:pPr>
     <w:rPr>
-      <w:rFonts w:asciiTheme="majorHAnsi" w:cstheme="majorBidi" w:eastAsiaTheme="majorEastAsia" w:hAnsiTheme="majorHAnsi"/>
+      <w:rFonts w:asciiTheme="majorHAnsi" w:cstheme="majorBidi" w:hAnsiTheme="majorHAnsi" w:eastAsia="黑体"/>
       <w:i/>
       <w:iCs/>
       <w:color w:themeColor="text1" w:themeTint="BF" w:val="404040"/>
@@ -3662,7 +3990,7 @@
     <w:uiPriority w:val="9"/>
     <w:rsid w:val="00FC693F"/>
     <w:rPr>
-      <w:rFonts w:asciiTheme="majorHAnsi" w:cstheme="majorBidi" w:eastAsiaTheme="majorEastAsia" w:hAnsiTheme="majorHAnsi"/>
+      <w:rFonts w:asciiTheme="majorHAnsi" w:cstheme="majorBidi" w:hAnsiTheme="majorHAnsi" w:eastAsia="黑体"/>
       <w:b/>
       <w:bCs/>
       <w:color w:themeColor="accent1" w:themeShade="BF" w:val="365F91"/>
@@ -3677,7 +4005,7 @@
     <w:uiPriority w:val="9"/>
     <w:rsid w:val="00FC693F"/>
     <w:rPr>
-      <w:rFonts w:asciiTheme="majorHAnsi" w:cstheme="majorBidi" w:eastAsiaTheme="majorEastAsia" w:hAnsiTheme="majorHAnsi"/>
+      <w:rFonts w:asciiTheme="majorHAnsi" w:cstheme="majorBidi" w:hAnsiTheme="majorHAnsi" w:eastAsia="黑体"/>
       <w:b/>
       <w:bCs/>
       <w:color w:themeColor="accent1" w:val="4F81BD"/>
@@ -3692,7 +4020,7 @@
     <w:uiPriority w:val="9"/>
     <w:rsid w:val="00FC693F"/>
     <w:rPr>
-      <w:rFonts w:asciiTheme="majorHAnsi" w:cstheme="majorBidi" w:eastAsiaTheme="majorEastAsia" w:hAnsiTheme="majorHAnsi"/>
+      <w:rFonts w:asciiTheme="majorHAnsi" w:cstheme="majorBidi" w:hAnsiTheme="majorHAnsi" w:eastAsia="黑体"/>
       <w:b/>
       <w:bCs/>
       <w:color w:themeColor="accent1" w:val="4F81BD"/>
@@ -3715,7 +4043,7 @@
       <w:contextualSpacing/>
     </w:pPr>
     <w:rPr>
-      <w:rFonts w:ascii="Times New Roman" w:asciiTheme="majorHAnsi" w:cstheme="majorBidi" w:eastAsia="黑体" w:eastAsiaTheme="majorEastAsia" w:hAnsi="Times New Roman" w:hAnsiTheme="majorHAnsi"/>
+      <w:rFonts w:ascii="Times New Roman" w:asciiTheme="majorHAnsi" w:cstheme="majorBidi" w:eastAsia="黑体" w:hAnsi="Times New Roman" w:hAnsiTheme="majorHAnsi"/>
       <w:b/>
       <w:color w:val="1F3864"/>
       <w:spacing w:val="5"/>
@@ -3731,7 +4059,7 @@
     <w:uiPriority w:val="10"/>
     <w:rsid w:val="00FC693F"/>
     <w:rPr>
-      <w:rFonts w:asciiTheme="majorHAnsi" w:cstheme="majorBidi" w:eastAsiaTheme="majorEastAsia" w:hAnsiTheme="majorHAnsi"/>
+      <w:rFonts w:asciiTheme="majorHAnsi" w:cstheme="majorBidi" w:hAnsiTheme="majorHAnsi" w:eastAsia="黑体"/>
       <w:color w:themeColor="text2" w:themeShade="BF" w:val="17365D"/>
       <w:spacing w:val="5"/>
       <w:kern w:val="28"/>
@@ -3753,7 +4081,7 @@
       </w:numPr>
     </w:pPr>
     <w:rPr>
-      <w:rFonts w:asciiTheme="majorHAnsi" w:cstheme="majorBidi" w:eastAsiaTheme="majorEastAsia" w:hAnsiTheme="majorHAnsi"/>
+      <w:rFonts w:asciiTheme="majorHAnsi" w:cstheme="majorBidi" w:hAnsiTheme="majorHAnsi" w:eastAsia="黑体"/>
       <w:i/>
       <w:iCs/>
       <w:color w:themeColor="accent1" w:val="4F81BD"/>
@@ -3769,7 +4097,7 @@
     <w:uiPriority w:val="11"/>
     <w:rsid w:val="00FC693F"/>
     <w:rPr>
-      <w:rFonts w:asciiTheme="majorHAnsi" w:cstheme="majorBidi" w:eastAsiaTheme="majorEastAsia" w:hAnsiTheme="majorHAnsi"/>
+      <w:rFonts w:asciiTheme="majorHAnsi" w:cstheme="majorBidi" w:hAnsiTheme="majorHAnsi" w:eastAsia="黑体"/>
       <w:i/>
       <w:iCs/>
       <w:color w:themeColor="accent1" w:val="4F81BD"/>
@@ -3836,6 +4164,7 @@
       <w:spacing w:after="120"/>
     </w:pPr>
     <w:rPr>
+      <w:rFonts w:eastAsia="黑体"/>
       <w:sz w:val="16"/>
       <w:szCs w:val="16"/>
     </w:rPr>
@@ -3847,6 +4176,7 @@
     <w:uiPriority w:val="99"/>
     <w:rsid w:val="00AA1D8D"/>
     <w:rPr>
+      <w:rFonts w:eastAsia="黑体"/>
       <w:sz w:val="16"/>
       <w:szCs w:val="16"/>
     </w:rPr>
@@ -4016,7 +4346,7 @@
       </w:tabs>
     </w:pPr>
     <w:rPr>
-      <w:rFonts w:ascii="Courier" w:hAnsi="Courier"/>
+      <w:rFonts w:ascii="Courier" w:hAnsi="Courier" w:eastAsia="黑体"/>
       <w:sz w:val="20"/>
       <w:szCs w:val="20"/>
     </w:rPr>
@@ -4028,7 +4358,7 @@
     <w:uiPriority w:val="99"/>
     <w:rsid w:val="0029639D"/>
     <w:rPr>
-      <w:rFonts w:ascii="Courier" w:hAnsi="Courier"/>
+      <w:rFonts w:ascii="Courier" w:hAnsi="Courier" w:eastAsia="黑体"/>
       <w:sz w:val="20"/>
       <w:szCs w:val="20"/>
     </w:rPr>
@@ -4064,6 +4394,7 @@
     <w:uiPriority w:val="29"/>
     <w:rsid w:val="00FC693F"/>
     <w:rPr>
+      <w:rFonts w:eastAsia="黑体"/>
       <w:i/>
       <w:iCs/>
       <w:color w:themeColor="text1" w:val="000000"/>
@@ -4077,7 +4408,7 @@
     <w:semiHidden/>
     <w:rsid w:val="00FC693F"/>
     <w:rPr>
-      <w:rFonts w:asciiTheme="majorHAnsi" w:cstheme="majorBidi" w:eastAsiaTheme="majorEastAsia" w:hAnsiTheme="majorHAnsi"/>
+      <w:rFonts w:asciiTheme="majorHAnsi" w:cstheme="majorBidi" w:hAnsiTheme="majorHAnsi" w:eastAsia="黑体"/>
       <w:b/>
       <w:bCs/>
       <w:i/>
@@ -4093,7 +4424,7 @@
     <w:semiHidden/>
     <w:rsid w:val="00FC693F"/>
     <w:rPr>
-      <w:rFonts w:asciiTheme="majorHAnsi" w:cstheme="majorBidi" w:eastAsiaTheme="majorEastAsia" w:hAnsiTheme="majorHAnsi"/>
+      <w:rFonts w:asciiTheme="majorHAnsi" w:cstheme="majorBidi" w:hAnsiTheme="majorHAnsi" w:eastAsia="黑体"/>
       <w:color w:themeColor="accent1" w:themeShade="7F" w:val="243F60"/>
     </w:rPr>
   </w:style>
@@ -4105,7 +4436,7 @@
     <w:semiHidden/>
     <w:rsid w:val="00FC693F"/>
     <w:rPr>
-      <w:rFonts w:asciiTheme="majorHAnsi" w:cstheme="majorBidi" w:eastAsiaTheme="majorEastAsia" w:hAnsiTheme="majorHAnsi"/>
+      <w:rFonts w:asciiTheme="majorHAnsi" w:cstheme="majorBidi" w:hAnsiTheme="majorHAnsi" w:eastAsia="黑体"/>
       <w:i/>
       <w:iCs/>
       <w:color w:themeColor="accent1" w:themeShade="7F" w:val="243F60"/>
@@ -4119,7 +4450,7 @@
     <w:semiHidden/>
     <w:rsid w:val="00FC693F"/>
     <w:rPr>
-      <w:rFonts w:asciiTheme="majorHAnsi" w:cstheme="majorBidi" w:eastAsiaTheme="majorEastAsia" w:hAnsiTheme="majorHAnsi"/>
+      <w:rFonts w:asciiTheme="majorHAnsi" w:cstheme="majorBidi" w:hAnsiTheme="majorHAnsi" w:eastAsia="黑体"/>
       <w:i/>
       <w:iCs/>
       <w:color w:themeColor="text1" w:themeTint="BF" w:val="404040"/>
@@ -4133,7 +4464,7 @@
     <w:semiHidden/>
     <w:rsid w:val="00FC693F"/>
     <w:rPr>
-      <w:rFonts w:asciiTheme="majorHAnsi" w:cstheme="majorBidi" w:eastAsiaTheme="majorEastAsia" w:hAnsiTheme="majorHAnsi"/>
+      <w:rFonts w:asciiTheme="majorHAnsi" w:cstheme="majorBidi" w:hAnsiTheme="majorHAnsi" w:eastAsia="黑体"/>
       <w:color w:themeColor="accent1" w:val="4F81BD"/>
       <w:sz w:val="20"/>
       <w:szCs w:val="20"/>
@@ -4147,7 +4478,7 @@
     <w:semiHidden/>
     <w:rsid w:val="00FC693F"/>
     <w:rPr>
-      <w:rFonts w:asciiTheme="majorHAnsi" w:cstheme="majorBidi" w:eastAsiaTheme="majorEastAsia" w:hAnsiTheme="majorHAnsi"/>
+      <w:rFonts w:asciiTheme="majorHAnsi" w:cstheme="majorBidi" w:hAnsiTheme="majorHAnsi" w:eastAsia="黑体"/>
       <w:i/>
       <w:iCs/>
       <w:color w:themeColor="text1" w:themeTint="BF" w:val="404040"/>
@@ -4168,6 +4499,7 @@
       <w:spacing w:line="240" w:lineRule="auto"/>
     </w:pPr>
     <w:rPr>
+      <w:rFonts w:eastAsia="黑体"/>
       <w:b/>
       <w:bCs/>
       <w:color w:themeColor="accent1" w:val="4F81BD"/>
@@ -4182,6 +4514,7 @@
     <w:qFormat/>
     <w:rsid w:val="00FC693F"/>
     <w:rPr>
+      <w:rFonts w:eastAsia="黑体"/>
       <w:b/>
       <w:bCs/>
     </w:rPr>
@@ -4193,6 +4526,7 @@
     <w:qFormat/>
     <w:rsid w:val="00FC693F"/>
     <w:rPr>
+      <w:rFonts w:eastAsia="黑体"/>
       <w:i/>
       <w:iCs/>
     </w:rPr>
@@ -4213,6 +4547,7 @@
       <w:ind w:left="936" w:right="936"/>
     </w:pPr>
     <w:rPr>
+      <w:rFonts w:eastAsia="黑体"/>
       <w:b/>
       <w:bCs/>
       <w:i/>
@@ -4227,6 +4562,7 @@
     <w:uiPriority w:val="30"/>
     <w:rsid w:val="00FC693F"/>
     <w:rPr>
+      <w:rFonts w:eastAsia="黑体"/>
       <w:b/>
       <w:bCs/>
       <w:i/>
@@ -4241,6 +4577,7 @@
     <w:qFormat/>
     <w:rsid w:val="00FC693F"/>
     <w:rPr>
+      <w:rFonts w:eastAsia="黑体"/>
       <w:i/>
       <w:iCs/>
       <w:color w:themeColor="text1" w:themeTint="7F" w:val="808080"/>
@@ -4253,6 +4590,7 @@
     <w:qFormat/>
     <w:rsid w:val="00FC693F"/>
     <w:rPr>
+      <w:rFonts w:eastAsia="黑体"/>
       <w:b/>
       <w:bCs/>
       <w:i/>
@@ -4267,6 +4605,7 @@
     <w:qFormat/>
     <w:rsid w:val="00FC693F"/>
     <w:rPr>
+      <w:rFonts w:eastAsia="黑体"/>
       <w:smallCaps/>
       <w:color w:themeColor="accent2" w:val="C0504D"/>
       <w:u w:val="single"/>
@@ -4279,6 +4618,7 @@
     <w:qFormat/>
     <w:rsid w:val="00FC693F"/>
     <w:rPr>
+      <w:rFonts w:eastAsia="黑体"/>
       <w:b/>
       <w:bCs/>
       <w:smallCaps/>
@@ -4294,6 +4634,7 @@
     <w:qFormat/>
     <w:rsid w:val="00FC693F"/>
     <w:rPr>
+      <w:rFonts w:eastAsia="黑体"/>
       <w:b/>
       <w:bCs/>
       <w:smallCaps/>
@@ -4348,6 +4689,7 @@
       <w:spacing w:after="0" w:line="240" w:lineRule="auto"/>
     </w:pPr>
     <w:rPr>
+      <w:rFonts w:eastAsia="黑体"/>
       <w:color w:themeColor="text1" w:themeShade="BF" w:val="000000"/>
     </w:rPr>
     <w:tblPr>
@@ -4370,6 +4712,7 @@
         <w:spacing w:after="0" w:before="0" w:line="240" w:lineRule="auto"/>
       </w:pPr>
       <w:rPr>
+        <w:rFonts w:eastAsia="黑体"/>
         <w:b/>
         <w:bCs/>
       </w:rPr>
@@ -4390,6 +4733,7 @@
         <w:spacing w:after="0" w:before="0" w:line="240" w:lineRule="auto"/>
       </w:pPr>
       <w:rPr>
+        <w:rFonts w:eastAsia="黑体"/>
         <w:b/>
         <w:bCs/>
       </w:rPr>
@@ -4407,12 +4751,14 @@
     </w:tblStylePr>
     <w:tblStylePr w:type="firstCol">
       <w:rPr>
+        <w:rFonts w:eastAsia="黑体"/>
         <w:b/>
         <w:bCs/>
       </w:rPr>
     </w:tblStylePr>
     <w:tblStylePr w:type="lastCol">
       <w:rPr>
+        <w:rFonts w:eastAsia="黑体"/>
         <w:b/>
         <w:bCs/>
       </w:rPr>
@@ -4451,6 +4797,7 @@
       <w:spacing w:after="0" w:line="240" w:lineRule="auto"/>
     </w:pPr>
     <w:rPr>
+      <w:rFonts w:eastAsia="黑体"/>
       <w:color w:themeColor="accent1" w:themeShade="BF" w:val="365F91"/>
     </w:rPr>
     <w:tblPr>
@@ -4473,6 +4820,7 @@
         <w:spacing w:after="0" w:before="0" w:line="240" w:lineRule="auto"/>
       </w:pPr>
       <w:rPr>
+        <w:rFonts w:eastAsia="黑体"/>
         <w:b/>
         <w:bCs/>
       </w:rPr>
@@ -4493,6 +4841,7 @@
         <w:spacing w:after="0" w:before="0" w:line="240" w:lineRule="auto"/>
       </w:pPr>
       <w:rPr>
+        <w:rFonts w:eastAsia="黑体"/>
         <w:b/>
         <w:bCs/>
       </w:rPr>
@@ -4510,12 +4859,14 @@
     </w:tblStylePr>
     <w:tblStylePr w:type="firstCol">
       <w:rPr>
+        <w:rFonts w:eastAsia="黑体"/>
         <w:b/>
         <w:bCs/>
       </w:rPr>
     </w:tblStylePr>
     <w:tblStylePr w:type="lastCol">
       <w:rPr>
+        <w:rFonts w:eastAsia="黑体"/>
         <w:b/>
         <w:bCs/>
       </w:rPr>
@@ -4554,6 +4905,7 @@
       <w:spacing w:after="0" w:line="240" w:lineRule="auto"/>
     </w:pPr>
     <w:rPr>
+      <w:rFonts w:eastAsia="黑体"/>
       <w:color w:themeColor="accent2" w:themeShade="BF" w:val="943634"/>
     </w:rPr>
     <w:tblPr>
@@ -4576,6 +4928,7 @@
         <w:spacing w:after="0" w:before="0" w:line="240" w:lineRule="auto"/>
       </w:pPr>
       <w:rPr>
+        <w:rFonts w:eastAsia="黑体"/>
         <w:b/>
         <w:bCs/>
       </w:rPr>
@@ -4596,6 +4949,7 @@
         <w:spacing w:after="0" w:before="0" w:line="240" w:lineRule="auto"/>
       </w:pPr>
       <w:rPr>
+        <w:rFonts w:eastAsia="黑体"/>
         <w:b/>
         <w:bCs/>
       </w:rPr>
@@ -4613,12 +4967,14 @@
     </w:tblStylePr>
     <w:tblStylePr w:type="firstCol">
       <w:rPr>
+        <w:rFonts w:eastAsia="黑体"/>
         <w:b/>
         <w:bCs/>
       </w:rPr>
     </w:tblStylePr>
     <w:tblStylePr w:type="lastCol">
       <w:rPr>
+        <w:rFonts w:eastAsia="黑体"/>
         <w:b/>
         <w:bCs/>
       </w:rPr>
@@ -4657,6 +5013,7 @@
       <w:spacing w:after="0" w:line="240" w:lineRule="auto"/>
     </w:pPr>
     <w:rPr>
+      <w:rFonts w:eastAsia="黑体"/>
       <w:color w:themeColor="accent3" w:themeShade="BF" w:val="76923C"/>
     </w:rPr>
     <w:tblPr>
@@ -4679,6 +5036,7 @@
         <w:spacing w:after="0" w:before="0" w:line="240" w:lineRule="auto"/>
       </w:pPr>
       <w:rPr>
+        <w:rFonts w:eastAsia="黑体"/>
         <w:b/>
         <w:bCs/>
       </w:rPr>
@@ -4699,6 +5057,7 @@
         <w:spacing w:after="0" w:before="0" w:line="240" w:lineRule="auto"/>
       </w:pPr>
       <w:rPr>
+        <w:rFonts w:eastAsia="黑体"/>
         <w:b/>
         <w:bCs/>
       </w:rPr>
@@ -4716,12 +5075,14 @@
     </w:tblStylePr>
     <w:tblStylePr w:type="firstCol">
       <w:rPr>
+        <w:rFonts w:eastAsia="黑体"/>
         <w:b/>
         <w:bCs/>
       </w:rPr>
     </w:tblStylePr>
     <w:tblStylePr w:type="lastCol">
       <w:rPr>
+        <w:rFonts w:eastAsia="黑体"/>
         <w:b/>
         <w:bCs/>
       </w:rPr>
@@ -4760,6 +5121,7 @@
       <w:spacing w:after="0" w:line="240" w:lineRule="auto"/>
     </w:pPr>
     <w:rPr>
+      <w:rFonts w:eastAsia="黑体"/>
       <w:color w:themeColor="accent4" w:themeShade="BF" w:val="5F497A"/>
     </w:rPr>
     <w:tblPr>
@@ -4782,6 +5144,7 @@
         <w:spacing w:after="0" w:before="0" w:line="240" w:lineRule="auto"/>
       </w:pPr>
       <w:rPr>
+        <w:rFonts w:eastAsia="黑体"/>
         <w:b/>
         <w:bCs/>
       </w:rPr>
@@ -4802,6 +5165,7 @@
         <w:spacing w:after="0" w:before="0" w:line="240" w:lineRule="auto"/>
       </w:pPr>
       <w:rPr>
+        <w:rFonts w:eastAsia="黑体"/>
         <w:b/>
         <w:bCs/>
       </w:rPr>
@@ -4819,12 +5183,14 @@
     </w:tblStylePr>
     <w:tblStylePr w:type="firstCol">
       <w:rPr>
+        <w:rFonts w:eastAsia="黑体"/>
         <w:b/>
         <w:bCs/>
       </w:rPr>
     </w:tblStylePr>
     <w:tblStylePr w:type="lastCol">
       <w:rPr>
+        <w:rFonts w:eastAsia="黑体"/>
         <w:b/>
         <w:bCs/>
       </w:rPr>
@@ -4863,6 +5229,7 @@
       <w:spacing w:after="0" w:line="240" w:lineRule="auto"/>
     </w:pPr>
     <w:rPr>
+      <w:rFonts w:eastAsia="黑体"/>
       <w:color w:themeColor="accent5" w:themeShade="BF" w:val="31849B"/>
     </w:rPr>
     <w:tblPr>
@@ -4885,6 +5252,7 @@
         <w:spacing w:after="0" w:before="0" w:line="240" w:lineRule="auto"/>
       </w:pPr>
       <w:rPr>
+        <w:rFonts w:eastAsia="黑体"/>
         <w:b/>
         <w:bCs/>
       </w:rPr>
@@ -4905,6 +5273,7 @@
         <w:spacing w:after="0" w:before="0" w:line="240" w:lineRule="auto"/>
       </w:pPr>
       <w:rPr>
+        <w:rFonts w:eastAsia="黑体"/>
         <w:b/>
         <w:bCs/>
       </w:rPr>
@@ -4922,12 +5291,14 @@
     </w:tblStylePr>
     <w:tblStylePr w:type="firstCol">
       <w:rPr>
+        <w:rFonts w:eastAsia="黑体"/>
         <w:b/>
         <w:bCs/>
       </w:rPr>
     </w:tblStylePr>
     <w:tblStylePr w:type="lastCol">
       <w:rPr>
+        <w:rFonts w:eastAsia="黑体"/>
         <w:b/>
         <w:bCs/>
       </w:rPr>
@@ -4966,6 +5337,7 @@
       <w:spacing w:after="0" w:line="240" w:lineRule="auto"/>
     </w:pPr>
     <w:rPr>
+      <w:rFonts w:eastAsia="黑体"/>
       <w:color w:themeColor="accent6" w:themeShade="BF" w:val="E36C0A"/>
     </w:rPr>
     <w:tblPr>
@@ -4988,6 +5360,7 @@
         <w:spacing w:after="0" w:before="0" w:line="240" w:lineRule="auto"/>
       </w:pPr>
       <w:rPr>
+        <w:rFonts w:eastAsia="黑体"/>
         <w:b/>
         <w:bCs/>
       </w:rPr>
@@ -5008,6 +5381,7 @@
         <w:spacing w:after="0" w:before="0" w:line="240" w:lineRule="auto"/>
       </w:pPr>
       <w:rPr>
+        <w:rFonts w:eastAsia="黑体"/>
         <w:b/>
         <w:bCs/>
       </w:rPr>
@@ -5025,12 +5399,14 @@
     </w:tblStylePr>
     <w:tblStylePr w:type="firstCol">
       <w:rPr>
+        <w:rFonts w:eastAsia="黑体"/>
         <w:b/>
         <w:bCs/>
       </w:rPr>
     </w:tblStylePr>
     <w:tblStylePr w:type="lastCol">
       <w:rPr>
+        <w:rFonts w:eastAsia="黑体"/>
         <w:b/>
         <w:bCs/>
       </w:rPr>
@@ -5090,6 +5466,7 @@
         <w:spacing w:after="0" w:before="0" w:line="240" w:lineRule="auto"/>
       </w:pPr>
       <w:rPr>
+        <w:rFonts w:eastAsia="黑体"/>
         <w:b/>
         <w:bCs/>
         <w:color w:themeColor="background1" w:val="FFFFFF"/>
@@ -5104,6 +5481,7 @@
         <w:spacing w:after="0" w:before="0" w:line="240" w:lineRule="auto"/>
       </w:pPr>
       <w:rPr>
+        <w:rFonts w:eastAsia="黑体"/>
         <w:b/>
         <w:bCs/>
       </w:rPr>
@@ -5119,12 +5497,14 @@
     </w:tblStylePr>
     <w:tblStylePr w:type="firstCol">
       <w:rPr>
+        <w:rFonts w:eastAsia="黑体"/>
         <w:b/>
         <w:bCs/>
       </w:rPr>
     </w:tblStylePr>
     <w:tblStylePr w:type="lastCol">
       <w:rPr>
+        <w:rFonts w:eastAsia="黑体"/>
         <w:b/>
         <w:bCs/>
       </w:rPr>
@@ -5182,6 +5562,7 @@
         <w:spacing w:after="0" w:before="0" w:line="240" w:lineRule="auto"/>
       </w:pPr>
       <w:rPr>
+        <w:rFonts w:eastAsia="黑体"/>
         <w:b/>
         <w:bCs/>
         <w:color w:themeColor="background1" w:val="FFFFFF"/>
@@ -5196,6 +5577,7 @@
         <w:spacing w:after="0" w:before="0" w:line="240" w:lineRule="auto"/>
       </w:pPr>
       <w:rPr>
+        <w:rFonts w:eastAsia="黑体"/>
         <w:b/>
         <w:bCs/>
       </w:rPr>
@@ -5211,12 +5593,14 @@
     </w:tblStylePr>
     <w:tblStylePr w:type="firstCol">
       <w:rPr>
+        <w:rFonts w:eastAsia="黑体"/>
         <w:b/>
         <w:bCs/>
       </w:rPr>
     </w:tblStylePr>
     <w:tblStylePr w:type="lastCol">
       <w:rPr>
+        <w:rFonts w:eastAsia="黑体"/>
         <w:b/>
         <w:bCs/>
       </w:rPr>
@@ -5274,6 +5658,7 @@
         <w:spacing w:after="0" w:before="0" w:line="240" w:lineRule="auto"/>
       </w:pPr>
       <w:rPr>
+        <w:rFonts w:eastAsia="黑体"/>
         <w:b/>
         <w:bCs/>
         <w:color w:themeColor="background1" w:val="FFFFFF"/>
@@ -5288,6 +5673,7 @@
         <w:spacing w:after="0" w:before="0" w:line="240" w:lineRule="auto"/>
       </w:pPr>
       <w:rPr>
+        <w:rFonts w:eastAsia="黑体"/>
         <w:b/>
         <w:bCs/>
       </w:rPr>
@@ -5303,12 +5689,14 @@
     </w:tblStylePr>
     <w:tblStylePr w:type="firstCol">
       <w:rPr>
+        <w:rFonts w:eastAsia="黑体"/>
         <w:b/>
         <w:bCs/>
       </w:rPr>
     </w:tblStylePr>
     <w:tblStylePr w:type="lastCol">
       <w:rPr>
+        <w:rFonts w:eastAsia="黑体"/>
         <w:b/>
         <w:bCs/>
       </w:rPr>
@@ -5366,6 +5754,7 @@
         <w:spacing w:after="0" w:before="0" w:line="240" w:lineRule="auto"/>
       </w:pPr>
       <w:rPr>
+        <w:rFonts w:eastAsia="黑体"/>
         <w:b/>
         <w:bCs/>
         <w:color w:themeColor="background1" w:val="FFFFFF"/>
@@ -5380,6 +5769,7 @@
         <w:spacing w:after="0" w:before="0" w:line="240" w:lineRule="auto"/>
       </w:pPr>
       <w:rPr>
+        <w:rFonts w:eastAsia="黑体"/>
         <w:b/>
         <w:bCs/>
       </w:rPr>
@@ -5395,12 +5785,14 @@
     </w:tblStylePr>
     <w:tblStylePr w:type="firstCol">
       <w:rPr>
+        <w:rFonts w:eastAsia="黑体"/>
         <w:b/>
         <w:bCs/>
       </w:rPr>
     </w:tblStylePr>
     <w:tblStylePr w:type="lastCol">
       <w:rPr>
+        <w:rFonts w:eastAsia="黑体"/>
         <w:b/>
         <w:bCs/>
       </w:rPr>
@@ -5458,6 +5850,7 @@
         <w:spacing w:after="0" w:before="0" w:line="240" w:lineRule="auto"/>
       </w:pPr>
       <w:rPr>
+        <w:rFonts w:eastAsia="黑体"/>
         <w:b/>
         <w:bCs/>
         <w:color w:themeColor="background1" w:val="FFFFFF"/>
@@ -5472,6 +5865,7 @@
         <w:spacing w:after="0" w:before="0" w:line="240" w:lineRule="auto"/>
       </w:pPr>
       <w:rPr>
+        <w:rFonts w:eastAsia="黑体"/>
         <w:b/>
         <w:bCs/>
       </w:rPr>
@@ -5487,12 +5881,14 @@
     </w:tblStylePr>
     <w:tblStylePr w:type="firstCol">
       <w:rPr>
+        <w:rFonts w:eastAsia="黑体"/>
         <w:b/>
         <w:bCs/>
       </w:rPr>
     </w:tblStylePr>
     <w:tblStylePr w:type="lastCol">
       <w:rPr>
+        <w:rFonts w:eastAsia="黑体"/>
         <w:b/>
         <w:bCs/>
       </w:rPr>
@@ -5550,6 +5946,7 @@
         <w:spacing w:after="0" w:before="0" w:line="240" w:lineRule="auto"/>
       </w:pPr>
       <w:rPr>
+        <w:rFonts w:eastAsia="黑体"/>
         <w:b/>
         <w:bCs/>
         <w:color w:themeColor="background1" w:val="FFFFFF"/>
@@ -5564,6 +5961,7 @@
         <w:spacing w:after="0" w:before="0" w:line="240" w:lineRule="auto"/>
       </w:pPr>
       <w:rPr>
+        <w:rFonts w:eastAsia="黑体"/>
         <w:b/>
         <w:bCs/>
       </w:rPr>
@@ -5579,12 +5977,14 @@
     </w:tblStylePr>
     <w:tblStylePr w:type="firstCol">
       <w:rPr>
+        <w:rFonts w:eastAsia="黑体"/>
         <w:b/>
         <w:bCs/>
       </w:rPr>
     </w:tblStylePr>
     <w:tblStylePr w:type="lastCol">
       <w:rPr>
+        <w:rFonts w:eastAsia="黑体"/>
         <w:b/>
         <w:bCs/>
       </w:rPr>
@@ -5642,6 +6042,7 @@
         <w:spacing w:after="0" w:before="0" w:line="240" w:lineRule="auto"/>
       </w:pPr>
       <w:rPr>
+        <w:rFonts w:eastAsia="黑体"/>
         <w:b/>
         <w:bCs/>
         <w:color w:themeColor="background1" w:val="FFFFFF"/>
@@ -5656,6 +6057,7 @@
         <w:spacing w:after="0" w:before="0" w:line="240" w:lineRule="auto"/>
       </w:pPr>
       <w:rPr>
+        <w:rFonts w:eastAsia="黑体"/>
         <w:b/>
         <w:bCs/>
       </w:rPr>
@@ -5671,12 +6073,14 @@
     </w:tblStylePr>
     <w:tblStylePr w:type="firstCol">
       <w:rPr>
+        <w:rFonts w:eastAsia="黑体"/>
         <w:b/>
         <w:bCs/>
       </w:rPr>
     </w:tblStylePr>
     <w:tblStylePr w:type="lastCol">
       <w:rPr>
+        <w:rFonts w:eastAsia="黑体"/>
         <w:b/>
         <w:bCs/>
       </w:rPr>
@@ -5736,7 +6140,7 @@
         <w:spacing w:after="0" w:before="0" w:line="240" w:lineRule="auto"/>
       </w:pPr>
       <w:rPr>
-        <w:rFonts w:asciiTheme="majorHAnsi" w:cstheme="majorBidi" w:eastAsiaTheme="majorEastAsia" w:hAnsiTheme="majorHAnsi"/>
+        <w:rFonts w:asciiTheme="majorHAnsi" w:cstheme="majorBidi" w:hAnsiTheme="majorHAnsi" w:eastAsia="黑体"/>
         <w:b/>
         <w:bCs/>
       </w:rPr>
@@ -5757,7 +6161,7 @@
         <w:spacing w:after="0" w:before="0" w:line="240" w:lineRule="auto"/>
       </w:pPr>
       <w:rPr>
-        <w:rFonts w:asciiTheme="majorHAnsi" w:cstheme="majorBidi" w:eastAsiaTheme="majorEastAsia" w:hAnsiTheme="majorHAnsi"/>
+        <w:rFonts w:asciiTheme="majorHAnsi" w:cstheme="majorBidi" w:hAnsiTheme="majorHAnsi" w:eastAsia="黑体"/>
         <w:b/>
         <w:bCs/>
       </w:rPr>
@@ -5775,14 +6179,14 @@
     </w:tblStylePr>
     <w:tblStylePr w:type="firstCol">
       <w:rPr>
-        <w:rFonts w:asciiTheme="majorHAnsi" w:cstheme="majorBidi" w:eastAsiaTheme="majorEastAsia" w:hAnsiTheme="majorHAnsi"/>
+        <w:rFonts w:asciiTheme="majorHAnsi" w:cstheme="majorBidi" w:hAnsiTheme="majorHAnsi" w:eastAsia="黑体"/>
         <w:b/>
         <w:bCs/>
       </w:rPr>
     </w:tblStylePr>
     <w:tblStylePr w:type="lastCol">
       <w:rPr>
-        <w:rFonts w:asciiTheme="majorHAnsi" w:cstheme="majorBidi" w:eastAsiaTheme="majorEastAsia" w:hAnsiTheme="majorHAnsi"/>
+        <w:rFonts w:asciiTheme="majorHAnsi" w:cstheme="majorBidi" w:hAnsiTheme="majorHAnsi" w:eastAsia="黑体"/>
         <w:b/>
         <w:bCs/>
       </w:rPr>
@@ -5866,7 +6270,7 @@
         <w:spacing w:after="0" w:before="0" w:line="240" w:lineRule="auto"/>
       </w:pPr>
       <w:rPr>
-        <w:rFonts w:asciiTheme="majorHAnsi" w:cstheme="majorBidi" w:eastAsiaTheme="majorEastAsia" w:hAnsiTheme="majorHAnsi"/>
+        <w:rFonts w:asciiTheme="majorHAnsi" w:cstheme="majorBidi" w:hAnsiTheme="majorHAnsi" w:eastAsia="黑体"/>
         <w:b/>
         <w:bCs/>
       </w:rPr>
@@ -5887,7 +6291,7 @@
         <w:spacing w:after="0" w:before="0" w:line="240" w:lineRule="auto"/>
       </w:pPr>
       <w:rPr>
-        <w:rFonts w:asciiTheme="majorHAnsi" w:cstheme="majorBidi" w:eastAsiaTheme="majorEastAsia" w:hAnsiTheme="majorHAnsi"/>
+        <w:rFonts w:asciiTheme="majorHAnsi" w:cstheme="majorBidi" w:hAnsiTheme="majorHAnsi" w:eastAsia="黑体"/>
         <w:b/>
         <w:bCs/>
       </w:rPr>
@@ -5905,14 +6309,14 @@
     </w:tblStylePr>
     <w:tblStylePr w:type="firstCol">
       <w:rPr>
-        <w:rFonts w:asciiTheme="majorHAnsi" w:cstheme="majorBidi" w:eastAsiaTheme="majorEastAsia" w:hAnsiTheme="majorHAnsi"/>
+        <w:rFonts w:asciiTheme="majorHAnsi" w:cstheme="majorBidi" w:hAnsiTheme="majorHAnsi" w:eastAsia="黑体"/>
         <w:b/>
         <w:bCs/>
       </w:rPr>
     </w:tblStylePr>
     <w:tblStylePr w:type="lastCol">
       <w:rPr>
-        <w:rFonts w:asciiTheme="majorHAnsi" w:cstheme="majorBidi" w:eastAsiaTheme="majorEastAsia" w:hAnsiTheme="majorHAnsi"/>
+        <w:rFonts w:asciiTheme="majorHAnsi" w:cstheme="majorBidi" w:hAnsiTheme="majorHAnsi" w:eastAsia="黑体"/>
         <w:b/>
         <w:bCs/>
       </w:rPr>
@@ -5996,7 +6400,7 @@
         <w:spacing w:after="0" w:before="0" w:line="240" w:lineRule="auto"/>
       </w:pPr>
       <w:rPr>
-        <w:rFonts w:asciiTheme="majorHAnsi" w:cstheme="majorBidi" w:eastAsiaTheme="majorEastAsia" w:hAnsiTheme="majorHAnsi"/>
+        <w:rFonts w:asciiTheme="majorHAnsi" w:cstheme="majorBidi" w:hAnsiTheme="majorHAnsi" w:eastAsia="黑体"/>
         <w:b/>
         <w:bCs/>
       </w:rPr>
@@ -6017,7 +6421,7 @@
         <w:spacing w:after="0" w:before="0" w:line="240" w:lineRule="auto"/>
       </w:pPr>
       <w:rPr>
-        <w:rFonts w:asciiTheme="majorHAnsi" w:cstheme="majorBidi" w:eastAsiaTheme="majorEastAsia" w:hAnsiTheme="majorHAnsi"/>
+        <w:rFonts w:asciiTheme="majorHAnsi" w:cstheme="majorBidi" w:hAnsiTheme="majorHAnsi" w:eastAsia="黑体"/>
         <w:b/>
         <w:bCs/>
       </w:rPr>
@@ -6035,14 +6439,14 @@
     </w:tblStylePr>
     <w:tblStylePr w:type="firstCol">
       <w:rPr>
-        <w:rFonts w:asciiTheme="majorHAnsi" w:cstheme="majorBidi" w:eastAsiaTheme="majorEastAsia" w:hAnsiTheme="majorHAnsi"/>
+        <w:rFonts w:asciiTheme="majorHAnsi" w:cstheme="majorBidi" w:hAnsiTheme="majorHAnsi" w:eastAsia="黑体"/>
         <w:b/>
         <w:bCs/>
       </w:rPr>
     </w:tblStylePr>
     <w:tblStylePr w:type="lastCol">
       <w:rPr>
-        <w:rFonts w:asciiTheme="majorHAnsi" w:cstheme="majorBidi" w:eastAsiaTheme="majorEastAsia" w:hAnsiTheme="majorHAnsi"/>
+        <w:rFonts w:asciiTheme="majorHAnsi" w:cstheme="majorBidi" w:hAnsiTheme="majorHAnsi" w:eastAsia="黑体"/>
         <w:b/>
         <w:bCs/>
       </w:rPr>
@@ -6126,7 +6530,7 @@
         <w:spacing w:after="0" w:before="0" w:line="240" w:lineRule="auto"/>
       </w:pPr>
       <w:rPr>
-        <w:rFonts w:asciiTheme="majorHAnsi" w:cstheme="majorBidi" w:eastAsiaTheme="majorEastAsia" w:hAnsiTheme="majorHAnsi"/>
+        <w:rFonts w:asciiTheme="majorHAnsi" w:cstheme="majorBidi" w:hAnsiTheme="majorHAnsi" w:eastAsia="黑体"/>
         <w:b/>
         <w:bCs/>
       </w:rPr>
@@ -6147,7 +6551,7 @@
         <w:spacing w:after="0" w:before="0" w:line="240" w:lineRule="auto"/>
       </w:pPr>
       <w:rPr>
-        <w:rFonts w:asciiTheme="majorHAnsi" w:cstheme="majorBidi" w:eastAsiaTheme="majorEastAsia" w:hAnsiTheme="majorHAnsi"/>
+        <w:rFonts w:asciiTheme="majorHAnsi" w:cstheme="majorBidi" w:hAnsiTheme="majorHAnsi" w:eastAsia="黑体"/>
         <w:b/>
         <w:bCs/>
       </w:rPr>
@@ -6165,14 +6569,14 @@
     </w:tblStylePr>
     <w:tblStylePr w:type="firstCol">
       <w:rPr>
-        <w:rFonts w:asciiTheme="majorHAnsi" w:cstheme="majorBidi" w:eastAsiaTheme="majorEastAsia" w:hAnsiTheme="majorHAnsi"/>
+        <w:rFonts w:asciiTheme="majorHAnsi" w:cstheme="majorBidi" w:hAnsiTheme="majorHAnsi" w:eastAsia="黑体"/>
         <w:b/>
         <w:bCs/>
       </w:rPr>
     </w:tblStylePr>
     <w:tblStylePr w:type="lastCol">
       <w:rPr>
-        <w:rFonts w:asciiTheme="majorHAnsi" w:cstheme="majorBidi" w:eastAsiaTheme="majorEastAsia" w:hAnsiTheme="majorHAnsi"/>
+        <w:rFonts w:asciiTheme="majorHAnsi" w:cstheme="majorBidi" w:hAnsiTheme="majorHAnsi" w:eastAsia="黑体"/>
         <w:b/>
         <w:bCs/>
       </w:rPr>
@@ -6256,7 +6660,7 @@
         <w:spacing w:after="0" w:before="0" w:line="240" w:lineRule="auto"/>
       </w:pPr>
       <w:rPr>
-        <w:rFonts w:asciiTheme="majorHAnsi" w:cstheme="majorBidi" w:eastAsiaTheme="majorEastAsia" w:hAnsiTheme="majorHAnsi"/>
+        <w:rFonts w:asciiTheme="majorHAnsi" w:cstheme="majorBidi" w:hAnsiTheme="majorHAnsi" w:eastAsia="黑体"/>
         <w:b/>
         <w:bCs/>
       </w:rPr>
@@ -6277,7 +6681,7 @@
         <w:spacing w:after="0" w:before="0" w:line="240" w:lineRule="auto"/>
       </w:pPr>
       <w:rPr>
-        <w:rFonts w:asciiTheme="majorHAnsi" w:cstheme="majorBidi" w:eastAsiaTheme="majorEastAsia" w:hAnsiTheme="majorHAnsi"/>
+        <w:rFonts w:asciiTheme="majorHAnsi" w:cstheme="majorBidi" w:hAnsiTheme="majorHAnsi" w:eastAsia="黑体"/>
         <w:b/>
         <w:bCs/>
       </w:rPr>
@@ -6295,14 +6699,14 @@
     </w:tblStylePr>
     <w:tblStylePr w:type="firstCol">
       <w:rPr>
-        <w:rFonts w:asciiTheme="majorHAnsi" w:cstheme="majorBidi" w:eastAsiaTheme="majorEastAsia" w:hAnsiTheme="majorHAnsi"/>
+        <w:rFonts w:asciiTheme="majorHAnsi" w:cstheme="majorBidi" w:hAnsiTheme="majorHAnsi" w:eastAsia="黑体"/>
         <w:b/>
         <w:bCs/>
       </w:rPr>
     </w:tblStylePr>
     <w:tblStylePr w:type="lastCol">
       <w:rPr>
-        <w:rFonts w:asciiTheme="majorHAnsi" w:cstheme="majorBidi" w:eastAsiaTheme="majorEastAsia" w:hAnsiTheme="majorHAnsi"/>
+        <w:rFonts w:asciiTheme="majorHAnsi" w:cstheme="majorBidi" w:hAnsiTheme="majorHAnsi" w:eastAsia="黑体"/>
         <w:b/>
         <w:bCs/>
       </w:rPr>
@@ -6386,7 +6790,7 @@
         <w:spacing w:after="0" w:before="0" w:line="240" w:lineRule="auto"/>
       </w:pPr>
       <w:rPr>
-        <w:rFonts w:asciiTheme="majorHAnsi" w:cstheme="majorBidi" w:eastAsiaTheme="majorEastAsia" w:hAnsiTheme="majorHAnsi"/>
+        <w:rFonts w:asciiTheme="majorHAnsi" w:cstheme="majorBidi" w:hAnsiTheme="majorHAnsi" w:eastAsia="黑体"/>
         <w:b/>
         <w:bCs/>
       </w:rPr>
@@ -6407,7 +6811,7 @@
         <w:spacing w:after="0" w:before="0" w:line="240" w:lineRule="auto"/>
       </w:pPr>
       <w:rPr>
-        <w:rFonts w:asciiTheme="majorHAnsi" w:cstheme="majorBidi" w:eastAsiaTheme="majorEastAsia" w:hAnsiTheme="majorHAnsi"/>
+        <w:rFonts w:asciiTheme="majorHAnsi" w:cstheme="majorBidi" w:hAnsiTheme="majorHAnsi" w:eastAsia="黑体"/>
         <w:b/>
         <w:bCs/>
       </w:rPr>
@@ -6425,14 +6829,14 @@
     </w:tblStylePr>
     <w:tblStylePr w:type="firstCol">
       <w:rPr>
-        <w:rFonts w:asciiTheme="majorHAnsi" w:cstheme="majorBidi" w:eastAsiaTheme="majorEastAsia" w:hAnsiTheme="majorHAnsi"/>
+        <w:rFonts w:asciiTheme="majorHAnsi" w:cstheme="majorBidi" w:hAnsiTheme="majorHAnsi" w:eastAsia="黑体"/>
         <w:b/>
         <w:bCs/>
       </w:rPr>
     </w:tblStylePr>
     <w:tblStylePr w:type="lastCol">
       <w:rPr>
-        <w:rFonts w:asciiTheme="majorHAnsi" w:cstheme="majorBidi" w:eastAsiaTheme="majorEastAsia" w:hAnsiTheme="majorHAnsi"/>
+        <w:rFonts w:asciiTheme="majorHAnsi" w:cstheme="majorBidi" w:hAnsiTheme="majorHAnsi" w:eastAsia="黑体"/>
         <w:b/>
         <w:bCs/>
       </w:rPr>
@@ -6516,7 +6920,7 @@
         <w:spacing w:after="0" w:before="0" w:line="240" w:lineRule="auto"/>
       </w:pPr>
       <w:rPr>
-        <w:rFonts w:asciiTheme="majorHAnsi" w:cstheme="majorBidi" w:eastAsiaTheme="majorEastAsia" w:hAnsiTheme="majorHAnsi"/>
+        <w:rFonts w:asciiTheme="majorHAnsi" w:cstheme="majorBidi" w:hAnsiTheme="majorHAnsi" w:eastAsia="黑体"/>
         <w:b/>
         <w:bCs/>
       </w:rPr>
@@ -6537,7 +6941,7 @@
         <w:spacing w:after="0" w:before="0" w:line="240" w:lineRule="auto"/>
       </w:pPr>
       <w:rPr>
-        <w:rFonts w:asciiTheme="majorHAnsi" w:cstheme="majorBidi" w:eastAsiaTheme="majorEastAsia" w:hAnsiTheme="majorHAnsi"/>
+        <w:rFonts w:asciiTheme="majorHAnsi" w:cstheme="majorBidi" w:hAnsiTheme="majorHAnsi" w:eastAsia="黑体"/>
         <w:b/>
         <w:bCs/>
       </w:rPr>
@@ -6555,14 +6959,14 @@
     </w:tblStylePr>
     <w:tblStylePr w:type="firstCol">
       <w:rPr>
-        <w:rFonts w:asciiTheme="majorHAnsi" w:cstheme="majorBidi" w:eastAsiaTheme="majorEastAsia" w:hAnsiTheme="majorHAnsi"/>
+        <w:rFonts w:asciiTheme="majorHAnsi" w:cstheme="majorBidi" w:hAnsiTheme="majorHAnsi" w:eastAsia="黑体"/>
         <w:b/>
         <w:bCs/>
       </w:rPr>
     </w:tblStylePr>
     <w:tblStylePr w:type="lastCol">
       <w:rPr>
-        <w:rFonts w:asciiTheme="majorHAnsi" w:cstheme="majorBidi" w:eastAsiaTheme="majorEastAsia" w:hAnsiTheme="majorHAnsi"/>
+        <w:rFonts w:asciiTheme="majorHAnsi" w:cstheme="majorBidi" w:hAnsiTheme="majorHAnsi" w:eastAsia="黑体"/>
         <w:b/>
         <w:bCs/>
       </w:rPr>
@@ -6645,6 +7049,7 @@
         <w:spacing w:after="0" w:before="0" w:line="240" w:lineRule="auto"/>
       </w:pPr>
       <w:rPr>
+        <w:rFonts w:eastAsia="黑体"/>
         <w:b/>
         <w:bCs/>
         <w:color w:themeColor="background1" w:val="FFFFFF"/>
@@ -6667,6 +7072,7 @@
         <w:spacing w:after="0" w:before="0" w:line="240" w:lineRule="auto"/>
       </w:pPr>
       <w:rPr>
+        <w:rFonts w:eastAsia="黑体"/>
         <w:b/>
         <w:bCs/>
       </w:rPr>
@@ -6684,12 +7090,14 @@
     </w:tblStylePr>
     <w:tblStylePr w:type="firstCol">
       <w:rPr>
+        <w:rFonts w:eastAsia="黑体"/>
         <w:b/>
         <w:bCs/>
       </w:rPr>
     </w:tblStylePr>
     <w:tblStylePr w:type="lastCol">
       <w:rPr>
+        <w:rFonts w:eastAsia="黑体"/>
         <w:b/>
         <w:bCs/>
       </w:rPr>
@@ -6751,6 +7159,7 @@
         <w:spacing w:after="0" w:before="0" w:line="240" w:lineRule="auto"/>
       </w:pPr>
       <w:rPr>
+        <w:rFonts w:eastAsia="黑体"/>
         <w:b/>
         <w:bCs/>
         <w:color w:themeColor="background1" w:val="FFFFFF"/>
@@ -6773,6 +7182,7 @@
         <w:spacing w:after="0" w:before="0" w:line="240" w:lineRule="auto"/>
       </w:pPr>
       <w:rPr>
+        <w:rFonts w:eastAsia="黑体"/>
         <w:b/>
         <w:bCs/>
       </w:rPr>
@@ -6790,12 +7200,14 @@
     </w:tblStylePr>
     <w:tblStylePr w:type="firstCol">
       <w:rPr>
+        <w:rFonts w:eastAsia="黑体"/>
         <w:b/>
         <w:bCs/>
       </w:rPr>
     </w:tblStylePr>
     <w:tblStylePr w:type="lastCol">
       <w:rPr>
+        <w:rFonts w:eastAsia="黑体"/>
         <w:b/>
         <w:bCs/>
       </w:rPr>
@@ -6857,6 +7269,7 @@
         <w:spacing w:after="0" w:before="0" w:line="240" w:lineRule="auto"/>
       </w:pPr>
       <w:rPr>
+        <w:rFonts w:eastAsia="黑体"/>
         <w:b/>
         <w:bCs/>
         <w:color w:themeColor="background1" w:val="FFFFFF"/>
@@ -6879,6 +7292,7 @@
         <w:spacing w:after="0" w:before="0" w:line="240" w:lineRule="auto"/>
       </w:pPr>
       <w:rPr>
+        <w:rFonts w:eastAsia="黑体"/>
         <w:b/>
         <w:bCs/>
       </w:rPr>
@@ -6896,12 +7310,14 @@
     </w:tblStylePr>
     <w:tblStylePr w:type="firstCol">
       <w:rPr>
+        <w:rFonts w:eastAsia="黑体"/>
         <w:b/>
         <w:bCs/>
       </w:rPr>
     </w:tblStylePr>
     <w:tblStylePr w:type="lastCol">
       <w:rPr>
+        <w:rFonts w:eastAsia="黑体"/>
         <w:b/>
         <w:bCs/>
       </w:rPr>
@@ -6963,6 +7379,7 @@
         <w:spacing w:after="0" w:before="0" w:line="240" w:lineRule="auto"/>
       </w:pPr>
       <w:rPr>
+        <w:rFonts w:eastAsia="黑体"/>
         <w:b/>
         <w:bCs/>
         <w:color w:themeColor="background1" w:val="FFFFFF"/>
@@ -6985,6 +7402,7 @@
         <w:spacing w:after="0" w:before="0" w:line="240" w:lineRule="auto"/>
       </w:pPr>
       <w:rPr>
+        <w:rFonts w:eastAsia="黑体"/>
         <w:b/>
         <w:bCs/>
       </w:rPr>
@@ -7002,12 +7420,14 @@
     </w:tblStylePr>
     <w:tblStylePr w:type="firstCol">
       <w:rPr>
+        <w:rFonts w:eastAsia="黑体"/>
         <w:b/>
         <w:bCs/>
       </w:rPr>
     </w:tblStylePr>
     <w:tblStylePr w:type="lastCol">
       <w:rPr>
+        <w:rFonts w:eastAsia="黑体"/>
         <w:b/>
         <w:bCs/>
       </w:rPr>
@@ -7069,6 +7489,7 @@
         <w:spacing w:after="0" w:before="0" w:line="240" w:lineRule="auto"/>
       </w:pPr>
       <w:rPr>
+        <w:rFonts w:eastAsia="黑体"/>
         <w:b/>
         <w:bCs/>
         <w:color w:themeColor="background1" w:val="FFFFFF"/>
@@ -7091,6 +7512,7 @@
         <w:spacing w:after="0" w:before="0" w:line="240" w:lineRule="auto"/>
       </w:pPr>
       <w:rPr>
+        <w:rFonts w:eastAsia="黑体"/>
         <w:b/>
         <w:bCs/>
       </w:rPr>
@@ -7108,12 +7530,14 @@
     </w:tblStylePr>
     <w:tblStylePr w:type="firstCol">
       <w:rPr>
+        <w:rFonts w:eastAsia="黑体"/>
         <w:b/>
         <w:bCs/>
       </w:rPr>
     </w:tblStylePr>
     <w:tblStylePr w:type="lastCol">
       <w:rPr>
+        <w:rFonts w:eastAsia="黑体"/>
         <w:b/>
         <w:bCs/>
       </w:rPr>
@@ -7175,6 +7599,7 @@
         <w:spacing w:after="0" w:before="0" w:line="240" w:lineRule="auto"/>
       </w:pPr>
       <w:rPr>
+        <w:rFonts w:eastAsia="黑体"/>
         <w:b/>
         <w:bCs/>
         <w:color w:themeColor="background1" w:val="FFFFFF"/>
@@ -7197,6 +7622,7 @@
         <w:spacing w:after="0" w:before="0" w:line="240" w:lineRule="auto"/>
       </w:pPr>
       <w:rPr>
+        <w:rFonts w:eastAsia="黑体"/>
         <w:b/>
         <w:bCs/>
       </w:rPr>
@@ -7214,12 +7640,14 @@
     </w:tblStylePr>
     <w:tblStylePr w:type="firstCol">
       <w:rPr>
+        <w:rFonts w:eastAsia="黑体"/>
         <w:b/>
         <w:bCs/>
       </w:rPr>
     </w:tblStylePr>
     <w:tblStylePr w:type="lastCol">
       <w:rPr>
+        <w:rFonts w:eastAsia="黑体"/>
         <w:b/>
         <w:bCs/>
       </w:rPr>
@@ -7281,6 +7709,7 @@
         <w:spacing w:after="0" w:before="0" w:line="240" w:lineRule="auto"/>
       </w:pPr>
       <w:rPr>
+        <w:rFonts w:eastAsia="黑体"/>
         <w:b/>
         <w:bCs/>
         <w:color w:themeColor="background1" w:val="FFFFFF"/>
@@ -7303,6 +7732,7 @@
         <w:spacing w:after="0" w:before="0" w:line="240" w:lineRule="auto"/>
       </w:pPr>
       <w:rPr>
+        <w:rFonts w:eastAsia="黑体"/>
         <w:b/>
         <w:bCs/>
       </w:rPr>
@@ -7320,12 +7750,14 @@
     </w:tblStylePr>
     <w:tblStylePr w:type="firstCol">
       <w:rPr>
+        <w:rFonts w:eastAsia="黑体"/>
         <w:b/>
         <w:bCs/>
       </w:rPr>
     </w:tblStylePr>
     <w:tblStylePr w:type="lastCol">
       <w:rPr>
+        <w:rFonts w:eastAsia="黑体"/>
         <w:b/>
         <w:bCs/>
       </w:rPr>
@@ -7384,6 +7816,7 @@
         <w:spacing w:after="0" w:before="0" w:line="240" w:lineRule="auto"/>
       </w:pPr>
       <w:rPr>
+        <w:rFonts w:eastAsia="黑体"/>
         <w:b/>
         <w:bCs/>
         <w:color w:themeColor="background1" w:val="FFFFFF"/>
@@ -7406,6 +7839,7 @@
         <w:spacing w:after="0" w:before="0" w:line="240" w:lineRule="auto"/>
       </w:pPr>
       <w:rPr>
+        <w:rFonts w:eastAsia="黑体"/>
         <w:color w:val="auto"/>
       </w:rPr>
       <w:tblPr/>
@@ -7423,6 +7857,7 @@
     </w:tblStylePr>
     <w:tblStylePr w:type="firstCol">
       <w:rPr>
+        <w:rFonts w:eastAsia="黑体"/>
         <w:b/>
         <w:bCs/>
         <w:color w:themeColor="background1" w:val="FFFFFF"/>
@@ -7442,6 +7877,7 @@
     </w:tblStylePr>
     <w:tblStylePr w:type="lastCol">
       <w:rPr>
+        <w:rFonts w:eastAsia="黑体"/>
         <w:b/>
         <w:bCs/>
         <w:color w:themeColor="background1" w:val="FFFFFF"/>
@@ -7490,6 +7926,7 @@
     </w:tblStylePr>
     <w:tblStylePr w:type="nwCell">
       <w:rPr>
+        <w:rFonts w:eastAsia="黑体"/>
         <w:color w:themeColor="background1" w:val="FFFFFF"/>
       </w:rPr>
       <w:tblPr/>
@@ -7533,6 +7970,7 @@
         <w:spacing w:after="0" w:before="0" w:line="240" w:lineRule="auto"/>
       </w:pPr>
       <w:rPr>
+        <w:rFonts w:eastAsia="黑体"/>
         <w:b/>
         <w:bCs/>
         <w:color w:themeColor="background1" w:val="FFFFFF"/>
@@ -7555,6 +7993,7 @@
         <w:spacing w:after="0" w:before="0" w:line="240" w:lineRule="auto"/>
       </w:pPr>
       <w:rPr>
+        <w:rFonts w:eastAsia="黑体"/>
         <w:color w:val="auto"/>
       </w:rPr>
       <w:tblPr/>
@@ -7572,6 +8011,7 @@
     </w:tblStylePr>
     <w:tblStylePr w:type="firstCol">
       <w:rPr>
+        <w:rFonts w:eastAsia="黑体"/>
         <w:b/>
         <w:bCs/>
         <w:color w:themeColor="background1" w:val="FFFFFF"/>
@@ -7591,6 +8031,7 @@
     </w:tblStylePr>
     <w:tblStylePr w:type="lastCol">
       <w:rPr>
+        <w:rFonts w:eastAsia="黑体"/>
         <w:b/>
         <w:bCs/>
         <w:color w:themeColor="background1" w:val="FFFFFF"/>
@@ -7639,6 +8080,7 @@
     </w:tblStylePr>
     <w:tblStylePr w:type="nwCell">
       <w:rPr>
+        <w:rFonts w:eastAsia="黑体"/>
         <w:color w:themeColor="background1" w:val="FFFFFF"/>
       </w:rPr>
       <w:tblPr/>
@@ -7682,6 +8124,7 @@
         <w:spacing w:after="0" w:before="0" w:line="240" w:lineRule="auto"/>
       </w:pPr>
       <w:rPr>
+        <w:rFonts w:eastAsia="黑体"/>
         <w:b/>
         <w:bCs/>
         <w:color w:themeColor="background1" w:val="FFFFFF"/>
@@ -7704,6 +8147,7 @@
         <w:spacing w:after="0" w:before="0" w:line="240" w:lineRule="auto"/>
       </w:pPr>
       <w:rPr>
+        <w:rFonts w:eastAsia="黑体"/>
         <w:color w:val="auto"/>
       </w:rPr>
       <w:tblPr/>
@@ -7721,6 +8165,7 @@
     </w:tblStylePr>
     <w:tblStylePr w:type="firstCol">
       <w:rPr>
+        <w:rFonts w:eastAsia="黑体"/>
         <w:b/>
         <w:bCs/>
         <w:color w:themeColor="background1" w:val="FFFFFF"/>
@@ -7740,6 +8185,7 @@
     </w:tblStylePr>
     <w:tblStylePr w:type="lastCol">
       <w:rPr>
+        <w:rFonts w:eastAsia="黑体"/>
         <w:b/>
         <w:bCs/>
         <w:color w:themeColor="background1" w:val="FFFFFF"/>
@@ -7788,6 +8234,7 @@
     </w:tblStylePr>
     <w:tblStylePr w:type="nwCell">
       <w:rPr>
+        <w:rFonts w:eastAsia="黑体"/>
         <w:color w:themeColor="background1" w:val="FFFFFF"/>
       </w:rPr>
       <w:tblPr/>
@@ -7831,6 +8278,7 @@
         <w:spacing w:after="0" w:before="0" w:line="240" w:lineRule="auto"/>
       </w:pPr>
       <w:rPr>
+        <w:rFonts w:eastAsia="黑体"/>
         <w:b/>
         <w:bCs/>
         <w:color w:themeColor="background1" w:val="FFFFFF"/>
@@ -7853,6 +8301,7 @@
         <w:spacing w:after="0" w:before="0" w:line="240" w:lineRule="auto"/>
       </w:pPr>
       <w:rPr>
+        <w:rFonts w:eastAsia="黑体"/>
         <w:color w:val="auto"/>
       </w:rPr>
       <w:tblPr/>
@@ -7870,6 +8319,7 @@
     </w:tblStylePr>
     <w:tblStylePr w:type="firstCol">
       <w:rPr>
+        <w:rFonts w:eastAsia="黑体"/>
         <w:b/>
         <w:bCs/>
         <w:color w:themeColor="background1" w:val="FFFFFF"/>
@@ -7889,6 +8339,7 @@
     </w:tblStylePr>
     <w:tblStylePr w:type="lastCol">
       <w:rPr>
+        <w:rFonts w:eastAsia="黑体"/>
         <w:b/>
         <w:bCs/>
         <w:color w:themeColor="background1" w:val="FFFFFF"/>
@@ -7937,6 +8388,7 @@
     </w:tblStylePr>
     <w:tblStylePr w:type="nwCell">
       <w:rPr>
+        <w:rFonts w:eastAsia="黑体"/>
         <w:color w:themeColor="background1" w:val="FFFFFF"/>
       </w:rPr>
       <w:tblPr/>
@@ -7980,6 +8432,7 @@
         <w:spacing w:after="0" w:before="0" w:line="240" w:lineRule="auto"/>
       </w:pPr>
       <w:rPr>
+        <w:rFonts w:eastAsia="黑体"/>
         <w:b/>
         <w:bCs/>
         <w:color w:themeColor="background1" w:val="FFFFFF"/>
@@ -8002,6 +8455,7 @@
         <w:spacing w:after="0" w:before="0" w:line="240" w:lineRule="auto"/>
       </w:pPr>
       <w:rPr>
+        <w:rFonts w:eastAsia="黑体"/>
         <w:color w:val="auto"/>
       </w:rPr>
       <w:tblPr/>
@@ -8019,6 +8473,7 @@
     </w:tblStylePr>
     <w:tblStylePr w:type="firstCol">
       <w:rPr>
+        <w:rFonts w:eastAsia="黑体"/>
         <w:b/>
         <w:bCs/>
         <w:color w:themeColor="background1" w:val="FFFFFF"/>
@@ -8038,6 +8493,7 @@
     </w:tblStylePr>
     <w:tblStylePr w:type="lastCol">
       <w:rPr>
+        <w:rFonts w:eastAsia="黑体"/>
         <w:b/>
         <w:bCs/>
         <w:color w:themeColor="background1" w:val="FFFFFF"/>
@@ -8086,6 +8542,7 @@
     </w:tblStylePr>
     <w:tblStylePr w:type="nwCell">
       <w:rPr>
+        <w:rFonts w:eastAsia="黑体"/>
         <w:color w:themeColor="background1" w:val="FFFFFF"/>
       </w:rPr>
       <w:tblPr/>
@@ -8129,6 +8586,7 @@
         <w:spacing w:after="0" w:before="0" w:line="240" w:lineRule="auto"/>
       </w:pPr>
       <w:rPr>
+        <w:rFonts w:eastAsia="黑体"/>
         <w:b/>
         <w:bCs/>
         <w:color w:themeColor="background1" w:val="FFFFFF"/>
@@ -8151,6 +8609,7 @@
         <w:spacing w:after="0" w:before="0" w:line="240" w:lineRule="auto"/>
       </w:pPr>
       <w:rPr>
+        <w:rFonts w:eastAsia="黑体"/>
         <w:color w:val="auto"/>
       </w:rPr>
       <w:tblPr/>
@@ -8168,6 +8627,7 @@
     </w:tblStylePr>
     <w:tblStylePr w:type="firstCol">
       <w:rPr>
+        <w:rFonts w:eastAsia="黑体"/>
         <w:b/>
         <w:bCs/>
         <w:color w:themeColor="background1" w:val="FFFFFF"/>
@@ -8187,6 +8647,7 @@
     </w:tblStylePr>
     <w:tblStylePr w:type="lastCol">
       <w:rPr>
+        <w:rFonts w:eastAsia="黑体"/>
         <w:b/>
         <w:bCs/>
         <w:color w:themeColor="background1" w:val="FFFFFF"/>
@@ -8235,6 +8696,7 @@
     </w:tblStylePr>
     <w:tblStylePr w:type="nwCell">
       <w:rPr>
+        <w:rFonts w:eastAsia="黑体"/>
         <w:color w:themeColor="background1" w:val="FFFFFF"/>
       </w:rPr>
       <w:tblPr/>
@@ -8278,6 +8740,7 @@
         <w:spacing w:after="0" w:before="0" w:line="240" w:lineRule="auto"/>
       </w:pPr>
       <w:rPr>
+        <w:rFonts w:eastAsia="黑体"/>
         <w:b/>
         <w:bCs/>
         <w:color w:themeColor="background1" w:val="FFFFFF"/>
@@ -8300,6 +8763,7 @@
         <w:spacing w:after="0" w:before="0" w:line="240" w:lineRule="auto"/>
       </w:pPr>
       <w:rPr>
+        <w:rFonts w:eastAsia="黑体"/>
         <w:color w:val="auto"/>
       </w:rPr>
       <w:tblPr/>
@@ -8317,6 +8781,7 @@
     </w:tblStylePr>
     <w:tblStylePr w:type="firstCol">
       <w:rPr>
+        <w:rFonts w:eastAsia="黑体"/>
         <w:b/>
         <w:bCs/>
         <w:color w:themeColor="background1" w:val="FFFFFF"/>
@@ -8336,6 +8801,7 @@
     </w:tblStylePr>
     <w:tblStylePr w:type="lastCol">
       <w:rPr>
+        <w:rFonts w:eastAsia="黑体"/>
         <w:b/>
         <w:bCs/>
         <w:color w:themeColor="background1" w:val="FFFFFF"/>
@@ -8384,6 +8850,7 @@
     </w:tblStylePr>
     <w:tblStylePr w:type="nwCell">
       <w:rPr>
+        <w:rFonts w:eastAsia="黑体"/>
         <w:color w:themeColor="background1" w:val="FFFFFF"/>
       </w:rPr>
       <w:tblPr/>
@@ -8408,6 +8875,7 @@
       <w:spacing w:after="0" w:line="240" w:lineRule="auto"/>
     </w:pPr>
     <w:rPr>
+      <w:rFonts w:eastAsia="黑体"/>
       <w:color w:themeColor="text1" w:val="000000"/>
     </w:rPr>
     <w:tblPr>
@@ -8427,7 +8895,7 @@
     </w:tblPr>
     <w:tblStylePr w:type="firstRow">
       <w:rPr>
-        <w:rFonts w:asciiTheme="majorHAnsi" w:cstheme="majorBidi" w:eastAsiaTheme="majorEastAsia" w:hAnsiTheme="majorHAnsi"/>
+        <w:rFonts w:asciiTheme="majorHAnsi" w:cstheme="majorBidi" w:hAnsiTheme="majorHAnsi" w:eastAsia="黑体"/>
       </w:rPr>
       <w:tblPr/>
       <w:tcPr>
@@ -8439,6 +8907,7 @@
     </w:tblStylePr>
     <w:tblStylePr w:type="lastRow">
       <w:rPr>
+        <w:rFonts w:eastAsia="黑体"/>
         <w:b/>
         <w:bCs/>
         <w:color w:themeColor="text2" w:val="1F497D"/>
@@ -8453,12 +8922,14 @@
     </w:tblStylePr>
     <w:tblStylePr w:type="firstCol">
       <w:rPr>
+        <w:rFonts w:eastAsia="黑体"/>
         <w:b/>
         <w:bCs/>
       </w:rPr>
     </w:tblStylePr>
     <w:tblStylePr w:type="lastCol">
       <w:rPr>
+        <w:rFonts w:eastAsia="黑体"/>
         <w:b/>
         <w:bCs/>
       </w:rPr>
@@ -8492,6 +8963,7 @@
       <w:spacing w:after="0" w:line="240" w:lineRule="auto"/>
     </w:pPr>
     <w:rPr>
+      <w:rFonts w:eastAsia="黑体"/>
       <w:color w:themeColor="text1" w:val="000000"/>
     </w:rPr>
     <w:tblPr>
@@ -8511,7 +8983,7 @@
     </w:tblPr>
     <w:tblStylePr w:type="firstRow">
       <w:rPr>
-        <w:rFonts w:asciiTheme="majorHAnsi" w:cstheme="majorBidi" w:eastAsiaTheme="majorEastAsia" w:hAnsiTheme="majorHAnsi"/>
+        <w:rFonts w:asciiTheme="majorHAnsi" w:cstheme="majorBidi" w:hAnsiTheme="majorHAnsi" w:eastAsia="黑体"/>
       </w:rPr>
       <w:tblPr/>
       <w:tcPr>
@@ -8523,6 +8995,7 @@
     </w:tblStylePr>
     <w:tblStylePr w:type="lastRow">
       <w:rPr>
+        <w:rFonts w:eastAsia="黑体"/>
         <w:b/>
         <w:bCs/>
         <w:color w:themeColor="text2" w:val="1F497D"/>
@@ -8537,12 +9010,14 @@
     </w:tblStylePr>
     <w:tblStylePr w:type="firstCol">
       <w:rPr>
+        <w:rFonts w:eastAsia="黑体"/>
         <w:b/>
         <w:bCs/>
       </w:rPr>
     </w:tblStylePr>
     <w:tblStylePr w:type="lastCol">
       <w:rPr>
+        <w:rFonts w:eastAsia="黑体"/>
         <w:b/>
         <w:bCs/>
       </w:rPr>
@@ -8576,6 +9051,7 @@
       <w:spacing w:after="0" w:line="240" w:lineRule="auto"/>
     </w:pPr>
     <w:rPr>
+      <w:rFonts w:eastAsia="黑体"/>
       <w:color w:themeColor="text1" w:val="000000"/>
     </w:rPr>
     <w:tblPr>
@@ -8595,7 +9071,7 @@
     </w:tblPr>
     <w:tblStylePr w:type="firstRow">
       <w:rPr>
-        <w:rFonts w:asciiTheme="majorHAnsi" w:cstheme="majorBidi" w:eastAsiaTheme="majorEastAsia" w:hAnsiTheme="majorHAnsi"/>
+        <w:rFonts w:asciiTheme="majorHAnsi" w:cstheme="majorBidi" w:hAnsiTheme="majorHAnsi" w:eastAsia="黑体"/>
       </w:rPr>
       <w:tblPr/>
       <w:tcPr>
@@ -8607,6 +9083,7 @@
     </w:tblStylePr>
     <w:tblStylePr w:type="lastRow">
       <w:rPr>
+        <w:rFonts w:eastAsia="黑体"/>
         <w:b/>
         <w:bCs/>
         <w:color w:themeColor="text2" w:val="1F497D"/>
@@ -8621,12 +9098,14 @@
     </w:tblStylePr>
     <w:tblStylePr w:type="firstCol">
       <w:rPr>
+        <w:rFonts w:eastAsia="黑体"/>
         <w:b/>
         <w:bCs/>
       </w:rPr>
     </w:tblStylePr>
     <w:tblStylePr w:type="lastCol">
       <w:rPr>
+        <w:rFonts w:eastAsia="黑体"/>
         <w:b/>
         <w:bCs/>
       </w:rPr>
@@ -8660,6 +9139,7 @@
       <w:spacing w:after="0" w:line="240" w:lineRule="auto"/>
     </w:pPr>
     <w:rPr>
+      <w:rFonts w:eastAsia="黑体"/>
       <w:color w:themeColor="text1" w:val="000000"/>
     </w:rPr>
     <w:tblPr>
@@ -8679,7 +9159,7 @@
     </w:tblPr>
     <w:tblStylePr w:type="firstRow">
       <w:rPr>
-        <w:rFonts w:asciiTheme="majorHAnsi" w:cstheme="majorBidi" w:eastAsiaTheme="majorEastAsia" w:hAnsiTheme="majorHAnsi"/>
+        <w:rFonts w:asciiTheme="majorHAnsi" w:cstheme="majorBidi" w:hAnsiTheme="majorHAnsi" w:eastAsia="黑体"/>
       </w:rPr>
       <w:tblPr/>
       <w:tcPr>
@@ -8691,6 +9171,7 @@
     </w:tblStylePr>
     <w:tblStylePr w:type="lastRow">
       <w:rPr>
+        <w:rFonts w:eastAsia="黑体"/>
         <w:b/>
         <w:bCs/>
         <w:color w:themeColor="text2" w:val="1F497D"/>
@@ -8705,12 +9186,14 @@
     </w:tblStylePr>
     <w:tblStylePr w:type="firstCol">
       <w:rPr>
+        <w:rFonts w:eastAsia="黑体"/>
         <w:b/>
         <w:bCs/>
       </w:rPr>
     </w:tblStylePr>
     <w:tblStylePr w:type="lastCol">
       <w:rPr>
+        <w:rFonts w:eastAsia="黑体"/>
         <w:b/>
         <w:bCs/>
       </w:rPr>
@@ -8744,6 +9227,7 @@
       <w:spacing w:after="0" w:line="240" w:lineRule="auto"/>
     </w:pPr>
     <w:rPr>
+      <w:rFonts w:eastAsia="黑体"/>
       <w:color w:themeColor="text1" w:val="000000"/>
     </w:rPr>
     <w:tblPr>
@@ -8763,7 +9247,7 @@
     </w:tblPr>
     <w:tblStylePr w:type="firstRow">
       <w:rPr>
-        <w:rFonts w:asciiTheme="majorHAnsi" w:cstheme="majorBidi" w:eastAsiaTheme="majorEastAsia" w:hAnsiTheme="majorHAnsi"/>
+        <w:rFonts w:asciiTheme="majorHAnsi" w:cstheme="majorBidi" w:hAnsiTheme="majorHAnsi" w:eastAsia="黑体"/>
       </w:rPr>
       <w:tblPr/>
       <w:tcPr>
@@ -8775,6 +9259,7 @@
     </w:tblStylePr>
     <w:tblStylePr w:type="lastRow">
       <w:rPr>
+        <w:rFonts w:eastAsia="黑体"/>
         <w:b/>
         <w:bCs/>
         <w:color w:themeColor="text2" w:val="1F497D"/>
@@ -8789,12 +9274,14 @@
     </w:tblStylePr>
     <w:tblStylePr w:type="firstCol">
       <w:rPr>
+        <w:rFonts w:eastAsia="黑体"/>
         <w:b/>
         <w:bCs/>
       </w:rPr>
     </w:tblStylePr>
     <w:tblStylePr w:type="lastCol">
       <w:rPr>
+        <w:rFonts w:eastAsia="黑体"/>
         <w:b/>
         <w:bCs/>
       </w:rPr>
@@ -8828,6 +9315,7 @@
       <w:spacing w:after="0" w:line="240" w:lineRule="auto"/>
     </w:pPr>
     <w:rPr>
+      <w:rFonts w:eastAsia="黑体"/>
       <w:color w:themeColor="text1" w:val="000000"/>
     </w:rPr>
     <w:tblPr>
@@ -8847,7 +9335,7 @@
     </w:tblPr>
     <w:tblStylePr w:type="firstRow">
       <w:rPr>
-        <w:rFonts w:asciiTheme="majorHAnsi" w:cstheme="majorBidi" w:eastAsiaTheme="majorEastAsia" w:hAnsiTheme="majorHAnsi"/>
+        <w:rFonts w:asciiTheme="majorHAnsi" w:cstheme="majorBidi" w:hAnsiTheme="majorHAnsi" w:eastAsia="黑体"/>
       </w:rPr>
       <w:tblPr/>
       <w:tcPr>
@@ -8859,6 +9347,7 @@
     </w:tblStylePr>
     <w:tblStylePr w:type="lastRow">
       <w:rPr>
+        <w:rFonts w:eastAsia="黑体"/>
         <w:b/>
         <w:bCs/>
         <w:color w:themeColor="text2" w:val="1F497D"/>
@@ -8873,12 +9362,14 @@
     </w:tblStylePr>
     <w:tblStylePr w:type="firstCol">
       <w:rPr>
+        <w:rFonts w:eastAsia="黑体"/>
         <w:b/>
         <w:bCs/>
       </w:rPr>
     </w:tblStylePr>
     <w:tblStylePr w:type="lastCol">
       <w:rPr>
+        <w:rFonts w:eastAsia="黑体"/>
         <w:b/>
         <w:bCs/>
       </w:rPr>
@@ -8912,6 +9403,7 @@
       <w:spacing w:after="0" w:line="240" w:lineRule="auto"/>
     </w:pPr>
     <w:rPr>
+      <w:rFonts w:eastAsia="黑体"/>
       <w:color w:themeColor="text1" w:val="000000"/>
     </w:rPr>
     <w:tblPr>
@@ -8931,7 +9423,7 @@
     </w:tblPr>
     <w:tblStylePr w:type="firstRow">
       <w:rPr>
-        <w:rFonts w:asciiTheme="majorHAnsi" w:cstheme="majorBidi" w:eastAsiaTheme="majorEastAsia" w:hAnsiTheme="majorHAnsi"/>
+        <w:rFonts w:asciiTheme="majorHAnsi" w:cstheme="majorBidi" w:hAnsiTheme="majorHAnsi" w:eastAsia="黑体"/>
       </w:rPr>
       <w:tblPr/>
       <w:tcPr>
@@ -8943,6 +9435,7 @@
     </w:tblStylePr>
     <w:tblStylePr w:type="lastRow">
       <w:rPr>
+        <w:rFonts w:eastAsia="黑体"/>
         <w:b/>
         <w:bCs/>
         <w:color w:themeColor="text2" w:val="1F497D"/>
@@ -8957,12 +9450,14 @@
     </w:tblStylePr>
     <w:tblStylePr w:type="firstCol">
       <w:rPr>
+        <w:rFonts w:eastAsia="黑体"/>
         <w:b/>
         <w:bCs/>
       </w:rPr>
     </w:tblStylePr>
     <w:tblStylePr w:type="lastCol">
       <w:rPr>
+        <w:rFonts w:eastAsia="黑体"/>
         <w:b/>
         <w:bCs/>
       </w:rPr>
@@ -8996,7 +9491,7 @@
       <w:spacing w:after="0" w:line="240" w:lineRule="auto"/>
     </w:pPr>
     <w:rPr>
-      <w:rFonts w:asciiTheme="majorHAnsi" w:cstheme="majorBidi" w:eastAsiaTheme="majorEastAsia" w:hAnsiTheme="majorHAnsi"/>
+      <w:rFonts w:asciiTheme="majorHAnsi" w:cstheme="majorBidi" w:hAnsiTheme="majorHAnsi" w:eastAsia="黑体"/>
       <w:color w:themeColor="text1" w:val="000000"/>
     </w:rPr>
     <w:tblPr>
@@ -9018,6 +9513,7 @@
     </w:tblPr>
     <w:tblStylePr w:type="firstRow">
       <w:rPr>
+        <w:rFonts w:eastAsia="黑体"/>
         <w:sz w:val="24"/>
         <w:szCs w:val="24"/>
       </w:rPr>
@@ -9124,7 +9620,7 @@
       <w:spacing w:after="0" w:line="240" w:lineRule="auto"/>
     </w:pPr>
     <w:rPr>
-      <w:rFonts w:asciiTheme="majorHAnsi" w:cstheme="majorBidi" w:eastAsiaTheme="majorEastAsia" w:hAnsiTheme="majorHAnsi"/>
+      <w:rFonts w:asciiTheme="majorHAnsi" w:cstheme="majorBidi" w:hAnsiTheme="majorHAnsi" w:eastAsia="黑体"/>
       <w:color w:themeColor="text1" w:val="000000"/>
     </w:rPr>
     <w:tblPr>
@@ -9146,6 +9642,7 @@
     </w:tblPr>
     <w:tblStylePr w:type="firstRow">
       <w:rPr>
+        <w:rFonts w:eastAsia="黑体"/>
         <w:sz w:val="24"/>
         <w:szCs w:val="24"/>
       </w:rPr>
@@ -9252,7 +9749,7 @@
       <w:spacing w:after="0" w:line="240" w:lineRule="auto"/>
     </w:pPr>
     <w:rPr>
-      <w:rFonts w:asciiTheme="majorHAnsi" w:cstheme="majorBidi" w:eastAsiaTheme="majorEastAsia" w:hAnsiTheme="majorHAnsi"/>
+      <w:rFonts w:asciiTheme="majorHAnsi" w:cstheme="majorBidi" w:hAnsiTheme="majorHAnsi" w:eastAsia="黑体"/>
       <w:color w:themeColor="text1" w:val="000000"/>
     </w:rPr>
     <w:tblPr>
@@ -9274,6 +9771,7 @@
     </w:tblPr>
     <w:tblStylePr w:type="firstRow">
       <w:rPr>
+        <w:rFonts w:eastAsia="黑体"/>
         <w:sz w:val="24"/>
         <w:szCs w:val="24"/>
       </w:rPr>
@@ -9380,7 +9878,7 @@
       <w:spacing w:after="0" w:line="240" w:lineRule="auto"/>
     </w:pPr>
     <w:rPr>
-      <w:rFonts w:asciiTheme="majorHAnsi" w:cstheme="majorBidi" w:eastAsiaTheme="majorEastAsia" w:hAnsiTheme="majorHAnsi"/>
+      <w:rFonts w:asciiTheme="majorHAnsi" w:cstheme="majorBidi" w:hAnsiTheme="majorHAnsi" w:eastAsia="黑体"/>
       <w:color w:themeColor="text1" w:val="000000"/>
     </w:rPr>
     <w:tblPr>
@@ -9402,6 +9900,7 @@
     </w:tblPr>
     <w:tblStylePr w:type="firstRow">
       <w:rPr>
+        <w:rFonts w:eastAsia="黑体"/>
         <w:sz w:val="24"/>
         <w:szCs w:val="24"/>
       </w:rPr>
@@ -9508,7 +10007,7 @@
       <w:spacing w:after="0" w:line="240" w:lineRule="auto"/>
     </w:pPr>
     <w:rPr>
-      <w:rFonts w:asciiTheme="majorHAnsi" w:cstheme="majorBidi" w:eastAsiaTheme="majorEastAsia" w:hAnsiTheme="majorHAnsi"/>
+      <w:rFonts w:asciiTheme="majorHAnsi" w:cstheme="majorBidi" w:hAnsiTheme="majorHAnsi" w:eastAsia="黑体"/>
       <w:color w:themeColor="text1" w:val="000000"/>
     </w:rPr>
     <w:tblPr>
@@ -9530,6 +10029,7 @@
     </w:tblPr>
     <w:tblStylePr w:type="firstRow">
       <w:rPr>
+        <w:rFonts w:eastAsia="黑体"/>
         <w:sz w:val="24"/>
         <w:szCs w:val="24"/>
       </w:rPr>
@@ -9636,7 +10136,7 @@
       <w:spacing w:after="0" w:line="240" w:lineRule="auto"/>
     </w:pPr>
     <w:rPr>
-      <w:rFonts w:asciiTheme="majorHAnsi" w:cstheme="majorBidi" w:eastAsiaTheme="majorEastAsia" w:hAnsiTheme="majorHAnsi"/>
+      <w:rFonts w:asciiTheme="majorHAnsi" w:cstheme="majorBidi" w:hAnsiTheme="majorHAnsi" w:eastAsia="黑体"/>
       <w:color w:themeColor="text1" w:val="000000"/>
     </w:rPr>
     <w:tblPr>
@@ -9658,6 +10158,7 @@
     </w:tblPr>
     <w:tblStylePr w:type="firstRow">
       <w:rPr>
+        <w:rFonts w:eastAsia="黑体"/>
         <w:sz w:val="24"/>
         <w:szCs w:val="24"/>
       </w:rPr>
@@ -9764,7 +10265,7 @@
       <w:spacing w:after="0" w:line="240" w:lineRule="auto"/>
     </w:pPr>
     <w:rPr>
-      <w:rFonts w:asciiTheme="majorHAnsi" w:cstheme="majorBidi" w:eastAsiaTheme="majorEastAsia" w:hAnsiTheme="majorHAnsi"/>
+      <w:rFonts w:asciiTheme="majorHAnsi" w:cstheme="majorBidi" w:hAnsiTheme="majorHAnsi" w:eastAsia="黑体"/>
       <w:color w:themeColor="text1" w:val="000000"/>
     </w:rPr>
     <w:tblPr>
@@ -9786,6 +10287,7 @@
     </w:tblPr>
     <w:tblStylePr w:type="firstRow">
       <w:rPr>
+        <w:rFonts w:eastAsia="黑体"/>
         <w:sz w:val="24"/>
         <w:szCs w:val="24"/>
       </w:rPr>
@@ -9915,12 +10417,14 @@
     </w:tcPr>
     <w:tblStylePr w:type="firstRow">
       <w:rPr>
+        <w:rFonts w:eastAsia="黑体"/>
         <w:b/>
         <w:bCs/>
       </w:rPr>
     </w:tblStylePr>
     <w:tblStylePr w:type="lastRow">
       <w:rPr>
+        <w:rFonts w:eastAsia="黑体"/>
         <w:b/>
         <w:bCs/>
       </w:rPr>
@@ -9933,12 +10437,14 @@
     </w:tblStylePr>
     <w:tblStylePr w:type="firstCol">
       <w:rPr>
+        <w:rFonts w:eastAsia="黑体"/>
         <w:b/>
         <w:bCs/>
       </w:rPr>
     </w:tblStylePr>
     <w:tblStylePr w:type="lastCol">
       <w:rPr>
+        <w:rFonts w:eastAsia="黑体"/>
         <w:b/>
         <w:bCs/>
       </w:rPr>
@@ -9988,12 +10494,14 @@
     </w:tcPr>
     <w:tblStylePr w:type="firstRow">
       <w:rPr>
+        <w:rFonts w:eastAsia="黑体"/>
         <w:b/>
         <w:bCs/>
       </w:rPr>
     </w:tblStylePr>
     <w:tblStylePr w:type="lastRow">
       <w:rPr>
+        <w:rFonts w:eastAsia="黑体"/>
         <w:b/>
         <w:bCs/>
       </w:rPr>
@@ -10006,12 +10514,14 @@
     </w:tblStylePr>
     <w:tblStylePr w:type="firstCol">
       <w:rPr>
+        <w:rFonts w:eastAsia="黑体"/>
         <w:b/>
         <w:bCs/>
       </w:rPr>
     </w:tblStylePr>
     <w:tblStylePr w:type="lastCol">
       <w:rPr>
+        <w:rFonts w:eastAsia="黑体"/>
         <w:b/>
         <w:bCs/>
       </w:rPr>
@@ -10061,12 +10571,14 @@
     </w:tcPr>
     <w:tblStylePr w:type="firstRow">
       <w:rPr>
+        <w:rFonts w:eastAsia="黑体"/>
         <w:b/>
         <w:bCs/>
       </w:rPr>
     </w:tblStylePr>
     <w:tblStylePr w:type="lastRow">
       <w:rPr>
+        <w:rFonts w:eastAsia="黑体"/>
         <w:b/>
         <w:bCs/>
       </w:rPr>
@@ -10079,12 +10591,14 @@
     </w:tblStylePr>
     <w:tblStylePr w:type="firstCol">
       <w:rPr>
+        <w:rFonts w:eastAsia="黑体"/>
         <w:b/>
         <w:bCs/>
       </w:rPr>
     </w:tblStylePr>
     <w:tblStylePr w:type="lastCol">
       <w:rPr>
+        <w:rFonts w:eastAsia="黑体"/>
         <w:b/>
         <w:bCs/>
       </w:rPr>
@@ -10134,12 +10648,14 @@
     </w:tcPr>
     <w:tblStylePr w:type="firstRow">
       <w:rPr>
+        <w:rFonts w:eastAsia="黑体"/>
         <w:b/>
         <w:bCs/>
       </w:rPr>
     </w:tblStylePr>
     <w:tblStylePr w:type="lastRow">
       <w:rPr>
+        <w:rFonts w:eastAsia="黑体"/>
         <w:b/>
         <w:bCs/>
       </w:rPr>
@@ -10152,12 +10668,14 @@
     </w:tblStylePr>
     <w:tblStylePr w:type="firstCol">
       <w:rPr>
+        <w:rFonts w:eastAsia="黑体"/>
         <w:b/>
         <w:bCs/>
       </w:rPr>
     </w:tblStylePr>
     <w:tblStylePr w:type="lastCol">
       <w:rPr>
+        <w:rFonts w:eastAsia="黑体"/>
         <w:b/>
         <w:bCs/>
       </w:rPr>
@@ -10207,12 +10725,14 @@
     </w:tcPr>
     <w:tblStylePr w:type="firstRow">
       <w:rPr>
+        <w:rFonts w:eastAsia="黑体"/>
         <w:b/>
         <w:bCs/>
       </w:rPr>
     </w:tblStylePr>
     <w:tblStylePr w:type="lastRow">
       <w:rPr>
+        <w:rFonts w:eastAsia="黑体"/>
         <w:b/>
         <w:bCs/>
       </w:rPr>
@@ -10225,12 +10745,14 @@
     </w:tblStylePr>
     <w:tblStylePr w:type="firstCol">
       <w:rPr>
+        <w:rFonts w:eastAsia="黑体"/>
         <w:b/>
         <w:bCs/>
       </w:rPr>
     </w:tblStylePr>
     <w:tblStylePr w:type="lastCol">
       <w:rPr>
+        <w:rFonts w:eastAsia="黑体"/>
         <w:b/>
         <w:bCs/>
       </w:rPr>
@@ -10280,12 +10802,14 @@
     </w:tcPr>
     <w:tblStylePr w:type="firstRow">
       <w:rPr>
+        <w:rFonts w:eastAsia="黑体"/>
         <w:b/>
         <w:bCs/>
       </w:rPr>
     </w:tblStylePr>
     <w:tblStylePr w:type="lastRow">
       <w:rPr>
+        <w:rFonts w:eastAsia="黑体"/>
         <w:b/>
         <w:bCs/>
       </w:rPr>
@@ -10298,12 +10822,14 @@
     </w:tblStylePr>
     <w:tblStylePr w:type="firstCol">
       <w:rPr>
+        <w:rFonts w:eastAsia="黑体"/>
         <w:b/>
         <w:bCs/>
       </w:rPr>
     </w:tblStylePr>
     <w:tblStylePr w:type="lastCol">
       <w:rPr>
+        <w:rFonts w:eastAsia="黑体"/>
         <w:b/>
         <w:bCs/>
       </w:rPr>
@@ -10353,12 +10879,14 @@
     </w:tcPr>
     <w:tblStylePr w:type="firstRow">
       <w:rPr>
+        <w:rFonts w:eastAsia="黑体"/>
         <w:b/>
         <w:bCs/>
       </w:rPr>
     </w:tblStylePr>
     <w:tblStylePr w:type="lastRow">
       <w:rPr>
+        <w:rFonts w:eastAsia="黑体"/>
         <w:b/>
         <w:bCs/>
       </w:rPr>
@@ -10371,12 +10899,14 @@
     </w:tblStylePr>
     <w:tblStylePr w:type="firstCol">
       <w:rPr>
+        <w:rFonts w:eastAsia="黑体"/>
         <w:b/>
         <w:bCs/>
       </w:rPr>
     </w:tblStylePr>
     <w:tblStylePr w:type="lastCol">
       <w:rPr>
+        <w:rFonts w:eastAsia="黑体"/>
         <w:b/>
         <w:bCs/>
       </w:rPr>
@@ -10403,7 +10933,7 @@
       <w:spacing w:after="0" w:line="240" w:lineRule="auto"/>
     </w:pPr>
     <w:rPr>
-      <w:rFonts w:asciiTheme="majorHAnsi" w:cstheme="majorBidi" w:eastAsiaTheme="majorEastAsia" w:hAnsiTheme="majorHAnsi"/>
+      <w:rFonts w:asciiTheme="majorHAnsi" w:cstheme="majorBidi" w:hAnsiTheme="majorHAnsi" w:eastAsia="黑体"/>
       <w:color w:themeColor="text1" w:val="000000"/>
     </w:rPr>
     <w:tblPr>
@@ -10430,6 +10960,7 @@
     </w:tcPr>
     <w:tblStylePr w:type="firstRow">
       <w:rPr>
+        <w:rFonts w:eastAsia="黑体"/>
         <w:b/>
         <w:bCs/>
         <w:color w:themeColor="text1" w:val="000000"/>
@@ -10441,6 +10972,7 @@
     </w:tblStylePr>
     <w:tblStylePr w:type="lastRow">
       <w:rPr>
+        <w:rFonts w:eastAsia="黑体"/>
         <w:b/>
         <w:bCs/>
         <w:color w:themeColor="text1" w:val="000000"/>
@@ -10460,6 +10992,7 @@
     </w:tblStylePr>
     <w:tblStylePr w:type="firstCol">
       <w:rPr>
+        <w:rFonts w:eastAsia="黑体"/>
         <w:b/>
         <w:bCs/>
         <w:color w:themeColor="text1" w:val="000000"/>
@@ -10479,6 +11012,7 @@
     </w:tblStylePr>
     <w:tblStylePr w:type="lastCol">
       <w:rPr>
+        <w:rFonts w:eastAsia="黑体"/>
         <w:b w:val="0"/>
         <w:bCs w:val="0"/>
         <w:color w:themeColor="text1" w:val="000000"/>
@@ -10528,7 +11062,7 @@
       <w:spacing w:after="0" w:line="240" w:lineRule="auto"/>
     </w:pPr>
     <w:rPr>
-      <w:rFonts w:asciiTheme="majorHAnsi" w:cstheme="majorBidi" w:eastAsiaTheme="majorEastAsia" w:hAnsiTheme="majorHAnsi"/>
+      <w:rFonts w:asciiTheme="majorHAnsi" w:cstheme="majorBidi" w:hAnsiTheme="majorHAnsi" w:eastAsia="黑体"/>
       <w:color w:themeColor="text1" w:val="000000"/>
     </w:rPr>
     <w:tblPr>
@@ -10555,6 +11089,7 @@
     </w:tcPr>
     <w:tblStylePr w:type="firstRow">
       <w:rPr>
+        <w:rFonts w:eastAsia="黑体"/>
         <w:b/>
         <w:bCs/>
         <w:color w:themeColor="text1" w:val="000000"/>
@@ -10566,6 +11101,7 @@
     </w:tblStylePr>
     <w:tblStylePr w:type="lastRow">
       <w:rPr>
+        <w:rFonts w:eastAsia="黑体"/>
         <w:b/>
         <w:bCs/>
         <w:color w:themeColor="text1" w:val="000000"/>
@@ -10585,6 +11121,7 @@
     </w:tblStylePr>
     <w:tblStylePr w:type="firstCol">
       <w:rPr>
+        <w:rFonts w:eastAsia="黑体"/>
         <w:b/>
         <w:bCs/>
         <w:color w:themeColor="text1" w:val="000000"/>
@@ -10604,6 +11141,7 @@
     </w:tblStylePr>
     <w:tblStylePr w:type="lastCol">
       <w:rPr>
+        <w:rFonts w:eastAsia="黑体"/>
         <w:b w:val="0"/>
         <w:bCs w:val="0"/>
         <w:color w:themeColor="text1" w:val="000000"/>
@@ -10653,7 +11191,7 @@
       <w:spacing w:after="0" w:line="240" w:lineRule="auto"/>
     </w:pPr>
     <w:rPr>
-      <w:rFonts w:asciiTheme="majorHAnsi" w:cstheme="majorBidi" w:eastAsiaTheme="majorEastAsia" w:hAnsiTheme="majorHAnsi"/>
+      <w:rFonts w:asciiTheme="majorHAnsi" w:cstheme="majorBidi" w:hAnsiTheme="majorHAnsi" w:eastAsia="黑体"/>
       <w:color w:themeColor="text1" w:val="000000"/>
     </w:rPr>
     <w:tblPr>
@@ -10680,6 +11218,7 @@
     </w:tcPr>
     <w:tblStylePr w:type="firstRow">
       <w:rPr>
+        <w:rFonts w:eastAsia="黑体"/>
         <w:b/>
         <w:bCs/>
         <w:color w:themeColor="text1" w:val="000000"/>
@@ -10691,6 +11230,7 @@
     </w:tblStylePr>
     <w:tblStylePr w:type="lastRow">
       <w:rPr>
+        <w:rFonts w:eastAsia="黑体"/>
         <w:b/>
         <w:bCs/>
         <w:color w:themeColor="text1" w:val="000000"/>
@@ -10710,6 +11250,7 @@
     </w:tblStylePr>
     <w:tblStylePr w:type="firstCol">
       <w:rPr>
+        <w:rFonts w:eastAsia="黑体"/>
         <w:b/>
         <w:bCs/>
         <w:color w:themeColor="text1" w:val="000000"/>
@@ -10729,6 +11270,7 @@
     </w:tblStylePr>
     <w:tblStylePr w:type="lastCol">
       <w:rPr>
+        <w:rFonts w:eastAsia="黑体"/>
         <w:b w:val="0"/>
         <w:bCs w:val="0"/>
         <w:color w:themeColor="text1" w:val="000000"/>
@@ -10778,7 +11320,7 @@
       <w:spacing w:after="0" w:line="240" w:lineRule="auto"/>
     </w:pPr>
     <w:rPr>
-      <w:rFonts w:asciiTheme="majorHAnsi" w:cstheme="majorBidi" w:eastAsiaTheme="majorEastAsia" w:hAnsiTheme="majorHAnsi"/>
+      <w:rFonts w:asciiTheme="majorHAnsi" w:cstheme="majorBidi" w:hAnsiTheme="majorHAnsi" w:eastAsia="黑体"/>
       <w:color w:themeColor="text1" w:val="000000"/>
     </w:rPr>
     <w:tblPr>
@@ -10805,6 +11347,7 @@
     </w:tcPr>
     <w:tblStylePr w:type="firstRow">
       <w:rPr>
+        <w:rFonts w:eastAsia="黑体"/>
         <w:b/>
         <w:bCs/>
         <w:color w:themeColor="text1" w:val="000000"/>
@@ -10816,6 +11359,7 @@
     </w:tblStylePr>
     <w:tblStylePr w:type="lastRow">
       <w:rPr>
+        <w:rFonts w:eastAsia="黑体"/>
         <w:b/>
         <w:bCs/>
         <w:color w:themeColor="text1" w:val="000000"/>
@@ -10835,6 +11379,7 @@
     </w:tblStylePr>
     <w:tblStylePr w:type="firstCol">
       <w:rPr>
+        <w:rFonts w:eastAsia="黑体"/>
         <w:b/>
         <w:bCs/>
         <w:color w:themeColor="text1" w:val="000000"/>
@@ -10854,6 +11399,7 @@
     </w:tblStylePr>
     <w:tblStylePr w:type="lastCol">
       <w:rPr>
+        <w:rFonts w:eastAsia="黑体"/>
         <w:b w:val="0"/>
         <w:bCs w:val="0"/>
         <w:color w:themeColor="text1" w:val="000000"/>
@@ -10903,7 +11449,7 @@
       <w:spacing w:after="0" w:line="240" w:lineRule="auto"/>
     </w:pPr>
     <w:rPr>
-      <w:rFonts w:asciiTheme="majorHAnsi" w:cstheme="majorBidi" w:eastAsiaTheme="majorEastAsia" w:hAnsiTheme="majorHAnsi"/>
+      <w:rFonts w:asciiTheme="majorHAnsi" w:cstheme="majorBidi" w:hAnsiTheme="majorHAnsi" w:eastAsia="黑体"/>
       <w:color w:themeColor="text1" w:val="000000"/>
     </w:rPr>
     <w:tblPr>
@@ -10930,6 +11476,7 @@
     </w:tcPr>
     <w:tblStylePr w:type="firstRow">
       <w:rPr>
+        <w:rFonts w:eastAsia="黑体"/>
         <w:b/>
         <w:bCs/>
         <w:color w:themeColor="text1" w:val="000000"/>
@@ -10941,6 +11488,7 @@
     </w:tblStylePr>
     <w:tblStylePr w:type="lastRow">
       <w:rPr>
+        <w:rFonts w:eastAsia="黑体"/>
         <w:b/>
         <w:bCs/>
         <w:color w:themeColor="text1" w:val="000000"/>
@@ -10960,6 +11508,7 @@
     </w:tblStylePr>
     <w:tblStylePr w:type="firstCol">
       <w:rPr>
+        <w:rFonts w:eastAsia="黑体"/>
         <w:b/>
         <w:bCs/>
         <w:color w:themeColor="text1" w:val="000000"/>
@@ -10979,6 +11528,7 @@
     </w:tblStylePr>
     <w:tblStylePr w:type="lastCol">
       <w:rPr>
+        <w:rFonts w:eastAsia="黑体"/>
         <w:b w:val="0"/>
         <w:bCs w:val="0"/>
         <w:color w:themeColor="text1" w:val="000000"/>
@@ -11028,7 +11578,7 @@
       <w:spacing w:after="0" w:line="240" w:lineRule="auto"/>
     </w:pPr>
     <w:rPr>
-      <w:rFonts w:asciiTheme="majorHAnsi" w:cstheme="majorBidi" w:eastAsiaTheme="majorEastAsia" w:hAnsiTheme="majorHAnsi"/>
+      <w:rFonts w:asciiTheme="majorHAnsi" w:cstheme="majorBidi" w:hAnsiTheme="majorHAnsi" w:eastAsia="黑体"/>
       <w:color w:themeColor="text1" w:val="000000"/>
     </w:rPr>
     <w:tblPr>
@@ -11055,6 +11605,7 @@
     </w:tcPr>
     <w:tblStylePr w:type="firstRow">
       <w:rPr>
+        <w:rFonts w:eastAsia="黑体"/>
         <w:b/>
         <w:bCs/>
         <w:color w:themeColor="text1" w:val="000000"/>
@@ -11066,6 +11617,7 @@
     </w:tblStylePr>
     <w:tblStylePr w:type="lastRow">
       <w:rPr>
+        <w:rFonts w:eastAsia="黑体"/>
         <w:b/>
         <w:bCs/>
         <w:color w:themeColor="text1" w:val="000000"/>
@@ -11085,6 +11637,7 @@
     </w:tblStylePr>
     <w:tblStylePr w:type="firstCol">
       <w:rPr>
+        <w:rFonts w:eastAsia="黑体"/>
         <w:b/>
         <w:bCs/>
         <w:color w:themeColor="text1" w:val="000000"/>
@@ -11104,6 +11657,7 @@
     </w:tblStylePr>
     <w:tblStylePr w:type="lastCol">
       <w:rPr>
+        <w:rFonts w:eastAsia="黑体"/>
         <w:b w:val="0"/>
         <w:bCs w:val="0"/>
         <w:color w:themeColor="text1" w:val="000000"/>
@@ -11153,7 +11707,7 @@
       <w:spacing w:after="0" w:line="240" w:lineRule="auto"/>
     </w:pPr>
     <w:rPr>
-      <w:rFonts w:asciiTheme="majorHAnsi" w:cstheme="majorBidi" w:eastAsiaTheme="majorEastAsia" w:hAnsiTheme="majorHAnsi"/>
+      <w:rFonts w:asciiTheme="majorHAnsi" w:cstheme="majorBidi" w:hAnsiTheme="majorHAnsi" w:eastAsia="黑体"/>
       <w:color w:themeColor="text1" w:val="000000"/>
     </w:rPr>
     <w:tblPr>
@@ -11180,6 +11734,7 @@
     </w:tcPr>
     <w:tblStylePr w:type="firstRow">
       <w:rPr>
+        <w:rFonts w:eastAsia="黑体"/>
         <w:b/>
         <w:bCs/>
         <w:color w:themeColor="text1" w:val="000000"/>
@@ -11191,6 +11746,7 @@
     </w:tblStylePr>
     <w:tblStylePr w:type="lastRow">
       <w:rPr>
+        <w:rFonts w:eastAsia="黑体"/>
         <w:b/>
         <w:bCs/>
         <w:color w:themeColor="text1" w:val="000000"/>
@@ -11210,6 +11766,7 @@
     </w:tblStylePr>
     <w:tblStylePr w:type="firstCol">
       <w:rPr>
+        <w:rFonts w:eastAsia="黑体"/>
         <w:b/>
         <w:bCs/>
         <w:color w:themeColor="text1" w:val="000000"/>
@@ -11229,6 +11786,7 @@
     </w:tblStylePr>
     <w:tblStylePr w:type="lastCol">
       <w:rPr>
+        <w:rFonts w:eastAsia="黑体"/>
         <w:b w:val="0"/>
         <w:bCs w:val="0"/>
         <w:color w:themeColor="text1" w:val="000000"/>
@@ -11301,6 +11859,7 @@
     </w:tcPr>
     <w:tblStylePr w:type="firstRow">
       <w:rPr>
+        <w:rFonts w:eastAsia="黑体"/>
         <w:b/>
         <w:bCs/>
         <w:i w:val="0"/>
@@ -11322,6 +11881,7 @@
     </w:tblStylePr>
     <w:tblStylePr w:type="lastRow">
       <w:rPr>
+        <w:rFonts w:eastAsia="黑体"/>
         <w:b/>
         <w:bCs/>
         <w:i w:val="0"/>
@@ -11343,6 +11903,7 @@
     </w:tblStylePr>
     <w:tblStylePr w:type="firstCol">
       <w:rPr>
+        <w:rFonts w:eastAsia="黑体"/>
         <w:b/>
         <w:bCs/>
         <w:i w:val="0"/>
@@ -11362,6 +11923,7 @@
     </w:tblStylePr>
     <w:tblStylePr w:type="lastCol">
       <w:rPr>
+        <w:rFonts w:eastAsia="黑体"/>
         <w:b/>
         <w:bCs/>
         <w:i w:val="0"/>
@@ -11442,6 +12004,7 @@
     </w:tcPr>
     <w:tblStylePr w:type="firstRow">
       <w:rPr>
+        <w:rFonts w:eastAsia="黑体"/>
         <w:b/>
         <w:bCs/>
         <w:i w:val="0"/>
@@ -11463,6 +12026,7 @@
     </w:tblStylePr>
     <w:tblStylePr w:type="lastRow">
       <w:rPr>
+        <w:rFonts w:eastAsia="黑体"/>
         <w:b/>
         <w:bCs/>
         <w:i w:val="0"/>
@@ -11484,6 +12048,7 @@
     </w:tblStylePr>
     <w:tblStylePr w:type="firstCol">
       <w:rPr>
+        <w:rFonts w:eastAsia="黑体"/>
         <w:b/>
         <w:bCs/>
         <w:i w:val="0"/>
@@ -11503,6 +12068,7 @@
     </w:tblStylePr>
     <w:tblStylePr w:type="lastCol">
       <w:rPr>
+        <w:rFonts w:eastAsia="黑体"/>
         <w:b/>
         <w:bCs/>
         <w:i w:val="0"/>
@@ -11583,6 +12149,7 @@
     </w:tcPr>
     <w:tblStylePr w:type="firstRow">
       <w:rPr>
+        <w:rFonts w:eastAsia="黑体"/>
         <w:b/>
         <w:bCs/>
         <w:i w:val="0"/>
@@ -11604,6 +12171,7 @@
     </w:tblStylePr>
     <w:tblStylePr w:type="lastRow">
       <w:rPr>
+        <w:rFonts w:eastAsia="黑体"/>
         <w:b/>
         <w:bCs/>
         <w:i w:val="0"/>
@@ -11625,6 +12193,7 @@
     </w:tblStylePr>
     <w:tblStylePr w:type="firstCol">
       <w:rPr>
+        <w:rFonts w:eastAsia="黑体"/>
         <w:b/>
         <w:bCs/>
         <w:i w:val="0"/>
@@ -11644,6 +12213,7 @@
     </w:tblStylePr>
     <w:tblStylePr w:type="lastCol">
       <w:rPr>
+        <w:rFonts w:eastAsia="黑体"/>
         <w:b/>
         <w:bCs/>
         <w:i w:val="0"/>
@@ -11724,6 +12294,7 @@
     </w:tcPr>
     <w:tblStylePr w:type="firstRow">
       <w:rPr>
+        <w:rFonts w:eastAsia="黑体"/>
         <w:b/>
         <w:bCs/>
         <w:i w:val="0"/>
@@ -11745,6 +12316,7 @@
     </w:tblStylePr>
     <w:tblStylePr w:type="lastRow">
       <w:rPr>
+        <w:rFonts w:eastAsia="黑体"/>
         <w:b/>
         <w:bCs/>
         <w:i w:val="0"/>
@@ -11766,6 +12338,7 @@
     </w:tblStylePr>
     <w:tblStylePr w:type="firstCol">
       <w:rPr>
+        <w:rFonts w:eastAsia="黑体"/>
         <w:b/>
         <w:bCs/>
         <w:i w:val="0"/>
@@ -11785,6 +12358,7 @@
     </w:tblStylePr>
     <w:tblStylePr w:type="lastCol">
       <w:rPr>
+        <w:rFonts w:eastAsia="黑体"/>
         <w:b/>
         <w:bCs/>
         <w:i w:val="0"/>
@@ -11865,6 +12439,7 @@
     </w:tcPr>
     <w:tblStylePr w:type="firstRow">
       <w:rPr>
+        <w:rFonts w:eastAsia="黑体"/>
         <w:b/>
         <w:bCs/>
         <w:i w:val="0"/>
@@ -11886,6 +12461,7 @@
     </w:tblStylePr>
     <w:tblStylePr w:type="lastRow">
       <w:rPr>
+        <w:rFonts w:eastAsia="黑体"/>
         <w:b/>
         <w:bCs/>
         <w:i w:val="0"/>
@@ -11907,6 +12483,7 @@
     </w:tblStylePr>
     <w:tblStylePr w:type="firstCol">
       <w:rPr>
+        <w:rFonts w:eastAsia="黑体"/>
         <w:b/>
         <w:bCs/>
         <w:i w:val="0"/>
@@ -11926,6 +12503,7 @@
     </w:tblStylePr>
     <w:tblStylePr w:type="lastCol">
       <w:rPr>
+        <w:rFonts w:eastAsia="黑体"/>
         <w:b/>
         <w:bCs/>
         <w:i w:val="0"/>
@@ -12006,6 +12584,7 @@
     </w:tcPr>
     <w:tblStylePr w:type="firstRow">
       <w:rPr>
+        <w:rFonts w:eastAsia="黑体"/>
         <w:b/>
         <w:bCs/>
         <w:i w:val="0"/>
@@ -12027,6 +12606,7 @@
     </w:tblStylePr>
     <w:tblStylePr w:type="lastRow">
       <w:rPr>
+        <w:rFonts w:eastAsia="黑体"/>
         <w:b/>
         <w:bCs/>
         <w:i w:val="0"/>
@@ -12048,6 +12628,7 @@
     </w:tblStylePr>
     <w:tblStylePr w:type="firstCol">
       <w:rPr>
+        <w:rFonts w:eastAsia="黑体"/>
         <w:b/>
         <w:bCs/>
         <w:i w:val="0"/>
@@ -12067,6 +12648,7 @@
     </w:tblStylePr>
     <w:tblStylePr w:type="lastCol">
       <w:rPr>
+        <w:rFonts w:eastAsia="黑体"/>
         <w:b/>
         <w:bCs/>
         <w:i w:val="0"/>
@@ -12147,6 +12729,7 @@
     </w:tcPr>
     <w:tblStylePr w:type="firstRow">
       <w:rPr>
+        <w:rFonts w:eastAsia="黑体"/>
         <w:b/>
         <w:bCs/>
         <w:i w:val="0"/>
@@ -12168,6 +12751,7 @@
     </w:tblStylePr>
     <w:tblStylePr w:type="lastRow">
       <w:rPr>
+        <w:rFonts w:eastAsia="黑体"/>
         <w:b/>
         <w:bCs/>
         <w:i w:val="0"/>
@@ -12189,6 +12773,7 @@
     </w:tblStylePr>
     <w:tblStylePr w:type="firstCol">
       <w:rPr>
+        <w:rFonts w:eastAsia="黑体"/>
         <w:b/>
         <w:bCs/>
         <w:i w:val="0"/>
@@ -12208,6 +12793,7 @@
     </w:tblStylePr>
     <w:tblStylePr w:type="lastCol">
       <w:rPr>
+        <w:rFonts w:eastAsia="黑体"/>
         <w:b/>
         <w:bCs/>
         <w:i w:val="0"/>
@@ -12265,6 +12851,7 @@
       <w:spacing w:after="0" w:line="240" w:lineRule="auto"/>
     </w:pPr>
     <w:rPr>
+      <w:rFonts w:eastAsia="黑体"/>
       <w:color w:themeColor="background1" w:val="FFFFFF"/>
     </w:rPr>
     <w:tblPr>
@@ -12283,6 +12870,7 @@
     </w:tcPr>
     <w:tblStylePr w:type="firstRow">
       <w:rPr>
+        <w:rFonts w:eastAsia="黑体"/>
         <w:b/>
         <w:bCs/>
       </w:rPr>
@@ -12379,6 +12967,7 @@
       <w:spacing w:after="0" w:line="240" w:lineRule="auto"/>
     </w:pPr>
     <w:rPr>
+      <w:rFonts w:eastAsia="黑体"/>
       <w:color w:themeColor="background1" w:val="FFFFFF"/>
     </w:rPr>
     <w:tblPr>
@@ -12397,6 +12986,7 @@
     </w:tcPr>
     <w:tblStylePr w:type="firstRow">
       <w:rPr>
+        <w:rFonts w:eastAsia="黑体"/>
         <w:b/>
         <w:bCs/>
       </w:rPr>
@@ -12493,6 +13083,7 @@
       <w:spacing w:after="0" w:line="240" w:lineRule="auto"/>
     </w:pPr>
     <w:rPr>
+      <w:rFonts w:eastAsia="黑体"/>
       <w:color w:themeColor="background1" w:val="FFFFFF"/>
     </w:rPr>
     <w:tblPr>
@@ -12511,6 +13102,7 @@
     </w:tcPr>
     <w:tblStylePr w:type="firstRow">
       <w:rPr>
+        <w:rFonts w:eastAsia="黑体"/>
         <w:b/>
         <w:bCs/>
       </w:rPr>
@@ -12607,6 +13199,7 @@
       <w:spacing w:after="0" w:line="240" w:lineRule="auto"/>
     </w:pPr>
     <w:rPr>
+      <w:rFonts w:eastAsia="黑体"/>
       <w:color w:themeColor="background1" w:val="FFFFFF"/>
     </w:rPr>
     <w:tblPr>
@@ -12625,6 +13218,7 @@
     </w:tcPr>
     <w:tblStylePr w:type="firstRow">
       <w:rPr>
+        <w:rFonts w:eastAsia="黑体"/>
         <w:b/>
         <w:bCs/>
       </w:rPr>
@@ -12721,6 +13315,7 @@
       <w:spacing w:after="0" w:line="240" w:lineRule="auto"/>
     </w:pPr>
     <w:rPr>
+      <w:rFonts w:eastAsia="黑体"/>
       <w:color w:themeColor="background1" w:val="FFFFFF"/>
     </w:rPr>
     <w:tblPr>
@@ -12739,6 +13334,7 @@
     </w:tcPr>
     <w:tblStylePr w:type="firstRow">
       <w:rPr>
+        <w:rFonts w:eastAsia="黑体"/>
         <w:b/>
         <w:bCs/>
       </w:rPr>
@@ -12835,6 +13431,7 @@
       <w:spacing w:after="0" w:line="240" w:lineRule="auto"/>
     </w:pPr>
     <w:rPr>
+      <w:rFonts w:eastAsia="黑体"/>
       <w:color w:themeColor="background1" w:val="FFFFFF"/>
     </w:rPr>
     <w:tblPr>
@@ -12853,6 +13450,7 @@
     </w:tcPr>
     <w:tblStylePr w:type="firstRow">
       <w:rPr>
+        <w:rFonts w:eastAsia="黑体"/>
         <w:b/>
         <w:bCs/>
       </w:rPr>
@@ -12949,6 +13547,7 @@
       <w:spacing w:after="0" w:line="240" w:lineRule="auto"/>
     </w:pPr>
     <w:rPr>
+      <w:rFonts w:eastAsia="黑体"/>
       <w:color w:themeColor="background1" w:val="FFFFFF"/>
     </w:rPr>
     <w:tblPr>
@@ -12967,6 +13566,7 @@
     </w:tcPr>
     <w:tblStylePr w:type="firstRow">
       <w:rPr>
+        <w:rFonts w:eastAsia="黑体"/>
         <w:b/>
         <w:bCs/>
       </w:rPr>
@@ -13063,6 +13663,7 @@
       <w:spacing w:after="0" w:line="240" w:lineRule="auto"/>
     </w:pPr>
     <w:rPr>
+      <w:rFonts w:eastAsia="黑体"/>
       <w:color w:themeColor="text1" w:val="000000"/>
     </w:rPr>
     <w:tblPr>
@@ -13089,6 +13690,7 @@
     </w:tcPr>
     <w:tblStylePr w:type="firstRow">
       <w:rPr>
+        <w:rFonts w:eastAsia="黑体"/>
         <w:b/>
         <w:bCs/>
       </w:rPr>
@@ -13107,6 +13709,7 @@
     </w:tblStylePr>
     <w:tblStylePr w:type="lastRow">
       <w:rPr>
+        <w:rFonts w:eastAsia="黑体"/>
         <w:b/>
         <w:bCs/>
         <w:color w:themeColor="background1" w:val="FFFFFF"/>
@@ -13121,6 +13724,7 @@
     </w:tblStylePr>
     <w:tblStylePr w:type="firstCol">
       <w:rPr>
+        <w:rFonts w:eastAsia="黑体"/>
         <w:color w:themeColor="background1" w:val="FFFFFF"/>
       </w:rPr>
       <w:tblPr/>
@@ -13138,6 +13742,7 @@
     </w:tblStylePr>
     <w:tblStylePr w:type="lastCol">
       <w:rPr>
+        <w:rFonts w:eastAsia="黑体"/>
         <w:color w:themeColor="background1" w:val="FFFFFF"/>
       </w:rPr>
       <w:tblPr/>
@@ -13167,11 +13772,13 @@
     </w:tblStylePr>
     <w:tblStylePr w:type="neCell">
       <w:rPr>
+        <w:rFonts w:eastAsia="黑体"/>
         <w:color w:themeColor="text1" w:val="000000"/>
       </w:rPr>
     </w:tblStylePr>
     <w:tblStylePr w:type="nwCell">
       <w:rPr>
+        <w:rFonts w:eastAsia="黑体"/>
         <w:color w:themeColor="text1" w:val="000000"/>
       </w:rPr>
     </w:tblStylePr>
@@ -13185,6 +13792,7 @@
       <w:spacing w:after="0" w:line="240" w:lineRule="auto"/>
     </w:pPr>
     <w:rPr>
+      <w:rFonts w:eastAsia="黑体"/>
       <w:color w:themeColor="text1" w:val="000000"/>
     </w:rPr>
     <w:tblPr>
@@ -13211,6 +13819,7 @@
     </w:tcPr>
     <w:tblStylePr w:type="firstRow">
       <w:rPr>
+        <w:rFonts w:eastAsia="黑体"/>
         <w:b/>
         <w:bCs/>
       </w:rPr>
@@ -13229,6 +13838,7 @@
     </w:tblStylePr>
     <w:tblStylePr w:type="lastRow">
       <w:rPr>
+        <w:rFonts w:eastAsia="黑体"/>
         <w:b/>
         <w:bCs/>
         <w:color w:themeColor="background1" w:val="FFFFFF"/>
@@ -13243,6 +13853,7 @@
     </w:tblStylePr>
     <w:tblStylePr w:type="firstCol">
       <w:rPr>
+        <w:rFonts w:eastAsia="黑体"/>
         <w:color w:themeColor="background1" w:val="FFFFFF"/>
       </w:rPr>
       <w:tblPr/>
@@ -13260,6 +13871,7 @@
     </w:tblStylePr>
     <w:tblStylePr w:type="lastCol">
       <w:rPr>
+        <w:rFonts w:eastAsia="黑体"/>
         <w:color w:themeColor="background1" w:val="FFFFFF"/>
       </w:rPr>
       <w:tblPr/>
@@ -13289,11 +13901,13 @@
     </w:tblStylePr>
     <w:tblStylePr w:type="neCell">
       <w:rPr>
+        <w:rFonts w:eastAsia="黑体"/>
         <w:color w:themeColor="text1" w:val="000000"/>
       </w:rPr>
     </w:tblStylePr>
     <w:tblStylePr w:type="nwCell">
       <w:rPr>
+        <w:rFonts w:eastAsia="黑体"/>
         <w:color w:themeColor="text1" w:val="000000"/>
       </w:rPr>
     </w:tblStylePr>
@@ -13307,6 +13921,7 @@
       <w:spacing w:after="0" w:line="240" w:lineRule="auto"/>
     </w:pPr>
     <w:rPr>
+      <w:rFonts w:eastAsia="黑体"/>
       <w:color w:themeColor="text1" w:val="000000"/>
     </w:rPr>
     <w:tblPr>
@@ -13333,6 +13948,7 @@
     </w:tcPr>
     <w:tblStylePr w:type="firstRow">
       <w:rPr>
+        <w:rFonts w:eastAsia="黑体"/>
         <w:b/>
         <w:bCs/>
       </w:rPr>
@@ -13351,6 +13967,7 @@
     </w:tblStylePr>
     <w:tblStylePr w:type="lastRow">
       <w:rPr>
+        <w:rFonts w:eastAsia="黑体"/>
         <w:b/>
         <w:bCs/>
         <w:color w:themeColor="background1" w:val="FFFFFF"/>
@@ -13365,6 +13982,7 @@
     </w:tblStylePr>
     <w:tblStylePr w:type="firstCol">
       <w:rPr>
+        <w:rFonts w:eastAsia="黑体"/>
         <w:color w:themeColor="background1" w:val="FFFFFF"/>
       </w:rPr>
       <w:tblPr/>
@@ -13382,6 +14000,7 @@
     </w:tblStylePr>
     <w:tblStylePr w:type="lastCol">
       <w:rPr>
+        <w:rFonts w:eastAsia="黑体"/>
         <w:color w:themeColor="background1" w:val="FFFFFF"/>
       </w:rPr>
       <w:tblPr/>
@@ -13411,11 +14030,13 @@
     </w:tblStylePr>
     <w:tblStylePr w:type="neCell">
       <w:rPr>
+        <w:rFonts w:eastAsia="黑体"/>
         <w:color w:themeColor="text1" w:val="000000"/>
       </w:rPr>
     </w:tblStylePr>
     <w:tblStylePr w:type="nwCell">
       <w:rPr>
+        <w:rFonts w:eastAsia="黑体"/>
         <w:color w:themeColor="text1" w:val="000000"/>
       </w:rPr>
     </w:tblStylePr>
@@ -13429,6 +14050,7 @@
       <w:spacing w:after="0" w:line="240" w:lineRule="auto"/>
     </w:pPr>
     <w:rPr>
+      <w:rFonts w:eastAsia="黑体"/>
       <w:color w:themeColor="text1" w:val="000000"/>
     </w:rPr>
     <w:tblPr>
@@ -13455,6 +14077,7 @@
     </w:tcPr>
     <w:tblStylePr w:type="firstRow">
       <w:rPr>
+        <w:rFonts w:eastAsia="黑体"/>
         <w:b/>
         <w:bCs/>
       </w:rPr>
@@ -13473,6 +14096,7 @@
     </w:tblStylePr>
     <w:tblStylePr w:type="lastRow">
       <w:rPr>
+        <w:rFonts w:eastAsia="黑体"/>
         <w:b/>
         <w:bCs/>
         <w:color w:themeColor="background1" w:val="FFFFFF"/>
@@ -13487,6 +14111,7 @@
     </w:tblStylePr>
     <w:tblStylePr w:type="firstCol">
       <w:rPr>
+        <w:rFonts w:eastAsia="黑体"/>
         <w:color w:themeColor="background1" w:val="FFFFFF"/>
       </w:rPr>
       <w:tblPr/>
@@ -13504,6 +14129,7 @@
     </w:tblStylePr>
     <w:tblStylePr w:type="lastCol">
       <w:rPr>
+        <w:rFonts w:eastAsia="黑体"/>
         <w:color w:themeColor="background1" w:val="FFFFFF"/>
       </w:rPr>
       <w:tblPr/>
@@ -13541,6 +14167,7 @@
       <w:spacing w:after="0" w:line="240" w:lineRule="auto"/>
     </w:pPr>
     <w:rPr>
+      <w:rFonts w:eastAsia="黑体"/>
       <w:color w:themeColor="text1" w:val="000000"/>
     </w:rPr>
     <w:tblPr>
@@ -13567,6 +14194,7 @@
     </w:tcPr>
     <w:tblStylePr w:type="firstRow">
       <w:rPr>
+        <w:rFonts w:eastAsia="黑体"/>
         <w:b/>
         <w:bCs/>
       </w:rPr>
@@ -13585,6 +14213,7 @@
     </w:tblStylePr>
     <w:tblStylePr w:type="lastRow">
       <w:rPr>
+        <w:rFonts w:eastAsia="黑体"/>
         <w:b/>
         <w:bCs/>
         <w:color w:themeColor="background1" w:val="FFFFFF"/>
@@ -13599,6 +14228,7 @@
     </w:tblStylePr>
     <w:tblStylePr w:type="firstCol">
       <w:rPr>
+        <w:rFonts w:eastAsia="黑体"/>
         <w:color w:themeColor="background1" w:val="FFFFFF"/>
       </w:rPr>
       <w:tblPr/>
@@ -13616,6 +14246,7 @@
     </w:tblStylePr>
     <w:tblStylePr w:type="lastCol">
       <w:rPr>
+        <w:rFonts w:eastAsia="黑体"/>
         <w:color w:themeColor="background1" w:val="FFFFFF"/>
       </w:rPr>
       <w:tblPr/>
@@ -13645,11 +14276,13 @@
     </w:tblStylePr>
     <w:tblStylePr w:type="neCell">
       <w:rPr>
+        <w:rFonts w:eastAsia="黑体"/>
         <w:color w:themeColor="text1" w:val="000000"/>
       </w:rPr>
     </w:tblStylePr>
     <w:tblStylePr w:type="nwCell">
       <w:rPr>
+        <w:rFonts w:eastAsia="黑体"/>
         <w:color w:themeColor="text1" w:val="000000"/>
       </w:rPr>
     </w:tblStylePr>
@@ -13663,6 +14296,7 @@
       <w:spacing w:after="0" w:line="240" w:lineRule="auto"/>
     </w:pPr>
     <w:rPr>
+      <w:rFonts w:eastAsia="黑体"/>
       <w:color w:themeColor="text1" w:val="000000"/>
     </w:rPr>
     <w:tblPr>
@@ -13689,6 +14323,7 @@
     </w:tcPr>
     <w:tblStylePr w:type="firstRow">
       <w:rPr>
+        <w:rFonts w:eastAsia="黑体"/>
         <w:b/>
         <w:bCs/>
       </w:rPr>
@@ -13707,6 +14342,7 @@
     </w:tblStylePr>
     <w:tblStylePr w:type="lastRow">
       <w:rPr>
+        <w:rFonts w:eastAsia="黑体"/>
         <w:b/>
         <w:bCs/>
         <w:color w:themeColor="background1" w:val="FFFFFF"/>
@@ -13721,6 +14357,7 @@
     </w:tblStylePr>
     <w:tblStylePr w:type="firstCol">
       <w:rPr>
+        <w:rFonts w:eastAsia="黑体"/>
         <w:color w:themeColor="background1" w:val="FFFFFF"/>
       </w:rPr>
       <w:tblPr/>
@@ -13738,6 +14375,7 @@
     </w:tblStylePr>
     <w:tblStylePr w:type="lastCol">
       <w:rPr>
+        <w:rFonts w:eastAsia="黑体"/>
         <w:color w:themeColor="background1" w:val="FFFFFF"/>
       </w:rPr>
       <w:tblPr/>
@@ -13767,11 +14405,13 @@
     </w:tblStylePr>
     <w:tblStylePr w:type="neCell">
       <w:rPr>
+        <w:rFonts w:eastAsia="黑体"/>
         <w:color w:themeColor="text1" w:val="000000"/>
       </w:rPr>
     </w:tblStylePr>
     <w:tblStylePr w:type="nwCell">
       <w:rPr>
+        <w:rFonts w:eastAsia="黑体"/>
         <w:color w:themeColor="text1" w:val="000000"/>
       </w:rPr>
     </w:tblStylePr>
@@ -13785,6 +14425,7 @@
       <w:spacing w:after="0" w:line="240" w:lineRule="auto"/>
     </w:pPr>
     <w:rPr>
+      <w:rFonts w:eastAsia="黑体"/>
       <w:color w:themeColor="text1" w:val="000000"/>
     </w:rPr>
     <w:tblPr>
@@ -13811,6 +14452,7 @@
     </w:tcPr>
     <w:tblStylePr w:type="firstRow">
       <w:rPr>
+        <w:rFonts w:eastAsia="黑体"/>
         <w:b/>
         <w:bCs/>
       </w:rPr>
@@ -13829,6 +14471,7 @@
     </w:tblStylePr>
     <w:tblStylePr w:type="lastRow">
       <w:rPr>
+        <w:rFonts w:eastAsia="黑体"/>
         <w:b/>
         <w:bCs/>
         <w:color w:themeColor="background1" w:val="FFFFFF"/>
@@ -13843,6 +14486,7 @@
     </w:tblStylePr>
     <w:tblStylePr w:type="firstCol">
       <w:rPr>
+        <w:rFonts w:eastAsia="黑体"/>
         <w:color w:themeColor="background1" w:val="FFFFFF"/>
       </w:rPr>
       <w:tblPr/>
@@ -13860,6 +14504,7 @@
     </w:tblStylePr>
     <w:tblStylePr w:type="lastCol">
       <w:rPr>
+        <w:rFonts w:eastAsia="黑体"/>
         <w:color w:themeColor="background1" w:val="FFFFFF"/>
       </w:rPr>
       <w:tblPr/>
@@ -13889,11 +14534,13 @@
     </w:tblStylePr>
     <w:tblStylePr w:type="neCell">
       <w:rPr>
+        <w:rFonts w:eastAsia="黑体"/>
         <w:color w:themeColor="text1" w:val="000000"/>
       </w:rPr>
     </w:tblStylePr>
     <w:tblStylePr w:type="nwCell">
       <w:rPr>
+        <w:rFonts w:eastAsia="黑体"/>
         <w:color w:themeColor="text1" w:val="000000"/>
       </w:rPr>
     </w:tblStylePr>
@@ -13907,6 +14554,7 @@
       <w:spacing w:after="0" w:line="240" w:lineRule="auto"/>
     </w:pPr>
     <w:rPr>
+      <w:rFonts w:eastAsia="黑体"/>
       <w:color w:themeColor="text1" w:val="000000"/>
     </w:rPr>
     <w:tblPr>
@@ -13925,6 +14573,7 @@
     </w:tcPr>
     <w:tblStylePr w:type="firstRow">
       <w:rPr>
+        <w:rFonts w:eastAsia="黑体"/>
         <w:b/>
         <w:bCs/>
         <w:color w:themeColor="background1" w:val="FFFFFF"/>
@@ -13939,6 +14588,7 @@
     </w:tblStylePr>
     <w:tblStylePr w:type="lastRow">
       <w:rPr>
+        <w:rFonts w:eastAsia="黑体"/>
         <w:b/>
         <w:bCs/>
         <w:color w:themeColor="accent2" w:themeShade="CC" w:val="9E3A38"/>
@@ -13953,12 +14603,14 @@
     </w:tblStylePr>
     <w:tblStylePr w:type="firstCol">
       <w:rPr>
+        <w:rFonts w:eastAsia="黑体"/>
         <w:b/>
         <w:bCs/>
       </w:rPr>
     </w:tblStylePr>
     <w:tblStylePr w:type="lastCol">
       <w:rPr>
+        <w:rFonts w:eastAsia="黑体"/>
         <w:b/>
         <w:bCs/>
       </w:rPr>
@@ -13993,6 +14645,7 @@
       <w:spacing w:after="0" w:line="240" w:lineRule="auto"/>
     </w:pPr>
     <w:rPr>
+      <w:rFonts w:eastAsia="黑体"/>
       <w:color w:themeColor="text1" w:val="000000"/>
     </w:rPr>
     <w:tblPr>
@@ -14011,6 +14664,7 @@
     </w:tcPr>
     <w:tblStylePr w:type="firstRow">
       <w:rPr>
+        <w:rFonts w:eastAsia="黑体"/>
         <w:b/>
         <w:bCs/>
         <w:color w:themeColor="background1" w:val="FFFFFF"/>
@@ -14025,6 +14679,7 @@
     </w:tblStylePr>
     <w:tblStylePr w:type="lastRow">
       <w:rPr>
+        <w:rFonts w:eastAsia="黑体"/>
         <w:b/>
         <w:bCs/>
         <w:color w:themeColor="accent2" w:themeShade="CC" w:val="9E3A38"/>
@@ -14039,12 +14694,14 @@
     </w:tblStylePr>
     <w:tblStylePr w:type="firstCol">
       <w:rPr>
+        <w:rFonts w:eastAsia="黑体"/>
         <w:b/>
         <w:bCs/>
       </w:rPr>
     </w:tblStylePr>
     <w:tblStylePr w:type="lastCol">
       <w:rPr>
+        <w:rFonts w:eastAsia="黑体"/>
         <w:b/>
         <w:bCs/>
       </w:rPr>
@@ -14079,6 +14736,7 @@
       <w:spacing w:after="0" w:line="240" w:lineRule="auto"/>
     </w:pPr>
     <w:rPr>
+      <w:rFonts w:eastAsia="黑体"/>
       <w:color w:themeColor="text1" w:val="000000"/>
     </w:rPr>
     <w:tblPr>
@@ -14097,6 +14755,7 @@
     </w:tcPr>
     <w:tblStylePr w:type="firstRow">
       <w:rPr>
+        <w:rFonts w:eastAsia="黑体"/>
         <w:b/>
         <w:bCs/>
         <w:color w:themeColor="background1" w:val="FFFFFF"/>
@@ -14111,6 +14770,7 @@
     </w:tblStylePr>
     <w:tblStylePr w:type="lastRow">
       <w:rPr>
+        <w:rFonts w:eastAsia="黑体"/>
         <w:b/>
         <w:bCs/>
         <w:color w:themeColor="accent2" w:themeShade="CC" w:val="9E3A38"/>
@@ -14125,12 +14785,14 @@
     </w:tblStylePr>
     <w:tblStylePr w:type="firstCol">
       <w:rPr>
+        <w:rFonts w:eastAsia="黑体"/>
         <w:b/>
         <w:bCs/>
       </w:rPr>
     </w:tblStylePr>
     <w:tblStylePr w:type="lastCol">
       <w:rPr>
+        <w:rFonts w:eastAsia="黑体"/>
         <w:b/>
         <w:bCs/>
       </w:rPr>
@@ -14165,6 +14827,7 @@
       <w:spacing w:after="0" w:line="240" w:lineRule="auto"/>
     </w:pPr>
     <w:rPr>
+      <w:rFonts w:eastAsia="黑体"/>
       <w:color w:themeColor="text1" w:val="000000"/>
     </w:rPr>
     <w:tblPr>
@@ -14183,6 +14846,7 @@
     </w:tcPr>
     <w:tblStylePr w:type="firstRow">
       <w:rPr>
+        <w:rFonts w:eastAsia="黑体"/>
         <w:b/>
         <w:bCs/>
         <w:color w:themeColor="background1" w:val="FFFFFF"/>
@@ -14197,6 +14861,7 @@
     </w:tblStylePr>
     <w:tblStylePr w:type="lastRow">
       <w:rPr>
+        <w:rFonts w:eastAsia="黑体"/>
         <w:b/>
         <w:bCs/>
         <w:color w:themeColor="accent4" w:themeShade="CC" w:val="664E82"/>
@@ -14211,12 +14876,14 @@
     </w:tblStylePr>
     <w:tblStylePr w:type="firstCol">
       <w:rPr>
+        <w:rFonts w:eastAsia="黑体"/>
         <w:b/>
         <w:bCs/>
       </w:rPr>
     </w:tblStylePr>
     <w:tblStylePr w:type="lastCol">
       <w:rPr>
+        <w:rFonts w:eastAsia="黑体"/>
         <w:b/>
         <w:bCs/>
       </w:rPr>
@@ -14251,6 +14918,7 @@
       <w:spacing w:after="0" w:line="240" w:lineRule="auto"/>
     </w:pPr>
     <w:rPr>
+      <w:rFonts w:eastAsia="黑体"/>
       <w:color w:themeColor="text1" w:val="000000"/>
     </w:rPr>
     <w:tblPr>
@@ -14269,6 +14937,7 @@
     </w:tcPr>
     <w:tblStylePr w:type="firstRow">
       <w:rPr>
+        <w:rFonts w:eastAsia="黑体"/>
         <w:b/>
         <w:bCs/>
         <w:color w:themeColor="background1" w:val="FFFFFF"/>
@@ -14283,6 +14952,7 @@
     </w:tblStylePr>
     <w:tblStylePr w:type="lastRow">
       <w:rPr>
+        <w:rFonts w:eastAsia="黑体"/>
         <w:b/>
         <w:bCs/>
         <w:color w:themeColor="accent3" w:themeShade="CC" w:val="7E9C40"/>
@@ -14297,12 +14967,14 @@
     </w:tblStylePr>
     <w:tblStylePr w:type="firstCol">
       <w:rPr>
+        <w:rFonts w:eastAsia="黑体"/>
         <w:b/>
         <w:bCs/>
       </w:rPr>
     </w:tblStylePr>
     <w:tblStylePr w:type="lastCol">
       <w:rPr>
+        <w:rFonts w:eastAsia="黑体"/>
         <w:b/>
         <w:bCs/>
       </w:rPr>
@@ -14337,6 +15009,7 @@
       <w:spacing w:after="0" w:line="240" w:lineRule="auto"/>
     </w:pPr>
     <w:rPr>
+      <w:rFonts w:eastAsia="黑体"/>
       <w:color w:themeColor="text1" w:val="000000"/>
     </w:rPr>
     <w:tblPr>
@@ -14355,6 +15028,7 @@
     </w:tcPr>
     <w:tblStylePr w:type="firstRow">
       <w:rPr>
+        <w:rFonts w:eastAsia="黑体"/>
         <w:b/>
         <w:bCs/>
         <w:color w:themeColor="background1" w:val="FFFFFF"/>
@@ -14369,6 +15043,7 @@
     </w:tblStylePr>
     <w:tblStylePr w:type="lastRow">
       <w:rPr>
+        <w:rFonts w:eastAsia="黑体"/>
         <w:b/>
         <w:bCs/>
         <w:color w:themeColor="accent6" w:themeShade="CC" w:val="F2730A"/>
@@ -14383,12 +15058,14 @@
     </w:tblStylePr>
     <w:tblStylePr w:type="firstCol">
       <w:rPr>
+        <w:rFonts w:eastAsia="黑体"/>
         <w:b/>
         <w:bCs/>
       </w:rPr>
     </w:tblStylePr>
     <w:tblStylePr w:type="lastCol">
       <w:rPr>
+        <w:rFonts w:eastAsia="黑体"/>
         <w:b/>
         <w:bCs/>
       </w:rPr>
@@ -14423,6 +15100,7 @@
       <w:spacing w:after="0" w:line="240" w:lineRule="auto"/>
     </w:pPr>
     <w:rPr>
+      <w:rFonts w:eastAsia="黑体"/>
       <w:color w:themeColor="text1" w:val="000000"/>
     </w:rPr>
     <w:tblPr>
@@ -14441,6 +15119,7 @@
     </w:tcPr>
     <w:tblStylePr w:type="firstRow">
       <w:rPr>
+        <w:rFonts w:eastAsia="黑体"/>
         <w:b/>
         <w:bCs/>
         <w:color w:themeColor="background1" w:val="FFFFFF"/>
@@ -14455,6 +15134,7 @@
     </w:tblStylePr>
     <w:tblStylePr w:type="lastRow">
       <w:rPr>
+        <w:rFonts w:eastAsia="黑体"/>
         <w:b/>
         <w:bCs/>
         <w:color w:themeColor="accent5" w:themeShade="CC" w:val="348DA5"/>
@@ -14469,12 +15149,14 @@
     </w:tblStylePr>
     <w:tblStylePr w:type="firstCol">
       <w:rPr>
+        <w:rFonts w:eastAsia="黑体"/>
         <w:b/>
         <w:bCs/>
       </w:rPr>
     </w:tblStylePr>
     <w:tblStylePr w:type="lastCol">
       <w:rPr>
+        <w:rFonts w:eastAsia="黑体"/>
         <w:b/>
         <w:bCs/>
       </w:rPr>
@@ -14509,6 +15191,7 @@
       <w:spacing w:after="0" w:line="240" w:lineRule="auto"/>
     </w:pPr>
     <w:rPr>
+      <w:rFonts w:eastAsia="黑体"/>
       <w:color w:themeColor="text1" w:val="000000"/>
     </w:rPr>
     <w:tblPr>
@@ -14530,6 +15213,7 @@
     </w:tcPr>
     <w:tblStylePr w:type="firstRow">
       <w:rPr>
+        <w:rFonts w:eastAsia="黑体"/>
         <w:b/>
         <w:bCs/>
       </w:rPr>
@@ -14540,6 +15224,7 @@
     </w:tblStylePr>
     <w:tblStylePr w:type="lastRow">
       <w:rPr>
+        <w:rFonts w:eastAsia="黑体"/>
         <w:b/>
         <w:bCs/>
         <w:color w:themeColor="text1" w:val="000000"/>
@@ -14551,6 +15236,7 @@
     </w:tblStylePr>
     <w:tblStylePr w:type="firstCol">
       <w:rPr>
+        <w:rFonts w:eastAsia="黑体"/>
         <w:color w:themeColor="background1" w:val="FFFFFF"/>
       </w:rPr>
       <w:tblPr/>
@@ -14560,6 +15246,7 @@
     </w:tblStylePr>
     <w:tblStylePr w:type="lastCol">
       <w:rPr>
+        <w:rFonts w:eastAsia="黑体"/>
         <w:color w:themeColor="background1" w:val="FFFFFF"/>
       </w:rPr>
       <w:tblPr/>
@@ -14589,6 +15276,7 @@
       <w:spacing w:after="0" w:line="240" w:lineRule="auto"/>
     </w:pPr>
     <w:rPr>
+      <w:rFonts w:eastAsia="黑体"/>
       <w:color w:themeColor="text1" w:val="000000"/>
     </w:rPr>
     <w:tblPr>
@@ -14610,6 +15298,7 @@
     </w:tcPr>
     <w:tblStylePr w:type="firstRow">
       <w:rPr>
+        <w:rFonts w:eastAsia="黑体"/>
         <w:b/>
         <w:bCs/>
       </w:rPr>
@@ -14620,6 +15309,7 @@
     </w:tblStylePr>
     <w:tblStylePr w:type="lastRow">
       <w:rPr>
+        <w:rFonts w:eastAsia="黑体"/>
         <w:b/>
         <w:bCs/>
         <w:color w:themeColor="text1" w:val="000000"/>
@@ -14631,6 +15321,7 @@
     </w:tblStylePr>
     <w:tblStylePr w:type="firstCol">
       <w:rPr>
+        <w:rFonts w:eastAsia="黑体"/>
         <w:color w:themeColor="background1" w:val="FFFFFF"/>
       </w:rPr>
       <w:tblPr/>
@@ -14640,6 +15331,7 @@
     </w:tblStylePr>
     <w:tblStylePr w:type="lastCol">
       <w:rPr>
+        <w:rFonts w:eastAsia="黑体"/>
         <w:color w:themeColor="background1" w:val="FFFFFF"/>
       </w:rPr>
       <w:tblPr/>
@@ -14669,6 +15361,7 @@
       <w:spacing w:after="0" w:line="240" w:lineRule="auto"/>
     </w:pPr>
     <w:rPr>
+      <w:rFonts w:eastAsia="黑体"/>
       <w:color w:themeColor="text1" w:val="000000"/>
     </w:rPr>
     <w:tblPr>
@@ -14690,6 +15383,7 @@
     </w:tcPr>
     <w:tblStylePr w:type="firstRow">
       <w:rPr>
+        <w:rFonts w:eastAsia="黑体"/>
         <w:b/>
         <w:bCs/>
       </w:rPr>
@@ -14700,6 +15394,7 @@
     </w:tblStylePr>
     <w:tblStylePr w:type="lastRow">
       <w:rPr>
+        <w:rFonts w:eastAsia="黑体"/>
         <w:b/>
         <w:bCs/>
         <w:color w:themeColor="text1" w:val="000000"/>
@@ -14711,6 +15406,7 @@
     </w:tblStylePr>
     <w:tblStylePr w:type="firstCol">
       <w:rPr>
+        <w:rFonts w:eastAsia="黑体"/>
         <w:color w:themeColor="background1" w:val="FFFFFF"/>
       </w:rPr>
       <w:tblPr/>
@@ -14720,6 +15416,7 @@
     </w:tblStylePr>
     <w:tblStylePr w:type="lastCol">
       <w:rPr>
+        <w:rFonts w:eastAsia="黑体"/>
         <w:color w:themeColor="background1" w:val="FFFFFF"/>
       </w:rPr>
       <w:tblPr/>
@@ -14749,6 +15446,7 @@
       <w:spacing w:after="0" w:line="240" w:lineRule="auto"/>
     </w:pPr>
     <w:rPr>
+      <w:rFonts w:eastAsia="黑体"/>
       <w:color w:themeColor="text1" w:val="000000"/>
     </w:rPr>
     <w:tblPr>
@@ -14770,6 +15468,7 @@
     </w:tcPr>
     <w:tblStylePr w:type="firstRow">
       <w:rPr>
+        <w:rFonts w:eastAsia="黑体"/>
         <w:b/>
         <w:bCs/>
       </w:rPr>
@@ -14780,6 +15479,7 @@
     </w:tblStylePr>
     <w:tblStylePr w:type="lastRow">
       <w:rPr>
+        <w:rFonts w:eastAsia="黑体"/>
         <w:b/>
         <w:bCs/>
         <w:color w:themeColor="text1" w:val="000000"/>
@@ -14791,6 +15491,7 @@
     </w:tblStylePr>
     <w:tblStylePr w:type="firstCol">
       <w:rPr>
+        <w:rFonts w:eastAsia="黑体"/>
         <w:color w:themeColor="background1" w:val="FFFFFF"/>
       </w:rPr>
       <w:tblPr/>
@@ -14800,6 +15501,7 @@
     </w:tblStylePr>
     <w:tblStylePr w:type="lastCol">
       <w:rPr>
+        <w:rFonts w:eastAsia="黑体"/>
         <w:color w:themeColor="background1" w:val="FFFFFF"/>
       </w:rPr>
       <w:tblPr/>
@@ -14829,6 +15531,7 @@
       <w:spacing w:after="0" w:line="240" w:lineRule="auto"/>
     </w:pPr>
     <w:rPr>
+      <w:rFonts w:eastAsia="黑体"/>
       <w:color w:themeColor="text1" w:val="000000"/>
     </w:rPr>
     <w:tblPr>
@@ -14850,6 +15553,7 @@
     </w:tcPr>
     <w:tblStylePr w:type="firstRow">
       <w:rPr>
+        <w:rFonts w:eastAsia="黑体"/>
         <w:b/>
         <w:bCs/>
       </w:rPr>
@@ -14860,6 +15564,7 @@
     </w:tblStylePr>
     <w:tblStylePr w:type="lastRow">
       <w:rPr>
+        <w:rFonts w:eastAsia="黑体"/>
         <w:b/>
         <w:bCs/>
         <w:color w:themeColor="text1" w:val="000000"/>
@@ -14871,6 +15576,7 @@
     </w:tblStylePr>
     <w:tblStylePr w:type="firstCol">
       <w:rPr>
+        <w:rFonts w:eastAsia="黑体"/>
         <w:color w:themeColor="background1" w:val="FFFFFF"/>
       </w:rPr>
       <w:tblPr/>
@@ -14880,6 +15586,7 @@
     </w:tblStylePr>
     <w:tblStylePr w:type="lastCol">
       <w:rPr>
+        <w:rFonts w:eastAsia="黑体"/>
         <w:color w:themeColor="background1" w:val="FFFFFF"/>
       </w:rPr>
       <w:tblPr/>
@@ -14909,6 +15616,7 @@
       <w:spacing w:after="0" w:line="240" w:lineRule="auto"/>
     </w:pPr>
     <w:rPr>
+      <w:rFonts w:eastAsia="黑体"/>
       <w:color w:themeColor="text1" w:val="000000"/>
     </w:rPr>
     <w:tblPr>
@@ -14930,6 +15638,7 @@
     </w:tcPr>
     <w:tblStylePr w:type="firstRow">
       <w:rPr>
+        <w:rFonts w:eastAsia="黑体"/>
         <w:b/>
         <w:bCs/>
       </w:rPr>
@@ -14940,6 +15649,7 @@
     </w:tblStylePr>
     <w:tblStylePr w:type="lastRow">
       <w:rPr>
+        <w:rFonts w:eastAsia="黑体"/>
         <w:b/>
         <w:bCs/>
         <w:color w:themeColor="text1" w:val="000000"/>
@@ -14951,6 +15661,7 @@
     </w:tblStylePr>
     <w:tblStylePr w:type="firstCol">
       <w:rPr>
+        <w:rFonts w:eastAsia="黑体"/>
         <w:color w:themeColor="background1" w:val="FFFFFF"/>
       </w:rPr>
       <w:tblPr/>
@@ -14960,6 +15671,7 @@
     </w:tblStylePr>
     <w:tblStylePr w:type="lastCol">
       <w:rPr>
+        <w:rFonts w:eastAsia="黑体"/>
         <w:color w:themeColor="background1" w:val="FFFFFF"/>
       </w:rPr>
       <w:tblPr/>
@@ -14989,6 +15701,7 @@
       <w:spacing w:after="0" w:line="240" w:lineRule="auto"/>
     </w:pPr>
     <w:rPr>
+      <w:rFonts w:eastAsia="黑体"/>
       <w:color w:themeColor="text1" w:val="000000"/>
     </w:rPr>
     <w:tblPr>
@@ -15010,6 +15723,7 @@
     </w:tcPr>
     <w:tblStylePr w:type="firstRow">
       <w:rPr>
+        <w:rFonts w:eastAsia="黑体"/>
         <w:b/>
         <w:bCs/>
       </w:rPr>
@@ -15020,6 +15734,7 @@
     </w:tblStylePr>
     <w:tblStylePr w:type="lastRow">
       <w:rPr>
+        <w:rFonts w:eastAsia="黑体"/>
         <w:b/>
         <w:bCs/>
         <w:color w:themeColor="text1" w:val="000000"/>
@@ -15031,6 +15746,7 @@
     </w:tblStylePr>
     <w:tblStylePr w:type="firstCol">
       <w:rPr>
+        <w:rFonts w:eastAsia="黑体"/>
         <w:color w:themeColor="background1" w:val="FFFFFF"/>
       </w:rPr>
       <w:tblPr/>
@@ -15040,6 +15756,7 @@
     </w:tblStylePr>
     <w:tblStylePr w:type="lastCol">
       <w:rPr>
+        <w:rFonts w:eastAsia="黑体"/>
         <w:color w:themeColor="background1" w:val="FFFFFF"/>
       </w:rPr>
       <w:tblPr/>
@@ -15072,6 +15789,7 @@
     <w:name w:val="KeywordTok"/>
     <w:basedOn w:val="VerbatimChar"/>
     <w:rPr>
+      <w:rFonts w:eastAsia="黑体"/>
       <w:b/>
       <w:color w:val="007020"/>
     </w:rPr>
@@ -15080,6 +15798,7 @@
     <w:name w:val="DataTypeTok"/>
     <w:basedOn w:val="VerbatimChar"/>
     <w:rPr>
+      <w:rFonts w:eastAsia="黑体"/>
       <w:color w:val="902000"/>
     </w:rPr>
   </w:style>
@@ -15087,6 +15806,7 @@
     <w:name w:val="DecValTok"/>
     <w:basedOn w:val="VerbatimChar"/>
     <w:rPr>
+      <w:rFonts w:eastAsia="黑体"/>
       <w:color w:val="40a070"/>
     </w:rPr>
   </w:style>
@@ -15094,6 +15814,7 @@
     <w:name w:val="BaseNTok"/>
     <w:basedOn w:val="VerbatimChar"/>
     <w:rPr>
+      <w:rFonts w:eastAsia="黑体"/>
       <w:color w:val="40a070"/>
     </w:rPr>
   </w:style>
@@ -15101,6 +15822,7 @@
     <w:name w:val="FloatTok"/>
     <w:basedOn w:val="VerbatimChar"/>
     <w:rPr>
+      <w:rFonts w:eastAsia="黑体"/>
       <w:color w:val="40a070"/>
     </w:rPr>
   </w:style>
@@ -15108,6 +15830,7 @@
     <w:name w:val="ConstantTok"/>
     <w:basedOn w:val="VerbatimChar"/>
     <w:rPr>
+      <w:rFonts w:eastAsia="黑体"/>
       <w:color w:val="880000"/>
     </w:rPr>
   </w:style>
@@ -15115,6 +15838,7 @@
     <w:name w:val="CharTok"/>
     <w:basedOn w:val="VerbatimChar"/>
     <w:rPr>
+      <w:rFonts w:eastAsia="黑体"/>
       <w:color w:val="4070a0"/>
     </w:rPr>
   </w:style>
@@ -15122,6 +15846,7 @@
     <w:name w:val="SpecialCharTok"/>
     <w:basedOn w:val="VerbatimChar"/>
     <w:rPr>
+      <w:rFonts w:eastAsia="黑体"/>
       <w:color w:val="4070a0"/>
     </w:rPr>
   </w:style>
@@ -15129,6 +15854,7 @@
     <w:name w:val="StringTok"/>
     <w:basedOn w:val="VerbatimChar"/>
     <w:rPr>
+      <w:rFonts w:eastAsia="黑体"/>
       <w:color w:val="4070a0"/>
     </w:rPr>
   </w:style>
@@ -15136,6 +15862,7 @@
     <w:name w:val="VerbatimStringTok"/>
     <w:basedOn w:val="VerbatimChar"/>
     <w:rPr>
+      <w:rFonts w:eastAsia="黑体"/>
       <w:color w:val="4070a0"/>
     </w:rPr>
   </w:style>
@@ -15143,6 +15870,7 @@
     <w:name w:val="SpecialStringTok"/>
     <w:basedOn w:val="VerbatimChar"/>
     <w:rPr>
+      <w:rFonts w:eastAsia="黑体"/>
       <w:color w:val="bb6688"/>
     </w:rPr>
   </w:style>
@@ -15150,6 +15878,7 @@
     <w:name w:val="ImportTok"/>
     <w:basedOn w:val="VerbatimChar"/>
     <w:rPr>
+      <w:rFonts w:eastAsia="黑体"/>
       <w:b/>
       <w:color w:val="008000"/>
     </w:rPr>
@@ -15158,6 +15887,7 @@
     <w:name w:val="CommentTok"/>
     <w:basedOn w:val="VerbatimChar"/>
     <w:rPr>
+      <w:rFonts w:eastAsia="黑体"/>
       <w:i/>
       <w:color w:val="60a0b0"/>
     </w:rPr>
@@ -15166,6 +15896,7 @@
     <w:name w:val="DocumentationTok"/>
     <w:basedOn w:val="VerbatimChar"/>
     <w:rPr>
+      <w:rFonts w:eastAsia="黑体"/>
       <w:i/>
       <w:color w:val="ba2121"/>
     </w:rPr>
@@ -15174,6 +15905,7 @@
     <w:name w:val="AnnotationTok"/>
     <w:basedOn w:val="VerbatimChar"/>
     <w:rPr>
+      <w:rFonts w:eastAsia="黑体"/>
       <w:b/>
       <w:i/>
       <w:color w:val="60a0b0"/>
@@ -15183,6 +15915,7 @@
     <w:name w:val="CommentVarTok"/>
     <w:basedOn w:val="VerbatimChar"/>
     <w:rPr>
+      <w:rFonts w:eastAsia="黑体"/>
       <w:b/>
       <w:i/>
       <w:color w:val="60a0b0"/>
@@ -15192,6 +15925,7 @@
     <w:name w:val="OtherTok"/>
     <w:basedOn w:val="VerbatimChar"/>
     <w:rPr>
+      <w:rFonts w:eastAsia="黑体"/>
       <w:color w:val="007020"/>
     </w:rPr>
   </w:style>
@@ -15199,6 +15933,7 @@
     <w:name w:val="FunctionTok"/>
     <w:basedOn w:val="VerbatimChar"/>
     <w:rPr>
+      <w:rFonts w:eastAsia="黑体"/>
       <w:color w:val="06287e"/>
     </w:rPr>
   </w:style>
@@ -15206,6 +15941,7 @@
     <w:name w:val="VariableTok"/>
     <w:basedOn w:val="VerbatimChar"/>
     <w:rPr>
+      <w:rFonts w:eastAsia="黑体"/>
       <w:color w:val="19177c"/>
     </w:rPr>
   </w:style>
@@ -15213,6 +15949,7 @@
     <w:name w:val="ControlFlowTok"/>
     <w:basedOn w:val="VerbatimChar"/>
     <w:rPr>
+      <w:rFonts w:eastAsia="黑体"/>
       <w:b/>
       <w:color w:val="007020"/>
     </w:rPr>
@@ -15221,6 +15958,7 @@
     <w:name w:val="OperatorTok"/>
     <w:basedOn w:val="VerbatimChar"/>
     <w:rPr>
+      <w:rFonts w:eastAsia="黑体"/>
       <w:color w:val="666666"/>
     </w:rPr>
   </w:style>
@@ -15228,18 +15966,22 @@
     <w:name w:val="BuiltInTok"/>
     <w:basedOn w:val="VerbatimChar"/>
     <w:rPr>
+      <w:rFonts w:eastAsia="黑体"/>
       <w:color w:val="008000"/>
     </w:rPr>
   </w:style>
   <w:style w:type="character" w:customStyle="1" w:styleId="ExtensionTok">
     <w:name w:val="ExtensionTok"/>
     <w:basedOn w:val="VerbatimChar"/>
-    <w:rPr/>
+    <w:rPr>
+      <w:rFonts w:eastAsia="黑体"/>
+    </w:rPr>
   </w:style>
   <w:style w:type="character" w:customStyle="1" w:styleId="PreprocessorTok">
     <w:name w:val="PreprocessorTok"/>
     <w:basedOn w:val="VerbatimChar"/>
     <w:rPr>
+      <w:rFonts w:eastAsia="黑体"/>
       <w:color w:val="bc7a00"/>
     </w:rPr>
   </w:style>
@@ -15247,18 +15989,22 @@
     <w:name w:val="AttributeTok"/>
     <w:basedOn w:val="VerbatimChar"/>
     <w:rPr>
+      <w:rFonts w:eastAsia="黑体"/>
       <w:color w:val="7d9029"/>
     </w:rPr>
   </w:style>
   <w:style w:type="character" w:customStyle="1" w:styleId="RegionMarkerTok">
     <w:name w:val="RegionMarkerTok"/>
     <w:basedOn w:val="VerbatimChar"/>
-    <w:rPr/>
+    <w:rPr>
+      <w:rFonts w:eastAsia="黑体"/>
+    </w:rPr>
   </w:style>
   <w:style w:type="character" w:customStyle="1" w:styleId="InformationTok">
     <w:name w:val="InformationTok"/>
     <w:basedOn w:val="VerbatimChar"/>
     <w:rPr>
+      <w:rFonts w:eastAsia="黑体"/>
       <w:b/>
       <w:i/>
       <w:color w:val="60a0b0"/>
@@ -15268,6 +16014,7 @@
     <w:name w:val="WarningTok"/>
     <w:basedOn w:val="VerbatimChar"/>
     <w:rPr>
+      <w:rFonts w:eastAsia="黑体"/>
       <w:b/>
       <w:i/>
       <w:color w:val="60a0b0"/>
@@ -15277,6 +16024,7 @@
     <w:name w:val="AlertTok"/>
     <w:basedOn w:val="VerbatimChar"/>
     <w:rPr>
+      <w:rFonts w:eastAsia="黑体"/>
       <w:b/>
       <w:color w:val="ff0000"/>
     </w:rPr>
@@ -15285,6 +16033,7 @@
     <w:name w:val="ErrorTok"/>
     <w:basedOn w:val="VerbatimChar"/>
     <w:rPr>
+      <w:rFonts w:eastAsia="黑体"/>
       <w:b/>
       <w:color w:val="ff0000"/>
     </w:rPr>
@@ -15292,7 +16041,9 @@
   <w:style w:type="character" w:customStyle="1" w:styleId="NormalTok">
     <w:name w:val="NormalTok"/>
     <w:basedOn w:val="VerbatimChar"/>
-    <w:rPr/>
+    <w:rPr>
+      <w:rFonts w:eastAsia="黑体"/>
+    </w:rPr>
   </w:style>
 </w:styles>
 </file>
@@ -15341,12 +16092,12 @@
     <a:fontScheme name="Office">
       <a:majorFont>
         <a:latin typeface="Calibri"/>
-        <a:ea typeface=""/>
+        <a:ea typeface="黑体"/>
         <a:cs typeface=""/>
         <a:font script="Jpan" typeface="ＭＳ ゴシック"/>
         <a:font script="Hang" typeface="맑은 고딕"/>
-        <a:font script="Hans" typeface="宋体"/>
-        <a:font script="Hant" typeface="新細明體"/>
+        <a:font script="Hans" typeface="黑体"/>
+        <a:font script="Hant" typeface="黑体"/>
         <a:font script="Arab" typeface="Times New Roman"/>
         <a:font script="Hebr" typeface="Times New Roman"/>
         <a:font script="Thai" typeface="Angsana New"/>
@@ -15376,12 +16127,12 @@
       </a:majorFont>
       <a:minorFont>
         <a:latin typeface="Cambria"/>
-        <a:ea typeface=""/>
+        <a:ea typeface="黑体"/>
         <a:cs typeface=""/>
         <a:font script="Jpan" typeface="ＭＳ 明朝"/>
         <a:font script="Hang" typeface="맑은 고딕"/>
-        <a:font script="Hans" typeface="宋体"/>
-        <a:font script="Hant" typeface="新細明體"/>
+        <a:font script="Hans" typeface="黑体"/>
+        <a:font script="Hant" typeface="黑体"/>
         <a:font script="Arab" typeface="Arial"/>
         <a:font script="Hebr" typeface="Arial"/>
         <a:font script="Thai" typeface="Cordia New"/>

--- a/01-电源电路/02-开关电源/Cuk变换器/隔离型Cuk电路/隔离型Cuk电路.docx
+++ b/01-电源电路/02-开关电源/Cuk变换器/隔离型Cuk电路/隔离型Cuk电路.docx
@@ -3021,7 +3021,7 @@
           <w:color w:val="555555"/>
           <w:sz w:val="21"/>
         </w:rPr>
-        <w:t>材料收集者：杜文杰，WX手机：19519196569，QQ:3478827729</w:t>
+        <w:t>材料收集者：杜文杰，微信/手机：19519196569，QQ:3478827729</w:t>
       </w:r>
     </w:p>
     <w:sectPr>
